--- a/Laboratory work №10.docx
+++ b/Laboratory work №10.docx
@@ -749,7 +749,7 @@
       <w:pPr>
         <w:numPr>
           <w:ilvl w:val="0"/>
-          <w:numId w:val="12"/>
+          <w:numId w:val="5"/>
         </w:numPr>
         <w:spacing w:line="240" w:lineRule="auto"/>
         <w:ind w:left="720" w:hanging="360"/>
@@ -774,7 +774,7 @@
       <w:pPr>
         <w:numPr>
           <w:ilvl w:val="0"/>
-          <w:numId w:val="12"/>
+          <w:numId w:val="5"/>
         </w:numPr>
         <w:spacing w:line="240" w:lineRule="auto"/>
         <w:ind w:left="720" w:hanging="360"/>
@@ -799,7 +799,7 @@
       <w:pPr>
         <w:numPr>
           <w:ilvl w:val="0"/>
-          <w:numId w:val="14"/>
+          <w:numId w:val="7"/>
         </w:numPr>
         <w:spacing w:line="240" w:lineRule="auto"/>
         <w:ind w:left="993" w:hanging="283.9999999999999"/>
@@ -824,7 +824,7 @@
       <w:pPr>
         <w:numPr>
           <w:ilvl w:val="0"/>
-          <w:numId w:val="14"/>
+          <w:numId w:val="7"/>
         </w:numPr>
         <w:spacing w:line="240" w:lineRule="auto"/>
         <w:ind w:left="993" w:hanging="283.9999999999999"/>
@@ -849,7 +849,7 @@
       <w:pPr>
         <w:numPr>
           <w:ilvl w:val="0"/>
-          <w:numId w:val="12"/>
+          <w:numId w:val="5"/>
         </w:numPr>
         <w:spacing w:line="240" w:lineRule="auto"/>
         <w:ind w:left="720" w:hanging="360"/>
@@ -874,7 +874,7 @@
       <w:pPr>
         <w:numPr>
           <w:ilvl w:val="0"/>
-          <w:numId w:val="11"/>
+          <w:numId w:val="4"/>
         </w:numPr>
         <w:spacing w:line="240" w:lineRule="auto"/>
         <w:ind w:left="1080" w:hanging="360"/>
@@ -899,7 +899,7 @@
       <w:pPr>
         <w:numPr>
           <w:ilvl w:val="0"/>
-          <w:numId w:val="11"/>
+          <w:numId w:val="4"/>
         </w:numPr>
         <w:spacing w:line="240" w:lineRule="auto"/>
         <w:ind w:left="1080" w:hanging="360"/>
@@ -924,7 +924,7 @@
       <w:pPr>
         <w:numPr>
           <w:ilvl w:val="0"/>
-          <w:numId w:val="12"/>
+          <w:numId w:val="5"/>
         </w:numPr>
         <w:spacing w:line="240" w:lineRule="auto"/>
         <w:ind w:left="720" w:hanging="360"/>
@@ -949,7 +949,7 @@
       <w:pPr>
         <w:numPr>
           <w:ilvl w:val="1"/>
-          <w:numId w:val="12"/>
+          <w:numId w:val="5"/>
         </w:numPr>
         <w:spacing w:line="240" w:lineRule="auto"/>
         <w:ind w:left="1133.858267716535" w:hanging="425.19685039370046"/>
@@ -973,7 +973,7 @@
       <w:pPr>
         <w:numPr>
           <w:ilvl w:val="1"/>
-          <w:numId w:val="12"/>
+          <w:numId w:val="5"/>
         </w:numPr>
         <w:spacing w:line="240" w:lineRule="auto"/>
         <w:ind w:left="1133.858267716535" w:hanging="425.19685039370046"/>
@@ -997,7 +997,7 @@
       <w:pPr>
         <w:numPr>
           <w:ilvl w:val="1"/>
-          <w:numId w:val="12"/>
+          <w:numId w:val="5"/>
         </w:numPr>
         <w:spacing w:line="240" w:lineRule="auto"/>
         <w:ind w:left="1133.858267716535" w:hanging="425.19685039370046"/>
@@ -1021,7 +1021,7 @@
       <w:pPr>
         <w:numPr>
           <w:ilvl w:val="1"/>
-          <w:numId w:val="12"/>
+          <w:numId w:val="5"/>
         </w:numPr>
         <w:spacing w:line="240" w:lineRule="auto"/>
         <w:ind w:left="1133.858267716535" w:hanging="425.19685039370046"/>
@@ -1045,7 +1045,7 @@
       <w:pPr>
         <w:numPr>
           <w:ilvl w:val="1"/>
-          <w:numId w:val="12"/>
+          <w:numId w:val="5"/>
         </w:numPr>
         <w:spacing w:line="240" w:lineRule="auto"/>
         <w:ind w:left="1133.858267716535" w:hanging="425.19685039370046"/>
@@ -1069,7 +1069,7 @@
       <w:pPr>
         <w:numPr>
           <w:ilvl w:val="1"/>
-          <w:numId w:val="12"/>
+          <w:numId w:val="5"/>
         </w:numPr>
         <w:spacing w:line="240" w:lineRule="auto"/>
         <w:ind w:left="1133.858267716535" w:hanging="435"/>
@@ -1094,7 +1094,7 @@
       <w:pPr>
         <w:numPr>
           <w:ilvl w:val="0"/>
-          <w:numId w:val="12"/>
+          <w:numId w:val="5"/>
         </w:numPr>
         <w:spacing w:line="240" w:lineRule="auto"/>
         <w:ind w:left="720" w:hanging="360"/>
@@ -1119,7 +1119,7 @@
       <w:pPr>
         <w:numPr>
           <w:ilvl w:val="0"/>
-          <w:numId w:val="14"/>
+          <w:numId w:val="7"/>
         </w:numPr>
         <w:spacing w:line="240" w:lineRule="auto"/>
         <w:ind w:left="993" w:hanging="283.9999999999999"/>
@@ -1144,7 +1144,7 @@
       <w:pPr>
         <w:numPr>
           <w:ilvl w:val="0"/>
-          <w:numId w:val="14"/>
+          <w:numId w:val="7"/>
         </w:numPr>
         <w:spacing w:line="240" w:lineRule="auto"/>
         <w:ind w:left="993" w:hanging="283.9999999999999"/>
@@ -1169,7 +1169,7 @@
       <w:pPr>
         <w:numPr>
           <w:ilvl w:val="0"/>
-          <w:numId w:val="14"/>
+          <w:numId w:val="7"/>
         </w:numPr>
         <w:spacing w:line="240" w:lineRule="auto"/>
         <w:ind w:left="993" w:hanging="283.9999999999999"/>
@@ -1233,7 +1233,7 @@
           <w:szCs w:val="26"/>
         </w:rPr>
       </w:pPr>
-      <w:bookmarkStart w:colFirst="0" w:colLast="0" w:name="_tkd7fl9n9q84" w:id="0"/>
+      <w:bookmarkStart w:colFirst="0" w:colLast="0" w:name="_aplbx16in4s8" w:id="0"/>
       <w:bookmarkEnd w:id="0"/>
       <w:r>
         <w:rPr>
@@ -1256,7 +1256,7 @@
           <w:szCs w:val="26"/>
         </w:rPr>
       </w:pPr>
-      <w:bookmarkStart w:colFirst="0" w:colLast="0" w:name="_fyluutqkorc9" w:id="1"/>
+      <w:bookmarkStart w:colFirst="0" w:colLast="0" w:name="_46w5gswkmclb" w:id="1"/>
       <w:bookmarkEnd w:id="1"/>
       <w:r>
         <w:rPr>
@@ -1287,25 +1287,7 @@
           <w:szCs w:val="28"/>
           <w:rtl w:val="0"/>
         </w:rPr>
-        <w:t xml:space="preserve">Команда </w:t>
-      </w:r>
-      <w:r>
-        <w:rPr>
-          <w:rFonts w:ascii="Times New Roman" w:cs="Times New Roman" w:eastAsia="Times New Roman" w:hAnsi="Times New Roman"/>
-          <w:sz w:val="28"/>
-          <w:szCs w:val="28"/>
-          <w:rtl w:val="0"/>
-        </w:rPr>
-        <w:t xml:space="preserve">id</w:t>
-      </w:r>
-      <w:r>
-        <w:rPr>
-          <w:rFonts w:ascii="Times New Roman" w:cs="Times New Roman" w:eastAsia="Times New Roman" w:hAnsi="Times New Roman"/>
-          <w:sz w:val="28"/>
-          <w:szCs w:val="28"/>
-          <w:rtl w:val="0"/>
-        </w:rPr>
-        <w:t xml:space="preserve"> служить для виведення інформації про </w:t>
+        <w:t xml:space="preserve">Команда id служить для виведення інформації про </w:t>
       </w:r>
       <w:r>
         <w:rPr>
@@ -1363,7 +1345,7 @@
           <w:szCs w:val="26"/>
         </w:rPr>
       </w:pPr>
-      <w:bookmarkStart w:colFirst="0" w:colLast="0" w:name="_fb3g5b5ai541" w:id="2"/>
+      <w:bookmarkStart w:colFirst="0" w:colLast="0" w:name="_9ddh6uj1bzxd" w:id="2"/>
       <w:bookmarkEnd w:id="2"/>
       <w:r>
         <w:rPr>
@@ -1394,97 +1376,7 @@
           <w:szCs w:val="28"/>
           <w:rtl w:val="0"/>
         </w:rPr>
-        <w:t xml:space="preserve">Щоб переглянути права доступу, які має власник файлу, використовується команда </w:t>
-      </w:r>
-      <w:r>
-        <w:rPr>
-          <w:rFonts w:ascii="Times New Roman" w:cs="Times New Roman" w:eastAsia="Times New Roman" w:hAnsi="Times New Roman"/>
-          <w:sz w:val="28"/>
-          <w:szCs w:val="28"/>
-          <w:rtl w:val="0"/>
-        </w:rPr>
-        <w:t xml:space="preserve">ls</w:t>
-      </w:r>
-      <w:r>
-        <w:rPr>
-          <w:rFonts w:ascii="Times New Roman" w:cs="Times New Roman" w:eastAsia="Times New Roman" w:hAnsi="Times New Roman"/>
-          <w:sz w:val="28"/>
-          <w:szCs w:val="28"/>
-          <w:rtl w:val="0"/>
-        </w:rPr>
-        <w:t xml:space="preserve"> з опцією </w:t>
-      </w:r>
-      <w:r>
-        <w:rPr>
-          <w:rFonts w:ascii="Times New Roman" w:cs="Times New Roman" w:eastAsia="Times New Roman" w:hAnsi="Times New Roman"/>
-          <w:sz w:val="28"/>
-          <w:szCs w:val="28"/>
-          <w:rtl w:val="0"/>
-        </w:rPr>
-        <w:t xml:space="preserve">-l</w:t>
-      </w:r>
-      <w:r>
-        <w:rPr>
-          <w:rFonts w:ascii="Times New Roman" w:cs="Times New Roman" w:eastAsia="Times New Roman" w:hAnsi="Times New Roman"/>
-          <w:sz w:val="28"/>
-          <w:szCs w:val="28"/>
-          <w:rtl w:val="0"/>
-        </w:rPr>
-        <w:t xml:space="preserve"> (довгий формат списку), наприклад, </w:t>
-      </w:r>
-      <w:r>
-        <w:rPr>
-          <w:rFonts w:ascii="Times New Roman" w:cs="Times New Roman" w:eastAsia="Times New Roman" w:hAnsi="Times New Roman"/>
-          <w:sz w:val="28"/>
-          <w:szCs w:val="28"/>
-          <w:rtl w:val="0"/>
-        </w:rPr>
-        <w:t xml:space="preserve">ls -l filename</w:t>
-      </w:r>
-      <w:r>
-        <w:rPr>
-          <w:rFonts w:ascii="Times New Roman" w:cs="Times New Roman" w:eastAsia="Times New Roman" w:hAnsi="Times New Roman"/>
-          <w:sz w:val="28"/>
-          <w:szCs w:val="28"/>
-          <w:rtl w:val="0"/>
-        </w:rPr>
-        <w:t xml:space="preserve">. Перші три символи (після символу типу файлу) у рядку дозволів (</w:t>
-      </w:r>
-      <w:r>
-        <w:rPr>
-          <w:rFonts w:ascii="Times New Roman" w:cs="Times New Roman" w:eastAsia="Times New Roman" w:hAnsi="Times New Roman"/>
-          <w:sz w:val="28"/>
-          <w:szCs w:val="28"/>
-          <w:rtl w:val="0"/>
-        </w:rPr>
-        <w:t xml:space="preserve">rwx</w:t>
-      </w:r>
-      <w:r>
-        <w:rPr>
-          <w:rFonts w:ascii="Times New Roman" w:cs="Times New Roman" w:eastAsia="Times New Roman" w:hAnsi="Times New Roman"/>
-          <w:sz w:val="28"/>
-          <w:szCs w:val="28"/>
-          <w:rtl w:val="0"/>
-        </w:rPr>
-        <w:t xml:space="preserve">, </w:t>
-      </w:r>
-      <w:r>
-        <w:rPr>
-          <w:rFonts w:ascii="Times New Roman" w:cs="Times New Roman" w:eastAsia="Times New Roman" w:hAnsi="Times New Roman"/>
-          <w:sz w:val="28"/>
-          <w:szCs w:val="28"/>
-          <w:rtl w:val="0"/>
-        </w:rPr>
-        <w:t xml:space="preserve">rw-</w:t>
-      </w:r>
-      <w:r>
-        <w:rPr>
-          <w:rFonts w:ascii="Times New Roman" w:cs="Times New Roman" w:eastAsia="Times New Roman" w:hAnsi="Times New Roman"/>
-          <w:sz w:val="28"/>
-          <w:szCs w:val="28"/>
-          <w:rtl w:val="0"/>
-        </w:rPr>
-        <w:t xml:space="preserve"> тощо) вказують на права доступу для </w:t>
+        <w:t xml:space="preserve">Щоб переглянути права доступу, які має власник файлу, використовується команда ls з опцією -l (довгий формат списку), наприклад, ls -l filename. Перші три символи (після символу типу файлу) у рядку дозволів (rwx, rw- тощо) вказують на права доступу для </w:t>
       </w:r>
       <w:r>
         <w:rPr>
@@ -1522,7 +1414,7 @@
           <w:szCs w:val="26"/>
         </w:rPr>
       </w:pPr>
-      <w:bookmarkStart w:colFirst="0" w:colLast="0" w:name="_1hljsy4mywdx" w:id="3"/>
+      <w:bookmarkStart w:colFirst="0" w:colLast="0" w:name="_t76zsyvjsu9r" w:id="3"/>
       <w:bookmarkEnd w:id="3"/>
       <w:r>
         <w:rPr>
@@ -1573,43 +1465,7 @@
           <w:szCs w:val="28"/>
           <w:rtl w:val="0"/>
         </w:rPr>
-        <w:t xml:space="preserve"> (change group ownership). Ви вказуєте нову назву групи та ім'я файлу. Наприклад, щоб змінити групу файлу на </w:t>
-      </w:r>
-      <w:r>
-        <w:rPr>
-          <w:rFonts w:ascii="Times New Roman" w:cs="Times New Roman" w:eastAsia="Times New Roman" w:hAnsi="Times New Roman"/>
-          <w:sz w:val="28"/>
-          <w:szCs w:val="28"/>
-          <w:rtl w:val="0"/>
-        </w:rPr>
-        <w:t xml:space="preserve">developers</w:t>
-      </w:r>
-      <w:r>
-        <w:rPr>
-          <w:rFonts w:ascii="Times New Roman" w:cs="Times New Roman" w:eastAsia="Times New Roman" w:hAnsi="Times New Roman"/>
-          <w:sz w:val="28"/>
-          <w:szCs w:val="28"/>
-          <w:rtl w:val="0"/>
-        </w:rPr>
-        <w:t xml:space="preserve">, ви виконаєте команду </w:t>
-      </w:r>
-      <w:r>
-        <w:rPr>
-          <w:rFonts w:ascii="Times New Roman" w:cs="Times New Roman" w:eastAsia="Times New Roman" w:hAnsi="Times New Roman"/>
-          <w:sz w:val="28"/>
-          <w:szCs w:val="28"/>
-          <w:rtl w:val="0"/>
-        </w:rPr>
-        <w:t xml:space="preserve">chgrp developers filename</w:t>
-      </w:r>
-      <w:r>
-        <w:rPr>
-          <w:rFonts w:ascii="Times New Roman" w:cs="Times New Roman" w:eastAsia="Times New Roman" w:hAnsi="Times New Roman"/>
-          <w:sz w:val="28"/>
-          <w:szCs w:val="28"/>
-          <w:rtl w:val="0"/>
-        </w:rPr>
-        <w:t xml:space="preserve">. Зазвичай для цього потрібні права адміністратора або власника файлу.</w:t>
+        <w:t xml:space="preserve"> (change group ownership). Ви вказуєте нову назву групи та ім'я файлу. Наприклад, щоб змінити групу файлу на developers, ви виконаєте команду chgrp developers filename. Зазвичай для цього потрібні права адміністратора або власника файлу.</w:t>
       </w:r>
     </w:p>
     <w:p>
@@ -1627,7 +1483,7 @@
           <w:szCs w:val="26"/>
         </w:rPr>
       </w:pPr>
-      <w:bookmarkStart w:colFirst="0" w:colLast="0" w:name="_e2bjn3ocyj0g" w:id="4"/>
+      <w:bookmarkStart w:colFirst="0" w:colLast="0" w:name="_mbeqqy5l03au" w:id="4"/>
       <w:bookmarkEnd w:id="4"/>
       <w:r>
         <w:rPr>
@@ -1685,9 +1541,9 @@
       <w:pPr>
         <w:numPr>
           <w:ilvl w:val="0"/>
-          <w:numId w:val="7"/>
+          <w:numId w:val="14"/>
         </w:numPr>
-        <w:spacing w:after="0" w:afterAutospacing="0" w:before="240" w:lineRule="auto"/>
+        <w:spacing w:after="0" w:before="240" w:lineRule="auto"/>
         <w:ind w:left="720" w:hanging="360"/>
         <w:rPr>
           <w:rFonts w:ascii="Times New Roman" w:cs="Times New Roman" w:eastAsia="Times New Roman" w:hAnsi="Times New Roman"/>
@@ -1706,14 +1562,19 @@
         </w:rPr>
         <w:t xml:space="preserve">Приклади:</w:t>
       </w:r>
+      <w:r>
+        <w:rPr>
+          <w:rtl w:val="0"/>
+        </w:rPr>
+      </w:r>
     </w:p>
     <w:p>
       <w:pPr>
         <w:numPr>
           <w:ilvl w:val="1"/>
-          <w:numId w:val="7"/>
+          <w:numId w:val="14"/>
         </w:numPr>
-        <w:spacing w:after="0" w:afterAutospacing="0" w:before="0" w:beforeAutospacing="0" w:lineRule="auto"/>
+        <w:spacing w:after="0" w:before="0" w:lineRule="auto"/>
         <w:ind w:left="1440" w:hanging="360"/>
         <w:rPr>
           <w:rFonts w:ascii="Times New Roman" w:cs="Times New Roman" w:eastAsia="Times New Roman" w:hAnsi="Times New Roman"/>
@@ -1728,43 +1589,7 @@
           <w:szCs w:val="28"/>
           <w:rtl w:val="0"/>
         </w:rPr>
-        <w:t xml:space="preserve">Для звичайного текстового файлу (як-от </w:t>
-      </w:r>
-      <w:r>
-        <w:rPr>
-          <w:rFonts w:ascii="Times New Roman" w:cs="Times New Roman" w:eastAsia="Times New Roman" w:hAnsi="Times New Roman"/>
-          <w:sz w:val="28"/>
-          <w:szCs w:val="28"/>
-          <w:rtl w:val="0"/>
-        </w:rPr>
-        <w:t xml:space="preserve">/etc/passwd</w:t>
-      </w:r>
-      <w:r>
-        <w:rPr>
-          <w:rFonts w:ascii="Times New Roman" w:cs="Times New Roman" w:eastAsia="Times New Roman" w:hAnsi="Times New Roman"/>
-          <w:sz w:val="28"/>
-          <w:szCs w:val="28"/>
-          <w:rtl w:val="0"/>
-        </w:rPr>
-        <w:t xml:space="preserve">) команда </w:t>
-      </w:r>
-      <w:r>
-        <w:rPr>
-          <w:rFonts w:ascii="Times New Roman" w:cs="Times New Roman" w:eastAsia="Times New Roman" w:hAnsi="Times New Roman"/>
-          <w:sz w:val="28"/>
-          <w:szCs w:val="28"/>
-          <w:rtl w:val="0"/>
-        </w:rPr>
-        <w:t xml:space="preserve">file</w:t>
-      </w:r>
-      <w:r>
-        <w:rPr>
-          <w:rFonts w:ascii="Times New Roman" w:cs="Times New Roman" w:eastAsia="Times New Roman" w:hAnsi="Times New Roman"/>
-          <w:sz w:val="28"/>
-          <w:szCs w:val="28"/>
-          <w:rtl w:val="0"/>
-        </w:rPr>
-        <w:t xml:space="preserve"> виведе, що це </w:t>
+        <w:t xml:space="preserve">Для звичайного текстового файлу (як-от /etc/passwd) команда file виведе, що це </w:t>
       </w:r>
       <w:r>
         <w:rPr>
@@ -1791,9 +1616,9 @@
       <w:pPr>
         <w:numPr>
           <w:ilvl w:val="1"/>
-          <w:numId w:val="7"/>
+          <w:numId w:val="14"/>
         </w:numPr>
-        <w:spacing w:after="0" w:afterAutospacing="0" w:before="0" w:beforeAutospacing="0" w:lineRule="auto"/>
+        <w:spacing w:after="0" w:before="0" w:lineRule="auto"/>
         <w:ind w:left="1440" w:hanging="360"/>
         <w:rPr>
           <w:rFonts w:ascii="Times New Roman" w:cs="Times New Roman" w:eastAsia="Times New Roman" w:hAnsi="Times New Roman"/>
@@ -1808,25 +1633,7 @@
           <w:szCs w:val="28"/>
           <w:rtl w:val="0"/>
         </w:rPr>
-        <w:t xml:space="preserve">Для скомпільованої програми (наприклад, </w:t>
-      </w:r>
-      <w:r>
-        <w:rPr>
-          <w:rFonts w:ascii="Times New Roman" w:cs="Times New Roman" w:eastAsia="Times New Roman" w:hAnsi="Times New Roman"/>
-          <w:sz w:val="28"/>
-          <w:szCs w:val="28"/>
-          <w:rtl w:val="0"/>
-        </w:rPr>
-        <w:t xml:space="preserve">/bin/bash</w:t>
-      </w:r>
-      <w:r>
-        <w:rPr>
-          <w:rFonts w:ascii="Times New Roman" w:cs="Times New Roman" w:eastAsia="Times New Roman" w:hAnsi="Times New Roman"/>
-          <w:sz w:val="28"/>
-          <w:szCs w:val="28"/>
-          <w:rtl w:val="0"/>
-        </w:rPr>
-        <w:t xml:space="preserve">) вона виведе, що це </w:t>
+        <w:t xml:space="preserve">Для скомпільованої програми (наприклад, /bin/bash) вона виведе, що це </w:t>
       </w:r>
       <w:r>
         <w:rPr>
@@ -1853,9 +1660,9 @@
       <w:pPr>
         <w:numPr>
           <w:ilvl w:val="1"/>
-          <w:numId w:val="7"/>
+          <w:numId w:val="14"/>
         </w:numPr>
-        <w:spacing w:after="240" w:before="0" w:beforeAutospacing="0" w:lineRule="auto"/>
+        <w:spacing w:after="240" w:before="0" w:lineRule="auto"/>
         <w:ind w:left="1440" w:hanging="360"/>
         <w:rPr>
           <w:rFonts w:ascii="Times New Roman" w:cs="Times New Roman" w:eastAsia="Times New Roman" w:hAnsi="Times New Roman"/>
@@ -1908,7 +1715,7 @@
           <w:szCs w:val="26"/>
         </w:rPr>
       </w:pPr>
-      <w:bookmarkStart w:colFirst="0" w:colLast="0" w:name="_u5xlp6v13vbo" w:id="5"/>
+      <w:bookmarkStart w:colFirst="0" w:colLast="0" w:name="_8k3kg8ckij2d" w:id="5"/>
       <w:bookmarkEnd w:id="5"/>
       <w:r>
         <w:rPr>
@@ -1927,9 +1734,9 @@
       <w:pPr>
         <w:numPr>
           <w:ilvl w:val="0"/>
-          <w:numId w:val="9"/>
+          <w:numId w:val="15"/>
         </w:numPr>
-        <w:spacing w:after="0" w:afterAutospacing="0" w:before="240" w:lineRule="auto"/>
+        <w:spacing w:after="0" w:before="240" w:lineRule="auto"/>
         <w:ind w:left="720" w:hanging="360"/>
         <w:rPr>
           <w:rFonts w:ascii="Times New Roman" w:cs="Times New Roman" w:eastAsia="Times New Roman" w:hAnsi="Times New Roman"/>
@@ -1995,52 +1802,16 @@
           <w:szCs w:val="28"/>
           <w:rtl w:val="0"/>
         </w:rPr>
-        <w:t xml:space="preserve">, а не з власними правами. Це критично, коли звичайному користувачеві потрібно виконати дію, яка вимагає вищих привілеїв (наприклад, зміна пароля за допомогою команди </w:t>
-      </w:r>
-      <w:r>
-        <w:rPr>
-          <w:rFonts w:ascii="Times New Roman" w:cs="Times New Roman" w:eastAsia="Times New Roman" w:hAnsi="Times New Roman"/>
-          <w:sz w:val="28"/>
-          <w:szCs w:val="28"/>
-          <w:rtl w:val="0"/>
-        </w:rPr>
-        <w:t xml:space="preserve">passwd</w:t>
-      </w:r>
-      <w:r>
-        <w:rPr>
-          <w:rFonts w:ascii="Times New Roman" w:cs="Times New Roman" w:eastAsia="Times New Roman" w:hAnsi="Times New Roman"/>
-          <w:sz w:val="28"/>
-          <w:szCs w:val="28"/>
-          <w:rtl w:val="0"/>
-        </w:rPr>
-        <w:t xml:space="preserve">, яка виконується як </w:t>
-      </w:r>
-      <w:r>
-        <w:rPr>
-          <w:rFonts w:ascii="Times New Roman" w:cs="Times New Roman" w:eastAsia="Times New Roman" w:hAnsi="Times New Roman"/>
-          <w:sz w:val="28"/>
-          <w:szCs w:val="28"/>
-          <w:rtl w:val="0"/>
-        </w:rPr>
-        <w:t xml:space="preserve">root</w:t>
-      </w:r>
-      <w:r>
-        <w:rPr>
-          <w:rFonts w:ascii="Times New Roman" w:cs="Times New Roman" w:eastAsia="Times New Roman" w:hAnsi="Times New Roman"/>
-          <w:sz w:val="28"/>
-          <w:szCs w:val="28"/>
-          <w:rtl w:val="0"/>
-        </w:rPr>
-        <w:t xml:space="preserve">).</w:t>
+        <w:t xml:space="preserve">, а не з власними правами. Це критично, коли звичайному користувачеві потрібно виконати дію, яка вимагає вищих привілеїв (наприклад, зміна пароля за допомогою команди passwd, яка виконується як root).</w:t>
       </w:r>
     </w:p>
     <w:p>
       <w:pPr>
         <w:numPr>
           <w:ilvl w:val="0"/>
-          <w:numId w:val="9"/>
+          <w:numId w:val="15"/>
         </w:numPr>
-        <w:spacing w:after="240" w:before="0" w:beforeAutospacing="0" w:lineRule="auto"/>
+        <w:spacing w:after="240" w:before="0" w:lineRule="auto"/>
         <w:ind w:left="720" w:hanging="360"/>
         <w:rPr>
           <w:rFonts w:ascii="Times New Roman" w:cs="Times New Roman" w:eastAsia="Times New Roman" w:hAnsi="Times New Roman"/>
@@ -2144,7 +1915,7 @@
           <w:szCs w:val="26"/>
         </w:rPr>
       </w:pPr>
-      <w:bookmarkStart w:colFirst="0" w:colLast="0" w:name="_7ld06dmx9mkp" w:id="6"/>
+      <w:bookmarkStart w:colFirst="0" w:colLast="0" w:name="_fuexerg8gawj" w:id="6"/>
       <w:bookmarkEnd w:id="6"/>
       <w:r>
         <w:rPr>
@@ -2233,9 +2004,9 @@
       <w:pPr>
         <w:numPr>
           <w:ilvl w:val="0"/>
-          <w:numId w:val="1"/>
+          <w:numId w:val="2"/>
         </w:numPr>
-        <w:spacing w:after="0" w:afterAutospacing="0" w:before="240" w:lineRule="auto"/>
+        <w:spacing w:after="0" w:before="240" w:lineRule="auto"/>
         <w:ind w:left="720" w:hanging="360"/>
         <w:rPr>
           <w:rFonts w:ascii="Times New Roman" w:cs="Times New Roman" w:eastAsia="Times New Roman" w:hAnsi="Times New Roman"/>
@@ -2268,9 +2039,9 @@
       <w:pPr>
         <w:numPr>
           <w:ilvl w:val="0"/>
-          <w:numId w:val="1"/>
+          <w:numId w:val="2"/>
         </w:numPr>
-        <w:spacing w:after="240" w:before="0" w:beforeAutospacing="0" w:lineRule="auto"/>
+        <w:spacing w:after="240" w:before="0" w:lineRule="auto"/>
         <w:ind w:left="720" w:hanging="360"/>
         <w:rPr>
           <w:rFonts w:ascii="Times New Roman" w:cs="Times New Roman" w:eastAsia="Times New Roman" w:hAnsi="Times New Roman"/>
@@ -2316,25 +2087,7 @@
           <w:szCs w:val="28"/>
           <w:rtl w:val="0"/>
         </w:rPr>
-        <w:t xml:space="preserve"> (для тимчасових файлів). Завдяки "липкому біту", кожен користувач може створювати файли у </w:t>
-      </w:r>
-      <w:r>
-        <w:rPr>
-          <w:rFonts w:ascii="Times New Roman" w:cs="Times New Roman" w:eastAsia="Times New Roman" w:hAnsi="Times New Roman"/>
-          <w:sz w:val="28"/>
-          <w:szCs w:val="28"/>
-          <w:rtl w:val="0"/>
-        </w:rPr>
-        <w:t xml:space="preserve">/tmp</w:t>
-      </w:r>
-      <w:r>
-        <w:rPr>
-          <w:rFonts w:ascii="Times New Roman" w:cs="Times New Roman" w:eastAsia="Times New Roman" w:hAnsi="Times New Roman"/>
-          <w:sz w:val="28"/>
-          <w:szCs w:val="28"/>
-          <w:rtl w:val="0"/>
-        </w:rPr>
-        <w:t xml:space="preserve">, але не може видалити файли, створені іншим користувачем, забезпечуючи тим самим безпеку та конфіденційність тимчасових даних.</w:t>
+        <w:t xml:space="preserve"> (для тимчасових файлів). Завдяки "липкому біту", кожен користувач може створювати файли у /tmp, але не може видалити файли, створені іншим користувачем, забезпечуючи тим самим безпеку та конфіденційність тимчасових даних.</w:t>
       </w:r>
     </w:p>
     <w:p>
@@ -2359,6 +2112,31 @@
           <w:rtl w:val="0"/>
         </w:rPr>
         <w:t xml:space="preserve">Хід роботи:</w:t>
+      </w:r>
+    </w:p>
+    <w:p>
+      <w:pPr>
+        <w:numPr>
+          <w:ilvl w:val="1"/>
+          <w:numId w:val="13"/>
+        </w:numPr>
+        <w:spacing w:line="240" w:lineRule="auto"/>
+        <w:ind w:left="567" w:hanging="283"/>
+        <w:jc w:val="both"/>
+        <w:rPr>
+          <w:rFonts w:ascii="Times New Roman" w:cs="Times New Roman" w:eastAsia="Times New Roman" w:hAnsi="Times New Roman"/>
+          <w:sz w:val="28"/>
+          <w:szCs w:val="28"/>
+        </w:rPr>
+      </w:pPr>
+      <w:r>
+        <w:rPr>
+          <w:rFonts w:ascii="Times New Roman" w:cs="Times New Roman" w:eastAsia="Times New Roman" w:hAnsi="Times New Roman"/>
+          <w:sz w:val="28"/>
+          <w:szCs w:val="28"/>
+          <w:rtl w:val="0"/>
+        </w:rPr>
+        <w:t xml:space="preserve"> Початкова робота в CLI-режимі в Linux ОС сімейства Linux:</w:t>
       </w:r>
     </w:p>
     <w:p>
@@ -2368,31 +2146,6 @@
           <w:numId w:val="6"/>
         </w:numPr>
         <w:spacing w:line="240" w:lineRule="auto"/>
-        <w:ind w:left="567" w:hanging="283"/>
-        <w:jc w:val="both"/>
-        <w:rPr>
-          <w:rFonts w:ascii="Times New Roman" w:cs="Times New Roman" w:eastAsia="Times New Roman" w:hAnsi="Times New Roman"/>
-          <w:sz w:val="28"/>
-          <w:szCs w:val="28"/>
-        </w:rPr>
-      </w:pPr>
-      <w:r>
-        <w:rPr>
-          <w:rFonts w:ascii="Times New Roman" w:cs="Times New Roman" w:eastAsia="Times New Roman" w:hAnsi="Times New Roman"/>
-          <w:sz w:val="28"/>
-          <w:szCs w:val="28"/>
-          <w:rtl w:val="0"/>
-        </w:rPr>
-        <w:t xml:space="preserve"> Початкова робота в CLI-режимі в Linux ОС сімейства Linux:</w:t>
-      </w:r>
-    </w:p>
-    <w:p>
-      <w:pPr>
-        <w:numPr>
-          <w:ilvl w:val="1"/>
-          <w:numId w:val="13"/>
-        </w:numPr>
-        <w:spacing w:line="240" w:lineRule="auto"/>
         <w:ind w:left="993" w:hanging="426"/>
         <w:jc w:val="both"/>
         <w:rPr>
@@ -2432,17 +2185,12 @@
         </w:rPr>
         <w:t xml:space="preserve">.</w:t>
       </w:r>
-      <w:r>
-        <w:rPr>
-          <w:rtl w:val="0"/>
-        </w:rPr>
-      </w:r>
     </w:p>
     <w:p>
       <w:pPr>
         <w:numPr>
           <w:ilvl w:val="1"/>
-          <w:numId w:val="13"/>
+          <w:numId w:val="6"/>
         </w:numPr>
         <w:spacing w:line="240" w:lineRule="auto"/>
         <w:ind w:left="993" w:hanging="426"/>
@@ -2484,17 +2232,12 @@
         </w:rPr>
         <w:t xml:space="preserve"> </w:t>
       </w:r>
-      <w:r>
-        <w:rPr>
-          <w:rtl w:val="0"/>
-        </w:rPr>
-      </w:r>
     </w:p>
     <w:p>
       <w:pPr>
         <w:numPr>
           <w:ilvl w:val="1"/>
-          <w:numId w:val="13"/>
+          <w:numId w:val="6"/>
         </w:numPr>
         <w:spacing w:line="240" w:lineRule="auto"/>
         <w:ind w:left="993" w:hanging="426"/>
@@ -2536,17 +2279,12 @@
         </w:rPr>
         <w:t xml:space="preserve"> та запустіть термінал.</w:t>
       </w:r>
-      <w:r>
-        <w:rPr>
-          <w:rtl w:val="0"/>
-        </w:rPr>
-      </w:r>
     </w:p>
     <w:p>
       <w:pPr>
         <w:numPr>
           <w:ilvl w:val="1"/>
-          <w:numId w:val="6"/>
+          <w:numId w:val="13"/>
         </w:numPr>
         <w:spacing w:line="240" w:lineRule="auto"/>
         <w:ind w:left="426" w:hanging="153"/>
@@ -2728,23 +2466,7 @@
                 <w:szCs w:val="28"/>
                 <w:rtl w:val="0"/>
               </w:rPr>
-              <w:t xml:space="preserve">Виводить список файлів і каталогів. Найчастіше використовується з опцією </w:t>
-            </w:r>
-            <w:r>
-              <w:rPr>
-                <w:sz w:val="28"/>
-                <w:szCs w:val="28"/>
-                <w:rtl w:val="0"/>
-              </w:rPr>
-              <w:t xml:space="preserve">-l</w:t>
-            </w:r>
-            <w:r>
-              <w:rPr>
-                <w:sz w:val="28"/>
-                <w:szCs w:val="28"/>
-                <w:rtl w:val="0"/>
-              </w:rPr>
-              <w:t xml:space="preserve"> для показу детальної інформації, зокрема прав доступу, власника, групи та розміру файлу.</w:t>
+              <w:t xml:space="preserve">Виводить список файлів і каталогів. Найчастіше використовується з опцією -l для показу детальної інформації, зокрема прав доступу, власника, групи та розміру файлу.</w:t>
             </w:r>
           </w:p>
         </w:tc>
@@ -2907,25 +2629,2872 @@
       <w:pPr>
         <w:numPr>
           <w:ilvl w:val="1"/>
+          <w:numId w:val="3"/>
+        </w:numPr>
+        <w:spacing w:line="240" w:lineRule="auto"/>
+        <w:ind w:left="566.9291338582675" w:hanging="283.46456692913375"/>
+        <w:jc w:val="both"/>
+        <w:rPr>
+          <w:rFonts w:ascii="Times New Roman" w:cs="Times New Roman" w:eastAsia="Times New Roman" w:hAnsi="Times New Roman"/>
+          <w:sz w:val="28"/>
+          <w:szCs w:val="28"/>
+        </w:rPr>
+      </w:pPr>
+      <w:r>
+        <w:rPr>
+          <w:rFonts w:ascii="Times New Roman" w:cs="Times New Roman" w:eastAsia="Times New Roman" w:hAnsi="Times New Roman"/>
+          <w:sz w:val="28"/>
+          <w:szCs w:val="28"/>
+          <w:rtl w:val="0"/>
+        </w:rPr>
+        <w:t xml:space="preserve"> Виконайте наступні практичні завдання у терміналі наступні дії (продемонструвати скріншоти):</w:t>
+      </w:r>
+    </w:p>
+    <w:p>
+      <w:pPr>
+        <w:numPr>
+          <w:ilvl w:val="0"/>
+          <w:numId w:val="16"/>
+        </w:numPr>
+        <w:spacing w:line="240" w:lineRule="auto"/>
+        <w:ind w:left="1004" w:hanging="360"/>
+        <w:jc w:val="both"/>
+        <w:rPr>
+          <w:rFonts w:ascii="Times New Roman" w:cs="Times New Roman" w:eastAsia="Times New Roman" w:hAnsi="Times New Roman"/>
+          <w:sz w:val="28"/>
+          <w:szCs w:val="28"/>
+        </w:rPr>
+      </w:pPr>
+      <w:r>
+        <w:rPr>
+          <w:rFonts w:ascii="Times New Roman" w:cs="Times New Roman" w:eastAsia="Times New Roman" w:hAnsi="Times New Roman"/>
+          <w:sz w:val="28"/>
+          <w:szCs w:val="28"/>
+          <w:rtl w:val="0"/>
+        </w:rPr>
+        <w:t xml:space="preserve">створіть трьох нових користувачів;</w:t>
+      </w:r>
+    </w:p>
+    <w:p>
+      <w:pPr>
+        <w:spacing w:line="240" w:lineRule="auto"/>
+        <w:ind w:left="1004" w:firstLine="0"/>
+        <w:jc w:val="both"/>
+        <w:rPr>
+          <w:rFonts w:ascii="Times New Roman" w:cs="Times New Roman" w:eastAsia="Times New Roman" w:hAnsi="Times New Roman"/>
+          <w:sz w:val="28"/>
+          <w:szCs w:val="28"/>
+        </w:rPr>
+      </w:pPr>
+      <w:r>
+        <w:rPr>
+          <w:rtl w:val="0"/>
+        </w:rPr>
+      </w:r>
+    </w:p>
+    <w:p>
+      <w:pPr>
+        <w:spacing w:line="240" w:lineRule="auto"/>
+        <w:jc w:val="both"/>
+        <w:rPr>
+          <w:rFonts w:ascii="Times New Roman" w:cs="Times New Roman" w:eastAsia="Times New Roman" w:hAnsi="Times New Roman"/>
+          <w:sz w:val="28"/>
+          <w:szCs w:val="28"/>
+        </w:rPr>
+      </w:pPr>
+      <w:r>
+        <w:rPr>
+          <w:rFonts w:ascii="Times New Roman" w:cs="Times New Roman" w:eastAsia="Times New Roman" w:hAnsi="Times New Roman"/>
+          <w:sz w:val="28"/>
+          <w:szCs w:val="28"/>
+        </w:rPr>
+        <w:drawing>
+          <wp:inline distB="114300" distT="114300" distL="114300" distR="114300">
+            <wp:extent cx="3238500" cy="704850"/>
+            <wp:effectExtent b="0" l="0" r="0" t="0"/>
+            <wp:docPr id="22" name="image17.png"/>
+            <a:graphic>
+              <a:graphicData uri="http://schemas.openxmlformats.org/drawingml/2006/picture">
+                <pic:pic>
+                  <pic:nvPicPr>
+                    <pic:cNvPr id="0" name="image17.png"/>
+                    <pic:cNvPicPr preferRelativeResize="0"/>
+                  </pic:nvPicPr>
+                  <pic:blipFill>
+                    <a:blip r:embed="rId6"/>
+                    <a:srcRect b="0" l="0" r="0" t="0"/>
+                    <a:stretch>
+                      <a:fillRect/>
+                    </a:stretch>
+                  </pic:blipFill>
+                  <pic:spPr>
+                    <a:xfrm>
+                      <a:off x="0" y="0"/>
+                      <a:ext cx="3238500" cy="704850"/>
+                    </a:xfrm>
+                    <a:prstGeom prst="rect"/>
+                    <a:ln/>
+                  </pic:spPr>
+                </pic:pic>
+              </a:graphicData>
+            </a:graphic>
+          </wp:inline>
+        </w:drawing>
+      </w:r>
+      <w:r>
+        <w:rPr>
+          <w:rtl w:val="0"/>
+        </w:rPr>
+      </w:r>
+    </w:p>
+    <w:p>
+      <w:pPr>
+        <w:spacing w:line="240" w:lineRule="auto"/>
+        <w:jc w:val="both"/>
+        <w:rPr>
+          <w:rFonts w:ascii="Times New Roman" w:cs="Times New Roman" w:eastAsia="Times New Roman" w:hAnsi="Times New Roman"/>
+          <w:sz w:val="28"/>
+          <w:szCs w:val="28"/>
+        </w:rPr>
+      </w:pPr>
+      <w:r>
+        <w:rPr>
+          <w:rtl w:val="0"/>
+        </w:rPr>
+      </w:r>
+    </w:p>
+    <w:p>
+      <w:pPr>
+        <w:numPr>
+          <w:ilvl w:val="0"/>
+          <w:numId w:val="16"/>
+        </w:numPr>
+        <w:spacing w:line="240" w:lineRule="auto"/>
+        <w:ind w:left="1004" w:hanging="360"/>
+        <w:jc w:val="both"/>
+        <w:rPr>
+          <w:rFonts w:ascii="Times New Roman" w:cs="Times New Roman" w:eastAsia="Times New Roman" w:hAnsi="Times New Roman"/>
+          <w:sz w:val="28"/>
+          <w:szCs w:val="28"/>
+        </w:rPr>
+      </w:pPr>
+      <w:r>
+        <w:rPr>
+          <w:rFonts w:ascii="Times New Roman" w:cs="Times New Roman" w:eastAsia="Times New Roman" w:hAnsi="Times New Roman"/>
+          <w:sz w:val="28"/>
+          <w:szCs w:val="28"/>
+          <w:rtl w:val="0"/>
+        </w:rPr>
+        <w:t xml:space="preserve">створіть нову групу користувачів, туди додайте двох, з трьох створених користувачів;</w:t>
+      </w:r>
+    </w:p>
+    <w:p>
+      <w:pPr>
+        <w:spacing w:line="240" w:lineRule="auto"/>
+        <w:ind w:left="1004" w:firstLine="0"/>
+        <w:jc w:val="both"/>
+        <w:rPr>
+          <w:rFonts w:ascii="Times New Roman" w:cs="Times New Roman" w:eastAsia="Times New Roman" w:hAnsi="Times New Roman"/>
+          <w:sz w:val="28"/>
+          <w:szCs w:val="28"/>
+        </w:rPr>
+      </w:pPr>
+      <w:r>
+        <w:rPr>
+          <w:rtl w:val="0"/>
+        </w:rPr>
+      </w:r>
+    </w:p>
+    <w:p>
+      <w:pPr>
+        <w:spacing w:line="240" w:lineRule="auto"/>
+        <w:jc w:val="both"/>
+        <w:rPr>
+          <w:rFonts w:ascii="Times New Roman" w:cs="Times New Roman" w:eastAsia="Times New Roman" w:hAnsi="Times New Roman"/>
+          <w:sz w:val="28"/>
+          <w:szCs w:val="28"/>
+        </w:rPr>
+      </w:pPr>
+      <w:r>
+        <w:rPr>
+          <w:rFonts w:ascii="Times New Roman" w:cs="Times New Roman" w:eastAsia="Times New Roman" w:hAnsi="Times New Roman"/>
+          <w:sz w:val="28"/>
+          <w:szCs w:val="28"/>
+        </w:rPr>
+        <w:drawing>
+          <wp:inline distB="114300" distT="114300" distL="114300" distR="114300">
+            <wp:extent cx="3190875" cy="695325"/>
+            <wp:effectExtent b="0" l="0" r="0" t="0"/>
+            <wp:docPr id="15" name="image20.png"/>
+            <a:graphic>
+              <a:graphicData uri="http://schemas.openxmlformats.org/drawingml/2006/picture">
+                <pic:pic>
+                  <pic:nvPicPr>
+                    <pic:cNvPr id="0" name="image20.png"/>
+                    <pic:cNvPicPr preferRelativeResize="0"/>
+                  </pic:nvPicPr>
+                  <pic:blipFill>
+                    <a:blip r:embed="rId7"/>
+                    <a:srcRect b="0" l="0" r="0" t="0"/>
+                    <a:stretch>
+                      <a:fillRect/>
+                    </a:stretch>
+                  </pic:blipFill>
+                  <pic:spPr>
+                    <a:xfrm>
+                      <a:off x="0" y="0"/>
+                      <a:ext cx="3190875" cy="695325"/>
+                    </a:xfrm>
+                    <a:prstGeom prst="rect"/>
+                    <a:ln/>
+                  </pic:spPr>
+                </pic:pic>
+              </a:graphicData>
+            </a:graphic>
+          </wp:inline>
+        </w:drawing>
+      </w:r>
+      <w:r>
+        <w:rPr>
+          <w:rtl w:val="0"/>
+        </w:rPr>
+      </w:r>
+    </w:p>
+    <w:p>
+      <w:pPr>
+        <w:spacing w:line="240" w:lineRule="auto"/>
+        <w:jc w:val="both"/>
+        <w:rPr>
+          <w:rFonts w:ascii="Times New Roman" w:cs="Times New Roman" w:eastAsia="Times New Roman" w:hAnsi="Times New Roman"/>
+          <w:sz w:val="28"/>
+          <w:szCs w:val="28"/>
+        </w:rPr>
+      </w:pPr>
+      <w:r>
+        <w:rPr>
+          <w:rFonts w:ascii="Times New Roman" w:cs="Times New Roman" w:eastAsia="Times New Roman" w:hAnsi="Times New Roman"/>
+          <w:sz w:val="28"/>
+          <w:szCs w:val="28"/>
+        </w:rPr>
+        <w:drawing>
+          <wp:inline distB="114300" distT="114300" distL="114300" distR="114300">
+            <wp:extent cx="3971925" cy="238125"/>
+            <wp:effectExtent b="0" l="0" r="0" t="0"/>
+            <wp:docPr id="17" name="image24.png"/>
+            <a:graphic>
+              <a:graphicData uri="http://schemas.openxmlformats.org/drawingml/2006/picture">
+                <pic:pic>
+                  <pic:nvPicPr>
+                    <pic:cNvPr id="0" name="image24.png"/>
+                    <pic:cNvPicPr preferRelativeResize="0"/>
+                  </pic:nvPicPr>
+                  <pic:blipFill>
+                    <a:blip r:embed="rId8"/>
+                    <a:srcRect b="0" l="0" r="0" t="0"/>
+                    <a:stretch>
+                      <a:fillRect/>
+                    </a:stretch>
+                  </pic:blipFill>
+                  <pic:spPr>
+                    <a:xfrm>
+                      <a:off x="0" y="0"/>
+                      <a:ext cx="3971925" cy="238125"/>
+                    </a:xfrm>
+                    <a:prstGeom prst="rect"/>
+                    <a:ln/>
+                  </pic:spPr>
+                </pic:pic>
+              </a:graphicData>
+            </a:graphic>
+          </wp:inline>
+        </w:drawing>
+      </w:r>
+      <w:r>
+        <w:rPr>
+          <w:rtl w:val="0"/>
+        </w:rPr>
+      </w:r>
+    </w:p>
+    <w:p>
+      <w:pPr>
+        <w:spacing w:line="240" w:lineRule="auto"/>
+        <w:jc w:val="both"/>
+        <w:rPr>
+          <w:rFonts w:ascii="Times New Roman" w:cs="Times New Roman" w:eastAsia="Times New Roman" w:hAnsi="Times New Roman"/>
+          <w:sz w:val="28"/>
+          <w:szCs w:val="28"/>
+        </w:rPr>
+      </w:pPr>
+      <w:r>
+        <w:rPr>
+          <w:rFonts w:ascii="Times New Roman" w:cs="Times New Roman" w:eastAsia="Times New Roman" w:hAnsi="Times New Roman"/>
+          <w:sz w:val="28"/>
+          <w:szCs w:val="28"/>
+        </w:rPr>
+        <w:drawing>
+          <wp:inline distB="114300" distT="114300" distL="114300" distR="114300">
+            <wp:extent cx="3914775" cy="228600"/>
+            <wp:effectExtent b="0" l="0" r="0" t="0"/>
+            <wp:docPr id="16" name="image1.png"/>
+            <a:graphic>
+              <a:graphicData uri="http://schemas.openxmlformats.org/drawingml/2006/picture">
+                <pic:pic>
+                  <pic:nvPicPr>
+                    <pic:cNvPr id="0" name="image1.png"/>
+                    <pic:cNvPicPr preferRelativeResize="0"/>
+                  </pic:nvPicPr>
+                  <pic:blipFill>
+                    <a:blip r:embed="rId9"/>
+                    <a:srcRect b="0" l="0" r="0" t="0"/>
+                    <a:stretch>
+                      <a:fillRect/>
+                    </a:stretch>
+                  </pic:blipFill>
+                  <pic:spPr>
+                    <a:xfrm>
+                      <a:off x="0" y="0"/>
+                      <a:ext cx="3914775" cy="228600"/>
+                    </a:xfrm>
+                    <a:prstGeom prst="rect"/>
+                    <a:ln/>
+                  </pic:spPr>
+                </pic:pic>
+              </a:graphicData>
+            </a:graphic>
+          </wp:inline>
+        </w:drawing>
+      </w:r>
+      <w:r>
+        <w:rPr>
+          <w:rtl w:val="0"/>
+        </w:rPr>
+      </w:r>
+    </w:p>
+    <w:p>
+      <w:pPr>
+        <w:spacing w:line="240" w:lineRule="auto"/>
+        <w:jc w:val="both"/>
+        <w:rPr>
+          <w:rFonts w:ascii="Times New Roman" w:cs="Times New Roman" w:eastAsia="Times New Roman" w:hAnsi="Times New Roman"/>
+          <w:sz w:val="28"/>
+          <w:szCs w:val="28"/>
+        </w:rPr>
+      </w:pPr>
+      <w:r>
+        <w:rPr>
+          <w:rFonts w:ascii="Times New Roman" w:cs="Times New Roman" w:eastAsia="Times New Roman" w:hAnsi="Times New Roman"/>
+          <w:sz w:val="28"/>
+          <w:szCs w:val="28"/>
+        </w:rPr>
+        <w:drawing>
+          <wp:inline distB="114300" distT="114300" distL="114300" distR="114300">
+            <wp:extent cx="3286125" cy="523875"/>
+            <wp:effectExtent b="0" l="0" r="0" t="0"/>
+            <wp:docPr id="1" name="image19.png"/>
+            <a:graphic>
+              <a:graphicData uri="http://schemas.openxmlformats.org/drawingml/2006/picture">
+                <pic:pic>
+                  <pic:nvPicPr>
+                    <pic:cNvPr id="0" name="image19.png"/>
+                    <pic:cNvPicPr preferRelativeResize="0"/>
+                  </pic:nvPicPr>
+                  <pic:blipFill>
+                    <a:blip r:embed="rId10"/>
+                    <a:srcRect b="0" l="0" r="0" t="0"/>
+                    <a:stretch>
+                      <a:fillRect/>
+                    </a:stretch>
+                  </pic:blipFill>
+                  <pic:spPr>
+                    <a:xfrm>
+                      <a:off x="0" y="0"/>
+                      <a:ext cx="3286125" cy="523875"/>
+                    </a:xfrm>
+                    <a:prstGeom prst="rect"/>
+                    <a:ln/>
+                  </pic:spPr>
+                </pic:pic>
+              </a:graphicData>
+            </a:graphic>
+          </wp:inline>
+        </w:drawing>
+      </w:r>
+      <w:r>
+        <w:rPr>
+          <w:rtl w:val="0"/>
+        </w:rPr>
+      </w:r>
+    </w:p>
+    <w:p>
+      <w:pPr>
+        <w:spacing w:line="240" w:lineRule="auto"/>
+        <w:jc w:val="both"/>
+        <w:rPr>
+          <w:rFonts w:ascii="Times New Roman" w:cs="Times New Roman" w:eastAsia="Times New Roman" w:hAnsi="Times New Roman"/>
+          <w:sz w:val="28"/>
+          <w:szCs w:val="28"/>
+        </w:rPr>
+      </w:pPr>
+      <w:r>
+        <w:rPr>
+          <w:rtl w:val="0"/>
+        </w:rPr>
+      </w:r>
+    </w:p>
+    <w:p>
+      <w:pPr>
+        <w:numPr>
+          <w:ilvl w:val="0"/>
+          <w:numId w:val="16"/>
+        </w:numPr>
+        <w:spacing w:line="240" w:lineRule="auto"/>
+        <w:ind w:left="1004" w:hanging="360"/>
+        <w:jc w:val="both"/>
+        <w:rPr>
+          <w:rFonts w:ascii="Times New Roman" w:cs="Times New Roman" w:eastAsia="Times New Roman" w:hAnsi="Times New Roman"/>
+          <w:sz w:val="28"/>
+          <w:szCs w:val="28"/>
+        </w:rPr>
+      </w:pPr>
+      <w:r>
+        <w:rPr>
+          <w:rFonts w:ascii="Times New Roman" w:cs="Times New Roman" w:eastAsia="Times New Roman" w:hAnsi="Times New Roman"/>
+          <w:sz w:val="28"/>
+          <w:szCs w:val="28"/>
+          <w:rtl w:val="0"/>
+        </w:rPr>
+        <w:t xml:space="preserve">створіть новий файл, який буде доступний на зчитування, редагування та виконання власником файлу, наприклад найпростіший скриптовий сценарій;</w:t>
+      </w:r>
+    </w:p>
+    <w:p>
+      <w:pPr>
+        <w:spacing w:line="240" w:lineRule="auto"/>
+        <w:ind w:left="1004" w:firstLine="0"/>
+        <w:jc w:val="both"/>
+        <w:rPr>
+          <w:rFonts w:ascii="Times New Roman" w:cs="Times New Roman" w:eastAsia="Times New Roman" w:hAnsi="Times New Roman"/>
+          <w:sz w:val="28"/>
+          <w:szCs w:val="28"/>
+        </w:rPr>
+      </w:pPr>
+      <w:r>
+        <w:rPr>
+          <w:rtl w:val="0"/>
+        </w:rPr>
+      </w:r>
+    </w:p>
+    <w:p>
+      <w:pPr>
+        <w:spacing w:line="240" w:lineRule="auto"/>
+        <w:jc w:val="both"/>
+        <w:rPr>
+          <w:rFonts w:ascii="Times New Roman" w:cs="Times New Roman" w:eastAsia="Times New Roman" w:hAnsi="Times New Roman"/>
+          <w:sz w:val="28"/>
+          <w:szCs w:val="28"/>
+        </w:rPr>
+      </w:pPr>
+      <w:r>
+        <w:rPr>
+          <w:rFonts w:ascii="Times New Roman" w:cs="Times New Roman" w:eastAsia="Times New Roman" w:hAnsi="Times New Roman"/>
+          <w:sz w:val="28"/>
+          <w:szCs w:val="28"/>
+        </w:rPr>
+        <w:drawing>
+          <wp:inline distB="114300" distT="114300" distL="114300" distR="114300">
+            <wp:extent cx="2924175" cy="666750"/>
+            <wp:effectExtent b="0" l="0" r="0" t="0"/>
+            <wp:docPr id="23" name="image15.png"/>
+            <a:graphic>
+              <a:graphicData uri="http://schemas.openxmlformats.org/drawingml/2006/picture">
+                <pic:pic>
+                  <pic:nvPicPr>
+                    <pic:cNvPr id="0" name="image15.png"/>
+                    <pic:cNvPicPr preferRelativeResize="0"/>
+                  </pic:nvPicPr>
+                  <pic:blipFill>
+                    <a:blip r:embed="rId11"/>
+                    <a:srcRect b="0" l="0" r="0" t="0"/>
+                    <a:stretch>
+                      <a:fillRect/>
+                    </a:stretch>
+                  </pic:blipFill>
+                  <pic:spPr>
+                    <a:xfrm>
+                      <a:off x="0" y="0"/>
+                      <a:ext cx="2924175" cy="666750"/>
+                    </a:xfrm>
+                    <a:prstGeom prst="rect"/>
+                    <a:ln/>
+                  </pic:spPr>
+                </pic:pic>
+              </a:graphicData>
+            </a:graphic>
+          </wp:inline>
+        </w:drawing>
+      </w:r>
+      <w:r>
+        <w:rPr>
+          <w:rtl w:val="0"/>
+        </w:rPr>
+      </w:r>
+    </w:p>
+    <w:p>
+      <w:pPr>
+        <w:spacing w:line="240" w:lineRule="auto"/>
+        <w:jc w:val="both"/>
+        <w:rPr>
+          <w:rFonts w:ascii="Times New Roman" w:cs="Times New Roman" w:eastAsia="Times New Roman" w:hAnsi="Times New Roman"/>
+          <w:sz w:val="28"/>
+          <w:szCs w:val="28"/>
+        </w:rPr>
+      </w:pPr>
+      <w:r>
+        <w:rPr>
+          <w:rtl w:val="0"/>
+        </w:rPr>
+      </w:r>
+    </w:p>
+    <w:p>
+      <w:pPr>
+        <w:numPr>
+          <w:ilvl w:val="0"/>
+          <w:numId w:val="16"/>
+        </w:numPr>
+        <w:spacing w:line="240" w:lineRule="auto"/>
+        <w:ind w:left="1004" w:hanging="360"/>
+        <w:jc w:val="both"/>
+        <w:rPr>
+          <w:rFonts w:ascii="Times New Roman" w:cs="Times New Roman" w:eastAsia="Times New Roman" w:hAnsi="Times New Roman"/>
+          <w:sz w:val="28"/>
+          <w:szCs w:val="28"/>
+        </w:rPr>
+      </w:pPr>
+      <w:r>
+        <w:rPr>
+          <w:rFonts w:ascii="Times New Roman" w:cs="Times New Roman" w:eastAsia="Times New Roman" w:hAnsi="Times New Roman"/>
+          <w:sz w:val="28"/>
+          <w:szCs w:val="28"/>
+          <w:rtl w:val="0"/>
+        </w:rPr>
+        <w:t xml:space="preserve">для користувачів групи власника надайте дозволи на перегляд та виконання (без дозволу на редагування) цього файлу;</w:t>
+      </w:r>
+    </w:p>
+    <w:p>
+      <w:pPr>
+        <w:spacing w:line="240" w:lineRule="auto"/>
+        <w:jc w:val="both"/>
+        <w:rPr>
+          <w:rFonts w:ascii="Times New Roman" w:cs="Times New Roman" w:eastAsia="Times New Roman" w:hAnsi="Times New Roman"/>
+          <w:sz w:val="28"/>
+          <w:szCs w:val="28"/>
+        </w:rPr>
+      </w:pPr>
+      <w:r>
+        <w:rPr>
+          <w:rFonts w:ascii="Times New Roman" w:cs="Times New Roman" w:eastAsia="Times New Roman" w:hAnsi="Times New Roman"/>
+          <w:sz w:val="28"/>
+          <w:szCs w:val="28"/>
+        </w:rPr>
+        <w:drawing>
+          <wp:inline distB="114300" distT="114300" distL="114300" distR="114300">
+            <wp:extent cx="3476625" cy="476250"/>
+            <wp:effectExtent b="0" l="0" r="0" t="0"/>
+            <wp:docPr id="4" name="image7.png"/>
+            <a:graphic>
+              <a:graphicData uri="http://schemas.openxmlformats.org/drawingml/2006/picture">
+                <pic:pic>
+                  <pic:nvPicPr>
+                    <pic:cNvPr id="0" name="image7.png"/>
+                    <pic:cNvPicPr preferRelativeResize="0"/>
+                  </pic:nvPicPr>
+                  <pic:blipFill>
+                    <a:blip r:embed="rId12"/>
+                    <a:srcRect b="0" l="0" r="0" t="0"/>
+                    <a:stretch>
+                      <a:fillRect/>
+                    </a:stretch>
+                  </pic:blipFill>
+                  <pic:spPr>
+                    <a:xfrm>
+                      <a:off x="0" y="0"/>
+                      <a:ext cx="3476625" cy="476250"/>
+                    </a:xfrm>
+                    <a:prstGeom prst="rect"/>
+                    <a:ln/>
+                  </pic:spPr>
+                </pic:pic>
+              </a:graphicData>
+            </a:graphic>
+          </wp:inline>
+        </w:drawing>
+      </w:r>
+      <w:r>
+        <w:rPr>
+          <w:rtl w:val="0"/>
+        </w:rPr>
+      </w:r>
+    </w:p>
+    <w:p>
+      <w:pPr>
+        <w:numPr>
+          <w:ilvl w:val="0"/>
+          <w:numId w:val="16"/>
+        </w:numPr>
+        <w:spacing w:line="240" w:lineRule="auto"/>
+        <w:ind w:left="1004" w:hanging="360"/>
+        <w:jc w:val="both"/>
+        <w:rPr>
+          <w:rFonts w:ascii="Times New Roman" w:cs="Times New Roman" w:eastAsia="Times New Roman" w:hAnsi="Times New Roman"/>
+          <w:color w:val="ff0000"/>
+          <w:sz w:val="28"/>
+          <w:szCs w:val="28"/>
+        </w:rPr>
+      </w:pPr>
+      <w:r>
+        <w:rPr>
+          <w:rFonts w:ascii="Times New Roman" w:cs="Times New Roman" w:eastAsia="Times New Roman" w:hAnsi="Times New Roman"/>
+          <w:sz w:val="28"/>
+          <w:szCs w:val="28"/>
+          <w:rtl w:val="0"/>
+        </w:rPr>
+        <w:t xml:space="preserve">для інших користувачів заборонити доступ до цього файлу;</w:t>
+      </w:r>
+    </w:p>
+    <w:p>
+      <w:pPr>
+        <w:spacing w:line="240" w:lineRule="auto"/>
+        <w:ind w:left="1004" w:firstLine="0"/>
+        <w:jc w:val="both"/>
+        <w:rPr>
+          <w:rFonts w:ascii="Times New Roman" w:cs="Times New Roman" w:eastAsia="Times New Roman" w:hAnsi="Times New Roman"/>
+          <w:sz w:val="28"/>
+          <w:szCs w:val="28"/>
+        </w:rPr>
+      </w:pPr>
+      <w:r>
+        <w:rPr>
+          <w:rtl w:val="0"/>
+        </w:rPr>
+      </w:r>
+    </w:p>
+    <w:p>
+      <w:pPr>
+        <w:spacing w:line="240" w:lineRule="auto"/>
+        <w:jc w:val="both"/>
+        <w:rPr>
+          <w:rFonts w:ascii="Times New Roman" w:cs="Times New Roman" w:eastAsia="Times New Roman" w:hAnsi="Times New Roman"/>
+          <w:sz w:val="28"/>
+          <w:szCs w:val="28"/>
+        </w:rPr>
+      </w:pPr>
+      <w:r>
+        <w:rPr>
+          <w:rFonts w:ascii="Times New Roman" w:cs="Times New Roman" w:eastAsia="Times New Roman" w:hAnsi="Times New Roman"/>
+          <w:sz w:val="28"/>
+          <w:szCs w:val="28"/>
+        </w:rPr>
+        <w:drawing>
+          <wp:inline distB="114300" distT="114300" distL="114300" distR="114300">
+            <wp:extent cx="3457575" cy="228600"/>
+            <wp:effectExtent b="0" l="0" r="0" t="0"/>
+            <wp:docPr id="14" name="image12.png"/>
+            <a:graphic>
+              <a:graphicData uri="http://schemas.openxmlformats.org/drawingml/2006/picture">
+                <pic:pic>
+                  <pic:nvPicPr>
+                    <pic:cNvPr id="0" name="image12.png"/>
+                    <pic:cNvPicPr preferRelativeResize="0"/>
+                  </pic:nvPicPr>
+                  <pic:blipFill>
+                    <a:blip r:embed="rId13"/>
+                    <a:srcRect b="0" l="0" r="0" t="0"/>
+                    <a:stretch>
+                      <a:fillRect/>
+                    </a:stretch>
+                  </pic:blipFill>
+                  <pic:spPr>
+                    <a:xfrm>
+                      <a:off x="0" y="0"/>
+                      <a:ext cx="3457575" cy="228600"/>
+                    </a:xfrm>
+                    <a:prstGeom prst="rect"/>
+                    <a:ln/>
+                  </pic:spPr>
+                </pic:pic>
+              </a:graphicData>
+            </a:graphic>
+          </wp:inline>
+        </w:drawing>
+      </w:r>
+      <w:r>
+        <w:rPr>
+          <w:rtl w:val="0"/>
+        </w:rPr>
+      </w:r>
+    </w:p>
+    <w:p>
+      <w:pPr>
+        <w:spacing w:line="240" w:lineRule="auto"/>
+        <w:jc w:val="both"/>
+        <w:rPr>
+          <w:rFonts w:ascii="Times New Roman" w:cs="Times New Roman" w:eastAsia="Times New Roman" w:hAnsi="Times New Roman"/>
+          <w:sz w:val="28"/>
+          <w:szCs w:val="28"/>
+        </w:rPr>
+      </w:pPr>
+      <w:r>
+        <w:rPr>
+          <w:rtl w:val="0"/>
+        </w:rPr>
+      </w:r>
+    </w:p>
+    <w:p>
+      <w:pPr>
+        <w:numPr>
+          <w:ilvl w:val="0"/>
+          <w:numId w:val="16"/>
+        </w:numPr>
+        <w:spacing w:line="240" w:lineRule="auto"/>
+        <w:ind w:left="1004" w:hanging="360"/>
+        <w:jc w:val="both"/>
+        <w:rPr>
+          <w:rFonts w:ascii="Times New Roman" w:cs="Times New Roman" w:eastAsia="Times New Roman" w:hAnsi="Times New Roman"/>
+          <w:sz w:val="28"/>
+          <w:szCs w:val="28"/>
+        </w:rPr>
+      </w:pPr>
+      <w:r>
+        <w:rPr>
+          <w:rFonts w:ascii="Times New Roman" w:cs="Times New Roman" w:eastAsia="Times New Roman" w:hAnsi="Times New Roman"/>
+          <w:sz w:val="28"/>
+          <w:szCs w:val="28"/>
+          <w:rtl w:val="0"/>
+        </w:rPr>
+        <w:t xml:space="preserve">*подібні дії виконайте для директорій - створіть директорію, яка буде доступна для всіх трьох користувачів, створіть директорію, яку буде доступна тільки для власника, створіть директорію, яку користувачі групи власника зможуть переглядати, але не редагувати;</w:t>
+      </w:r>
+    </w:p>
+    <w:p>
+      <w:pPr>
+        <w:spacing w:line="240" w:lineRule="auto"/>
+        <w:ind w:left="1004" w:firstLine="0"/>
+        <w:jc w:val="both"/>
+        <w:rPr>
+          <w:rFonts w:ascii="Times New Roman" w:cs="Times New Roman" w:eastAsia="Times New Roman" w:hAnsi="Times New Roman"/>
+          <w:sz w:val="28"/>
+          <w:szCs w:val="28"/>
+        </w:rPr>
+      </w:pPr>
+      <w:r>
+        <w:rPr>
+          <w:rtl w:val="0"/>
+        </w:rPr>
+      </w:r>
+    </w:p>
+    <w:p>
+      <w:pPr>
+        <w:spacing w:line="240" w:lineRule="auto"/>
+        <w:jc w:val="both"/>
+        <w:rPr>
+          <w:rFonts w:ascii="Times New Roman" w:cs="Times New Roman" w:eastAsia="Times New Roman" w:hAnsi="Times New Roman"/>
+          <w:sz w:val="28"/>
+          <w:szCs w:val="28"/>
+        </w:rPr>
+      </w:pPr>
+      <w:r>
+        <w:rPr>
+          <w:rFonts w:ascii="Times New Roman" w:cs="Times New Roman" w:eastAsia="Times New Roman" w:hAnsi="Times New Roman"/>
+          <w:sz w:val="28"/>
+          <w:szCs w:val="28"/>
+        </w:rPr>
+        <w:drawing>
+          <wp:inline distB="114300" distT="114300" distL="114300" distR="114300">
+            <wp:extent cx="3181350" cy="752475"/>
+            <wp:effectExtent b="0" l="0" r="0" t="0"/>
+            <wp:docPr id="11" name="image22.png"/>
+            <a:graphic>
+              <a:graphicData uri="http://schemas.openxmlformats.org/drawingml/2006/picture">
+                <pic:pic>
+                  <pic:nvPicPr>
+                    <pic:cNvPr id="0" name="image22.png"/>
+                    <pic:cNvPicPr preferRelativeResize="0"/>
+                  </pic:nvPicPr>
+                  <pic:blipFill>
+                    <a:blip r:embed="rId14"/>
+                    <a:srcRect b="0" l="0" r="0" t="0"/>
+                    <a:stretch>
+                      <a:fillRect/>
+                    </a:stretch>
+                  </pic:blipFill>
+                  <pic:spPr>
+                    <a:xfrm>
+                      <a:off x="0" y="0"/>
+                      <a:ext cx="3181350" cy="752475"/>
+                    </a:xfrm>
+                    <a:prstGeom prst="rect"/>
+                    <a:ln/>
+                  </pic:spPr>
+                </pic:pic>
+              </a:graphicData>
+            </a:graphic>
+          </wp:inline>
+        </w:drawing>
+      </w:r>
+      <w:r>
+        <w:rPr>
+          <w:rtl w:val="0"/>
+        </w:rPr>
+      </w:r>
+    </w:p>
+    <w:p>
+      <w:pPr>
+        <w:spacing w:line="240" w:lineRule="auto"/>
+        <w:jc w:val="both"/>
+        <w:rPr>
+          <w:rFonts w:ascii="Times New Roman" w:cs="Times New Roman" w:eastAsia="Times New Roman" w:hAnsi="Times New Roman"/>
+          <w:sz w:val="28"/>
+          <w:szCs w:val="28"/>
+        </w:rPr>
+      </w:pPr>
+      <w:r>
+        <w:rPr>
+          <w:rFonts w:ascii="Times New Roman" w:cs="Times New Roman" w:eastAsia="Times New Roman" w:hAnsi="Times New Roman"/>
+          <w:sz w:val="28"/>
+          <w:szCs w:val="28"/>
+        </w:rPr>
+        <w:drawing>
+          <wp:inline distB="114300" distT="114300" distL="114300" distR="114300">
+            <wp:extent cx="3181350" cy="238125"/>
+            <wp:effectExtent b="0" l="0" r="0" t="0"/>
+            <wp:docPr id="7" name="image13.png"/>
+            <a:graphic>
+              <a:graphicData uri="http://schemas.openxmlformats.org/drawingml/2006/picture">
+                <pic:pic>
+                  <pic:nvPicPr>
+                    <pic:cNvPr id="0" name="image13.png"/>
+                    <pic:cNvPicPr preferRelativeResize="0"/>
+                  </pic:nvPicPr>
+                  <pic:blipFill>
+                    <a:blip r:embed="rId15"/>
+                    <a:srcRect b="0" l="0" r="0" t="0"/>
+                    <a:stretch>
+                      <a:fillRect/>
+                    </a:stretch>
+                  </pic:blipFill>
+                  <pic:spPr>
+                    <a:xfrm>
+                      <a:off x="0" y="0"/>
+                      <a:ext cx="3181350" cy="238125"/>
+                    </a:xfrm>
+                    <a:prstGeom prst="rect"/>
+                    <a:ln/>
+                  </pic:spPr>
+                </pic:pic>
+              </a:graphicData>
+            </a:graphic>
+          </wp:inline>
+        </w:drawing>
+      </w:r>
+      <w:r>
+        <w:rPr>
+          <w:rtl w:val="0"/>
+        </w:rPr>
+      </w:r>
+    </w:p>
+    <w:p>
+      <w:pPr>
+        <w:spacing w:line="240" w:lineRule="auto"/>
+        <w:jc w:val="both"/>
+        <w:rPr>
+          <w:rFonts w:ascii="Times New Roman" w:cs="Times New Roman" w:eastAsia="Times New Roman" w:hAnsi="Times New Roman"/>
+          <w:sz w:val="28"/>
+          <w:szCs w:val="28"/>
+        </w:rPr>
+      </w:pPr>
+      <w:r>
+        <w:rPr>
+          <w:rFonts w:ascii="Times New Roman" w:cs="Times New Roman" w:eastAsia="Times New Roman" w:hAnsi="Times New Roman"/>
+          <w:sz w:val="28"/>
+          <w:szCs w:val="28"/>
+        </w:rPr>
+        <w:drawing>
+          <wp:inline distB="114300" distT="114300" distL="114300" distR="114300">
+            <wp:extent cx="3543300" cy="523875"/>
+            <wp:effectExtent b="0" l="0" r="0" t="0"/>
+            <wp:docPr id="21" name="image16.png"/>
+            <a:graphic>
+              <a:graphicData uri="http://schemas.openxmlformats.org/drawingml/2006/picture">
+                <pic:pic>
+                  <pic:nvPicPr>
+                    <pic:cNvPr id="0" name="image16.png"/>
+                    <pic:cNvPicPr preferRelativeResize="0"/>
+                  </pic:nvPicPr>
+                  <pic:blipFill>
+                    <a:blip r:embed="rId16"/>
+                    <a:srcRect b="0" l="0" r="0" t="0"/>
+                    <a:stretch>
+                      <a:fillRect/>
+                    </a:stretch>
+                  </pic:blipFill>
+                  <pic:spPr>
+                    <a:xfrm>
+                      <a:off x="0" y="0"/>
+                      <a:ext cx="3543300" cy="523875"/>
+                    </a:xfrm>
+                    <a:prstGeom prst="rect"/>
+                    <a:ln/>
+                  </pic:spPr>
+                </pic:pic>
+              </a:graphicData>
+            </a:graphic>
+          </wp:inline>
+        </w:drawing>
+      </w:r>
+      <w:r>
+        <w:rPr>
+          <w:rtl w:val="0"/>
+        </w:rPr>
+      </w:r>
+    </w:p>
+    <w:p>
+      <w:pPr>
+        <w:spacing w:line="240" w:lineRule="auto"/>
+        <w:jc w:val="both"/>
+        <w:rPr>
+          <w:rFonts w:ascii="Times New Roman" w:cs="Times New Roman" w:eastAsia="Times New Roman" w:hAnsi="Times New Roman"/>
+          <w:sz w:val="28"/>
+          <w:szCs w:val="28"/>
+        </w:rPr>
+      </w:pPr>
+      <w:r>
+        <w:rPr>
+          <w:rFonts w:ascii="Times New Roman" w:cs="Times New Roman" w:eastAsia="Times New Roman" w:hAnsi="Times New Roman"/>
+          <w:sz w:val="28"/>
+          <w:szCs w:val="28"/>
+        </w:rPr>
+        <w:drawing>
+          <wp:inline distB="114300" distT="114300" distL="114300" distR="114300">
+            <wp:extent cx="3267075" cy="238125"/>
+            <wp:effectExtent b="0" l="0" r="0" t="0"/>
+            <wp:docPr id="9" name="image2.png"/>
+            <a:graphic>
+              <a:graphicData uri="http://schemas.openxmlformats.org/drawingml/2006/picture">
+                <pic:pic>
+                  <pic:nvPicPr>
+                    <pic:cNvPr id="0" name="image2.png"/>
+                    <pic:cNvPicPr preferRelativeResize="0"/>
+                  </pic:nvPicPr>
+                  <pic:blipFill>
+                    <a:blip r:embed="rId17"/>
+                    <a:srcRect b="0" l="0" r="0" t="0"/>
+                    <a:stretch>
+                      <a:fillRect/>
+                    </a:stretch>
+                  </pic:blipFill>
+                  <pic:spPr>
+                    <a:xfrm>
+                      <a:off x="0" y="0"/>
+                      <a:ext cx="3267075" cy="238125"/>
+                    </a:xfrm>
+                    <a:prstGeom prst="rect"/>
+                    <a:ln/>
+                  </pic:spPr>
+                </pic:pic>
+              </a:graphicData>
+            </a:graphic>
+          </wp:inline>
+        </w:drawing>
+      </w:r>
+      <w:r>
+        <w:rPr>
+          <w:rtl w:val="0"/>
+        </w:rPr>
+      </w:r>
+    </w:p>
+    <w:p>
+      <w:pPr>
+        <w:spacing w:line="240" w:lineRule="auto"/>
+        <w:jc w:val="both"/>
+        <w:rPr>
+          <w:rFonts w:ascii="Times New Roman" w:cs="Times New Roman" w:eastAsia="Times New Roman" w:hAnsi="Times New Roman"/>
+          <w:sz w:val="28"/>
+          <w:szCs w:val="28"/>
+        </w:rPr>
+      </w:pPr>
+      <w:r>
+        <w:rPr>
+          <w:rtl w:val="0"/>
+        </w:rPr>
+      </w:r>
+    </w:p>
+    <w:p>
+      <w:pPr>
+        <w:numPr>
+          <w:ilvl w:val="0"/>
+          <w:numId w:val="16"/>
+        </w:numPr>
+        <w:spacing w:line="240" w:lineRule="auto"/>
+        <w:ind w:left="1004" w:hanging="360"/>
+        <w:jc w:val="both"/>
+        <w:rPr>
+          <w:rFonts w:ascii="Times New Roman" w:cs="Times New Roman" w:eastAsia="Times New Roman" w:hAnsi="Times New Roman"/>
+          <w:sz w:val="28"/>
+          <w:szCs w:val="28"/>
+        </w:rPr>
+      </w:pPr>
+      <w:r>
+        <w:rPr>
+          <w:rFonts w:ascii="Times New Roman" w:cs="Times New Roman" w:eastAsia="Times New Roman" w:hAnsi="Times New Roman"/>
+          <w:sz w:val="28"/>
+          <w:szCs w:val="28"/>
+          <w:rtl w:val="0"/>
+        </w:rPr>
+        <w:t xml:space="preserve">*створіть порожній файл під назвою emptyfile за допомогою команди touch emptyfile. Тепер “обнуліть” дозволи для файлу з chmod 000 emptyfile. Що станеться, якщо змінити дозволи для emptyfile, передавши лише одне значення для chmod у числовому режимі, наприклад, chmod 4 emptyfile? Що буде, якщо ми використаємо два числа, наприклад chmod 44 emptyfile? Що ми можемо дізнатися про те, як chmod зчитує числове значення?</w:t>
+      </w:r>
+    </w:p>
+    <w:p>
+      <w:pPr>
+        <w:spacing w:line="240" w:lineRule="auto"/>
+        <w:ind w:left="1004" w:firstLine="0"/>
+        <w:jc w:val="both"/>
+        <w:rPr>
+          <w:rFonts w:ascii="Times New Roman" w:cs="Times New Roman" w:eastAsia="Times New Roman" w:hAnsi="Times New Roman"/>
+          <w:sz w:val="28"/>
+          <w:szCs w:val="28"/>
+        </w:rPr>
+      </w:pPr>
+      <w:r>
+        <w:rPr>
+          <w:rtl w:val="0"/>
+        </w:rPr>
+      </w:r>
+    </w:p>
+    <w:p>
+      <w:pPr>
+        <w:spacing w:line="240" w:lineRule="auto"/>
+        <w:jc w:val="both"/>
+        <w:rPr>
+          <w:rFonts w:ascii="Times New Roman" w:cs="Times New Roman" w:eastAsia="Times New Roman" w:hAnsi="Times New Roman"/>
+          <w:sz w:val="28"/>
+          <w:szCs w:val="28"/>
+        </w:rPr>
+      </w:pPr>
+      <w:r>
+        <w:rPr>
+          <w:rFonts w:ascii="Times New Roman" w:cs="Times New Roman" w:eastAsia="Times New Roman" w:hAnsi="Times New Roman"/>
+          <w:sz w:val="28"/>
+          <w:szCs w:val="28"/>
+        </w:rPr>
+        <w:drawing>
+          <wp:inline distB="114300" distT="114300" distL="114300" distR="114300">
+            <wp:extent cx="3095625" cy="219075"/>
+            <wp:effectExtent b="0" l="0" r="0" t="0"/>
+            <wp:docPr id="12" name="image6.png"/>
+            <a:graphic>
+              <a:graphicData uri="http://schemas.openxmlformats.org/drawingml/2006/picture">
+                <pic:pic>
+                  <pic:nvPicPr>
+                    <pic:cNvPr id="0" name="image6.png"/>
+                    <pic:cNvPicPr preferRelativeResize="0"/>
+                  </pic:nvPicPr>
+                  <pic:blipFill>
+                    <a:blip r:embed="rId18"/>
+                    <a:srcRect b="0" l="0" r="0" t="0"/>
+                    <a:stretch>
+                      <a:fillRect/>
+                    </a:stretch>
+                  </pic:blipFill>
+                  <pic:spPr>
+                    <a:xfrm>
+                      <a:off x="0" y="0"/>
+                      <a:ext cx="3095625" cy="219075"/>
+                    </a:xfrm>
+                    <a:prstGeom prst="rect"/>
+                    <a:ln/>
+                  </pic:spPr>
+                </pic:pic>
+              </a:graphicData>
+            </a:graphic>
+          </wp:inline>
+        </w:drawing>
+      </w:r>
+      <w:r>
+        <w:rPr>
+          <w:rtl w:val="0"/>
+        </w:rPr>
+      </w:r>
+    </w:p>
+    <w:p>
+      <w:pPr>
+        <w:spacing w:line="240" w:lineRule="auto"/>
+        <w:jc w:val="both"/>
+        <w:rPr>
+          <w:rFonts w:ascii="Times New Roman" w:cs="Times New Roman" w:eastAsia="Times New Roman" w:hAnsi="Times New Roman"/>
+          <w:sz w:val="28"/>
+          <w:szCs w:val="28"/>
+        </w:rPr>
+      </w:pPr>
+      <w:r>
+        <w:rPr>
+          <w:rFonts w:ascii="Times New Roman" w:cs="Times New Roman" w:eastAsia="Times New Roman" w:hAnsi="Times New Roman"/>
+          <w:sz w:val="28"/>
+          <w:szCs w:val="28"/>
+          <w:rtl w:val="0"/>
+        </w:rPr>
+        <w:t xml:space="preserve">Файл стає читабельним для інших користувачів, але не для власника чи групи</w:t>
+      </w:r>
+    </w:p>
+    <w:p>
+      <w:pPr>
+        <w:spacing w:line="240" w:lineRule="auto"/>
+        <w:jc w:val="both"/>
+        <w:rPr>
+          <w:rFonts w:ascii="Times New Roman" w:cs="Times New Roman" w:eastAsia="Times New Roman" w:hAnsi="Times New Roman"/>
+          <w:sz w:val="28"/>
+          <w:szCs w:val="28"/>
+        </w:rPr>
+      </w:pPr>
+      <w:r>
+        <w:rPr>
+          <w:rtl w:val="0"/>
+        </w:rPr>
+      </w:r>
+    </w:p>
+    <w:p>
+      <w:pPr>
+        <w:spacing w:line="240" w:lineRule="auto"/>
+        <w:jc w:val="both"/>
+        <w:rPr>
+          <w:rFonts w:ascii="Times New Roman" w:cs="Times New Roman" w:eastAsia="Times New Roman" w:hAnsi="Times New Roman"/>
+          <w:sz w:val="28"/>
+          <w:szCs w:val="28"/>
+        </w:rPr>
+      </w:pPr>
+      <w:r>
+        <w:rPr>
+          <w:rFonts w:ascii="Times New Roman" w:cs="Times New Roman" w:eastAsia="Times New Roman" w:hAnsi="Times New Roman"/>
+          <w:sz w:val="28"/>
+          <w:szCs w:val="28"/>
+        </w:rPr>
+        <w:drawing>
+          <wp:inline distB="114300" distT="114300" distL="114300" distR="114300">
+            <wp:extent cx="3219450" cy="266700"/>
+            <wp:effectExtent b="0" l="0" r="0" t="0"/>
+            <wp:docPr id="8" name="image10.png"/>
+            <a:graphic>
+              <a:graphicData uri="http://schemas.openxmlformats.org/drawingml/2006/picture">
+                <pic:pic>
+                  <pic:nvPicPr>
+                    <pic:cNvPr id="0" name="image10.png"/>
+                    <pic:cNvPicPr preferRelativeResize="0"/>
+                  </pic:nvPicPr>
+                  <pic:blipFill>
+                    <a:blip r:embed="rId19"/>
+                    <a:srcRect b="0" l="0" r="0" t="0"/>
+                    <a:stretch>
+                      <a:fillRect/>
+                    </a:stretch>
+                  </pic:blipFill>
+                  <pic:spPr>
+                    <a:xfrm>
+                      <a:off x="0" y="0"/>
+                      <a:ext cx="3219450" cy="266700"/>
+                    </a:xfrm>
+                    <a:prstGeom prst="rect"/>
+                    <a:ln/>
+                  </pic:spPr>
+                </pic:pic>
+              </a:graphicData>
+            </a:graphic>
+          </wp:inline>
+        </w:drawing>
+      </w:r>
+      <w:r>
+        <w:rPr>
+          <w:rtl w:val="0"/>
+        </w:rPr>
+      </w:r>
+    </w:p>
+    <w:p>
+      <w:pPr>
+        <w:spacing w:line="240" w:lineRule="auto"/>
+        <w:jc w:val="both"/>
+        <w:rPr>
+          <w:rFonts w:ascii="Times New Roman" w:cs="Times New Roman" w:eastAsia="Times New Roman" w:hAnsi="Times New Roman"/>
+          <w:sz w:val="28"/>
+          <w:szCs w:val="28"/>
+        </w:rPr>
+      </w:pPr>
+      <w:r>
+        <w:rPr>
+          <w:rFonts w:ascii="Times New Roman" w:cs="Times New Roman" w:eastAsia="Times New Roman" w:hAnsi="Times New Roman"/>
+          <w:sz w:val="28"/>
+          <w:szCs w:val="28"/>
+          <w:rtl w:val="0"/>
+        </w:rPr>
+        <w:t xml:space="preserve">Файл стає читабельним для інших користувачів та групи власників</w:t>
+      </w:r>
+    </w:p>
+    <w:p>
+      <w:pPr>
+        <w:spacing w:line="240" w:lineRule="auto"/>
+        <w:jc w:val="both"/>
+        <w:rPr>
+          <w:rFonts w:ascii="Times New Roman" w:cs="Times New Roman" w:eastAsia="Times New Roman" w:hAnsi="Times New Roman"/>
+          <w:sz w:val="28"/>
+          <w:szCs w:val="28"/>
+        </w:rPr>
+      </w:pPr>
+      <w:r>
+        <w:rPr>
+          <w:rtl w:val="0"/>
+        </w:rPr>
+      </w:r>
+    </w:p>
+    <w:p>
+      <w:pPr>
+        <w:spacing w:line="240" w:lineRule="auto"/>
+        <w:jc w:val="both"/>
+        <w:rPr>
+          <w:rFonts w:ascii="Times New Roman" w:cs="Times New Roman" w:eastAsia="Times New Roman" w:hAnsi="Times New Roman"/>
+          <w:sz w:val="28"/>
+          <w:szCs w:val="28"/>
+        </w:rPr>
+      </w:pPr>
+      <w:r>
+        <w:rPr>
+          <w:rtl w:val="0"/>
+        </w:rPr>
+      </w:r>
+    </w:p>
+    <w:p>
+      <w:pPr>
+        <w:spacing w:line="240" w:lineRule="auto"/>
+        <w:jc w:val="both"/>
+        <w:rPr>
+          <w:rFonts w:ascii="Times New Roman" w:cs="Times New Roman" w:eastAsia="Times New Roman" w:hAnsi="Times New Roman"/>
+          <w:sz w:val="28"/>
+          <w:szCs w:val="28"/>
+        </w:rPr>
+      </w:pPr>
+      <w:r>
+        <w:rPr>
+          <w:rFonts w:ascii="Times New Roman" w:cs="Times New Roman" w:eastAsia="Times New Roman" w:hAnsi="Times New Roman"/>
+          <w:sz w:val="28"/>
+          <w:szCs w:val="28"/>
+          <w:rtl w:val="0"/>
+        </w:rPr>
+        <w:t xml:space="preserve">chmod у числовому режимі завжди очікує ТРИ числа (u, g, o):</w:t>
+      </w:r>
+    </w:p>
+    <w:p>
+      <w:pPr>
+        <w:numPr>
+          <w:ilvl w:val="0"/>
+          <w:numId w:val="1"/>
+        </w:numPr>
+        <w:spacing w:after="0" w:afterAutospacing="0" w:before="240" w:line="240" w:lineRule="auto"/>
+        <w:ind w:left="720" w:hanging="360"/>
+        <w:rPr>
+          <w:rFonts w:ascii="Times New Roman" w:cs="Times New Roman" w:eastAsia="Times New Roman" w:hAnsi="Times New Roman"/>
+          <w:sz w:val="28"/>
+          <w:szCs w:val="28"/>
+        </w:rPr>
+      </w:pPr>
+      <w:r>
+        <w:rPr>
+          <w:rFonts w:ascii="Gungsuh" w:cs="Gungsuh" w:eastAsia="Gungsuh" w:hAnsi="Gungsuh"/>
+          <w:sz w:val="28"/>
+          <w:szCs w:val="28"/>
+          <w:rtl w:val="0"/>
+        </w:rPr>
+        <w:t xml:space="preserve">одну цифру → вона стає дозволом для others</w:t>
+      </w:r>
+    </w:p>
+    <w:p>
+      <w:pPr>
+        <w:numPr>
+          <w:ilvl w:val="0"/>
+          <w:numId w:val="1"/>
+        </w:numPr>
+        <w:spacing w:after="0" w:afterAutospacing="0" w:before="0" w:beforeAutospacing="0" w:line="240" w:lineRule="auto"/>
+        <w:ind w:left="720" w:hanging="360"/>
+        <w:rPr>
+          <w:rFonts w:ascii="Times New Roman" w:cs="Times New Roman" w:eastAsia="Times New Roman" w:hAnsi="Times New Roman"/>
+          <w:sz w:val="28"/>
+          <w:szCs w:val="28"/>
+        </w:rPr>
+      </w:pPr>
+      <w:r>
+        <w:rPr>
+          <w:rFonts w:ascii="Gungsuh" w:cs="Gungsuh" w:eastAsia="Gungsuh" w:hAnsi="Gungsuh"/>
+          <w:sz w:val="28"/>
+          <w:szCs w:val="28"/>
+          <w:rtl w:val="0"/>
+        </w:rPr>
+        <w:t xml:space="preserve">дві цифри → перша для group, друга для others</w:t>
+      </w:r>
+    </w:p>
+    <w:p>
+      <w:pPr>
+        <w:numPr>
+          <w:ilvl w:val="0"/>
+          <w:numId w:val="1"/>
+        </w:numPr>
+        <w:spacing w:after="240" w:before="0" w:beforeAutospacing="0" w:line="240" w:lineRule="auto"/>
+        <w:ind w:left="720" w:hanging="360"/>
+        <w:rPr>
+          <w:rFonts w:ascii="Times New Roman" w:cs="Times New Roman" w:eastAsia="Times New Roman" w:hAnsi="Times New Roman"/>
+          <w:sz w:val="28"/>
+          <w:szCs w:val="28"/>
+        </w:rPr>
+      </w:pPr>
+      <w:r>
+        <w:rPr>
+          <w:rFonts w:ascii="Gungsuh" w:cs="Gungsuh" w:eastAsia="Gungsuh" w:hAnsi="Gungsuh"/>
+          <w:sz w:val="28"/>
+          <w:szCs w:val="28"/>
+          <w:rtl w:val="0"/>
+        </w:rPr>
+        <w:t xml:space="preserve">три цифри → u, g, o</w:t>
+      </w:r>
+    </w:p>
+    <w:p>
+      <w:pPr>
+        <w:spacing w:after="240" w:before="240" w:line="240" w:lineRule="auto"/>
+        <w:rPr>
+          <w:rFonts w:ascii="Times New Roman" w:cs="Times New Roman" w:eastAsia="Times New Roman" w:hAnsi="Times New Roman"/>
+          <w:sz w:val="28"/>
+          <w:szCs w:val="28"/>
+        </w:rPr>
+      </w:pPr>
+      <w:r>
+        <w:rPr>
+          <w:rFonts w:ascii="Times New Roman" w:cs="Times New Roman" w:eastAsia="Times New Roman" w:hAnsi="Times New Roman"/>
+          <w:sz w:val="28"/>
+          <w:szCs w:val="28"/>
+          <w:rtl w:val="0"/>
+        </w:rPr>
+        <w:t xml:space="preserve">Зліва бракує — chmod додає нулі перед значенням</w:t>
+      </w:r>
+    </w:p>
+    <w:p>
+      <w:pPr>
+        <w:numPr>
+          <w:ilvl w:val="0"/>
+          <w:numId w:val="16"/>
+        </w:numPr>
+        <w:spacing w:line="240" w:lineRule="auto"/>
+        <w:ind w:left="1004" w:hanging="360"/>
+        <w:jc w:val="both"/>
+        <w:rPr>
+          <w:rFonts w:ascii="Times New Roman" w:cs="Times New Roman" w:eastAsia="Times New Roman" w:hAnsi="Times New Roman"/>
+          <w:sz w:val="28"/>
+          <w:szCs w:val="28"/>
+        </w:rPr>
+      </w:pPr>
+      <w:r>
+        <w:rPr>
+          <w:rFonts w:ascii="Times New Roman" w:cs="Times New Roman" w:eastAsia="Times New Roman" w:hAnsi="Times New Roman"/>
+          <w:sz w:val="28"/>
+          <w:szCs w:val="28"/>
+          <w:rtl w:val="0"/>
+        </w:rPr>
+        <w:t xml:space="preserve">**створіть каталог під назвою, де всі файли автоматично будуть належати Вашій групі користувачів і можуть бути видалені лише користувачем, який їх створив?</w:t>
+      </w:r>
+    </w:p>
+    <w:p>
+      <w:pPr>
+        <w:spacing w:line="240" w:lineRule="auto"/>
+        <w:jc w:val="both"/>
+        <w:rPr>
+          <w:rFonts w:ascii="Times New Roman" w:cs="Times New Roman" w:eastAsia="Times New Roman" w:hAnsi="Times New Roman"/>
+          <w:sz w:val="28"/>
+          <w:szCs w:val="28"/>
+        </w:rPr>
+      </w:pPr>
+      <w:r>
+        <w:rPr>
+          <w:rFonts w:ascii="Times New Roman" w:cs="Times New Roman" w:eastAsia="Times New Roman" w:hAnsi="Times New Roman"/>
+          <w:sz w:val="28"/>
+          <w:szCs w:val="28"/>
+        </w:rPr>
+        <w:drawing>
+          <wp:inline distB="114300" distT="114300" distL="114300" distR="114300">
+            <wp:extent cx="3590925" cy="752475"/>
+            <wp:effectExtent b="0" l="0" r="0" t="0"/>
+            <wp:docPr id="2" name="image5.png"/>
+            <a:graphic>
+              <a:graphicData uri="http://schemas.openxmlformats.org/drawingml/2006/picture">
+                <pic:pic>
+                  <pic:nvPicPr>
+                    <pic:cNvPr id="0" name="image5.png"/>
+                    <pic:cNvPicPr preferRelativeResize="0"/>
+                  </pic:nvPicPr>
+                  <pic:blipFill>
+                    <a:blip r:embed="rId20"/>
+                    <a:srcRect b="0" l="0" r="0" t="0"/>
+                    <a:stretch>
+                      <a:fillRect/>
+                    </a:stretch>
+                  </pic:blipFill>
+                  <pic:spPr>
+                    <a:xfrm>
+                      <a:off x="0" y="0"/>
+                      <a:ext cx="3590925" cy="752475"/>
+                    </a:xfrm>
+                    <a:prstGeom prst="rect"/>
+                    <a:ln/>
+                  </pic:spPr>
+                </pic:pic>
+              </a:graphicData>
+            </a:graphic>
+          </wp:inline>
+        </w:drawing>
+      </w:r>
+      <w:r>
+        <w:rPr>
+          <w:rtl w:val="0"/>
+        </w:rPr>
+      </w:r>
+    </w:p>
+    <w:p>
+      <w:pPr>
+        <w:spacing w:line="240" w:lineRule="auto"/>
+        <w:jc w:val="both"/>
+        <w:rPr>
+          <w:rFonts w:ascii="Times New Roman" w:cs="Times New Roman" w:eastAsia="Times New Roman" w:hAnsi="Times New Roman"/>
+          <w:sz w:val="28"/>
+          <w:szCs w:val="28"/>
+        </w:rPr>
+      </w:pPr>
+      <w:r>
+        <w:rPr>
+          <w:rtl w:val="0"/>
+        </w:rPr>
+      </w:r>
+    </w:p>
+    <w:p>
+      <w:pPr>
+        <w:numPr>
+          <w:ilvl w:val="0"/>
+          <w:numId w:val="16"/>
+        </w:numPr>
+        <w:spacing w:line="240" w:lineRule="auto"/>
+        <w:ind w:left="1004" w:hanging="360"/>
+        <w:jc w:val="both"/>
+        <w:rPr>
+          <w:rFonts w:ascii="Times New Roman" w:cs="Times New Roman" w:eastAsia="Times New Roman" w:hAnsi="Times New Roman"/>
+          <w:sz w:val="28"/>
+          <w:szCs w:val="28"/>
+        </w:rPr>
+      </w:pPr>
+      <w:r>
+        <w:rPr>
+          <w:rFonts w:ascii="Times New Roman" w:cs="Times New Roman" w:eastAsia="Times New Roman" w:hAnsi="Times New Roman"/>
+          <w:sz w:val="28"/>
+          <w:szCs w:val="28"/>
+          <w:rtl w:val="0"/>
+        </w:rPr>
+        <w:t xml:space="preserve">**під кожним користувачем створіть по одному новому файлу, та жорстке та символічне посилання на нього;</w:t>
+      </w:r>
+    </w:p>
+    <w:p>
+      <w:pPr>
+        <w:spacing w:line="240" w:lineRule="auto"/>
+        <w:ind w:left="1004" w:firstLine="0"/>
+        <w:jc w:val="both"/>
+        <w:rPr>
+          <w:rFonts w:ascii="Times New Roman" w:cs="Times New Roman" w:eastAsia="Times New Roman" w:hAnsi="Times New Roman"/>
+          <w:sz w:val="28"/>
+          <w:szCs w:val="28"/>
+        </w:rPr>
+      </w:pPr>
+      <w:r>
+        <w:rPr>
+          <w:rtl w:val="0"/>
+        </w:rPr>
+      </w:r>
+    </w:p>
+    <w:p>
+      <w:pPr>
+        <w:spacing w:line="240" w:lineRule="auto"/>
+        <w:jc w:val="both"/>
+        <w:rPr>
+          <w:rFonts w:ascii="Times New Roman" w:cs="Times New Roman" w:eastAsia="Times New Roman" w:hAnsi="Times New Roman"/>
+          <w:sz w:val="28"/>
+          <w:szCs w:val="28"/>
+        </w:rPr>
+      </w:pPr>
+      <w:r>
+        <w:rPr>
+          <w:rFonts w:ascii="Times New Roman" w:cs="Times New Roman" w:eastAsia="Times New Roman" w:hAnsi="Times New Roman"/>
+          <w:sz w:val="28"/>
+          <w:szCs w:val="28"/>
+        </w:rPr>
+        <w:drawing>
+          <wp:inline distB="114300" distT="114300" distL="114300" distR="114300">
+            <wp:extent cx="4048125" cy="942975"/>
+            <wp:effectExtent b="0" l="0" r="0" t="0"/>
+            <wp:docPr id="18" name="image11.png"/>
+            <a:graphic>
+              <a:graphicData uri="http://schemas.openxmlformats.org/drawingml/2006/picture">
+                <pic:pic>
+                  <pic:nvPicPr>
+                    <pic:cNvPr id="0" name="image11.png"/>
+                    <pic:cNvPicPr preferRelativeResize="0"/>
+                  </pic:nvPicPr>
+                  <pic:blipFill>
+                    <a:blip r:embed="rId21"/>
+                    <a:srcRect b="0" l="0" r="0" t="0"/>
+                    <a:stretch>
+                      <a:fillRect/>
+                    </a:stretch>
+                  </pic:blipFill>
+                  <pic:spPr>
+                    <a:xfrm>
+                      <a:off x="0" y="0"/>
+                      <a:ext cx="4048125" cy="942975"/>
+                    </a:xfrm>
+                    <a:prstGeom prst="rect"/>
+                    <a:ln/>
+                  </pic:spPr>
+                </pic:pic>
+              </a:graphicData>
+            </a:graphic>
+          </wp:inline>
+        </w:drawing>
+      </w:r>
+      <w:r>
+        <w:rPr>
+          <w:rtl w:val="0"/>
+        </w:rPr>
+      </w:r>
+    </w:p>
+    <w:p>
+      <w:pPr>
+        <w:spacing w:line="240" w:lineRule="auto"/>
+        <w:jc w:val="both"/>
+        <w:rPr>
+          <w:rFonts w:ascii="Times New Roman" w:cs="Times New Roman" w:eastAsia="Times New Roman" w:hAnsi="Times New Roman"/>
+          <w:sz w:val="28"/>
+          <w:szCs w:val="28"/>
+        </w:rPr>
+      </w:pPr>
+      <w:r>
+        <w:rPr>
+          <w:rtl w:val="0"/>
+        </w:rPr>
+      </w:r>
+    </w:p>
+    <w:p>
+      <w:pPr>
+        <w:spacing w:line="240" w:lineRule="auto"/>
+        <w:jc w:val="both"/>
+        <w:rPr>
+          <w:rFonts w:ascii="Times New Roman" w:cs="Times New Roman" w:eastAsia="Times New Roman" w:hAnsi="Times New Roman"/>
+          <w:sz w:val="28"/>
+          <w:szCs w:val="28"/>
+        </w:rPr>
+      </w:pPr>
+      <w:r>
+        <w:rPr>
+          <w:rFonts w:ascii="Times New Roman" w:cs="Times New Roman" w:eastAsia="Times New Roman" w:hAnsi="Times New Roman"/>
+          <w:sz w:val="28"/>
+          <w:szCs w:val="28"/>
+        </w:rPr>
+        <w:drawing>
+          <wp:inline distB="114300" distT="114300" distL="114300" distR="114300">
+            <wp:extent cx="2676525" cy="285750"/>
+            <wp:effectExtent b="0" l="0" r="0" t="0"/>
+            <wp:docPr id="10" name="image21.png"/>
+            <a:graphic>
+              <a:graphicData uri="http://schemas.openxmlformats.org/drawingml/2006/picture">
+                <pic:pic>
+                  <pic:nvPicPr>
+                    <pic:cNvPr id="0" name="image21.png"/>
+                    <pic:cNvPicPr preferRelativeResize="0"/>
+                  </pic:nvPicPr>
+                  <pic:blipFill>
+                    <a:blip r:embed="rId22"/>
+                    <a:srcRect b="0" l="0" r="0" t="0"/>
+                    <a:stretch>
+                      <a:fillRect/>
+                    </a:stretch>
+                  </pic:blipFill>
+                  <pic:spPr>
+                    <a:xfrm>
+                      <a:off x="0" y="0"/>
+                      <a:ext cx="2676525" cy="285750"/>
+                    </a:xfrm>
+                    <a:prstGeom prst="rect"/>
+                    <a:ln/>
+                  </pic:spPr>
+                </pic:pic>
+              </a:graphicData>
+            </a:graphic>
+          </wp:inline>
+        </w:drawing>
+      </w:r>
+      <w:r>
+        <w:rPr>
+          <w:rFonts w:ascii="Times New Roman" w:cs="Times New Roman" w:eastAsia="Times New Roman" w:hAnsi="Times New Roman"/>
+          <w:sz w:val="28"/>
+          <w:szCs w:val="28"/>
+        </w:rPr>
+        <w:drawing>
+          <wp:inline distB="114300" distT="114300" distL="114300" distR="114300">
+            <wp:extent cx="2705100" cy="257175"/>
+            <wp:effectExtent b="0" l="0" r="0" t="0"/>
+            <wp:docPr id="24" name="image18.png"/>
+            <a:graphic>
+              <a:graphicData uri="http://schemas.openxmlformats.org/drawingml/2006/picture">
+                <pic:pic>
+                  <pic:nvPicPr>
+                    <pic:cNvPr id="0" name="image18.png"/>
+                    <pic:cNvPicPr preferRelativeResize="0"/>
+                  </pic:nvPicPr>
+                  <pic:blipFill>
+                    <a:blip r:embed="rId23"/>
+                    <a:srcRect b="0" l="0" r="0" t="0"/>
+                    <a:stretch>
+                      <a:fillRect/>
+                    </a:stretch>
+                  </pic:blipFill>
+                  <pic:spPr>
+                    <a:xfrm>
+                      <a:off x="0" y="0"/>
+                      <a:ext cx="2705100" cy="257175"/>
+                    </a:xfrm>
+                    <a:prstGeom prst="rect"/>
+                    <a:ln/>
+                  </pic:spPr>
+                </pic:pic>
+              </a:graphicData>
+            </a:graphic>
+          </wp:inline>
+        </w:drawing>
+      </w:r>
+      <w:r>
+        <w:rPr>
+          <w:rtl w:val="0"/>
+        </w:rPr>
+      </w:r>
+    </w:p>
+    <w:p>
+      <w:pPr>
+        <w:spacing w:line="240" w:lineRule="auto"/>
+        <w:jc w:val="both"/>
+        <w:rPr>
+          <w:rFonts w:ascii="Times New Roman" w:cs="Times New Roman" w:eastAsia="Times New Roman" w:hAnsi="Times New Roman"/>
+          <w:sz w:val="28"/>
+          <w:szCs w:val="28"/>
+        </w:rPr>
+      </w:pPr>
+      <w:r>
+        <w:rPr>
+          <w:rFonts w:ascii="Times New Roman" w:cs="Times New Roman" w:eastAsia="Times New Roman" w:hAnsi="Times New Roman"/>
+          <w:sz w:val="28"/>
+          <w:szCs w:val="28"/>
+        </w:rPr>
+        <w:drawing>
+          <wp:inline distB="114300" distT="114300" distL="114300" distR="114300">
+            <wp:extent cx="4019550" cy="933450"/>
+            <wp:effectExtent b="0" l="0" r="0" t="0"/>
+            <wp:docPr id="6" name="image14.png"/>
+            <a:graphic>
+              <a:graphicData uri="http://schemas.openxmlformats.org/drawingml/2006/picture">
+                <pic:pic>
+                  <pic:nvPicPr>
+                    <pic:cNvPr id="0" name="image14.png"/>
+                    <pic:cNvPicPr preferRelativeResize="0"/>
+                  </pic:nvPicPr>
+                  <pic:blipFill>
+                    <a:blip r:embed="rId24"/>
+                    <a:srcRect b="0" l="0" r="0" t="0"/>
+                    <a:stretch>
+                      <a:fillRect/>
+                    </a:stretch>
+                  </pic:blipFill>
+                  <pic:spPr>
+                    <a:xfrm>
+                      <a:off x="0" y="0"/>
+                      <a:ext cx="4019550" cy="933450"/>
+                    </a:xfrm>
+                    <a:prstGeom prst="rect"/>
+                    <a:ln/>
+                  </pic:spPr>
+                </pic:pic>
+              </a:graphicData>
+            </a:graphic>
+          </wp:inline>
+        </w:drawing>
+      </w:r>
+      <w:r>
+        <w:rPr>
+          <w:rFonts w:ascii="Times New Roman" w:cs="Times New Roman" w:eastAsia="Times New Roman" w:hAnsi="Times New Roman"/>
+          <w:sz w:val="28"/>
+          <w:szCs w:val="28"/>
+          <w:rtl w:val="0"/>
+        </w:rPr>
+        <w:br w:type="textWrapping"/>
+      </w:r>
+      <w:r>
+        <w:rPr>
+          <w:rFonts w:ascii="Times New Roman" w:cs="Times New Roman" w:eastAsia="Times New Roman" w:hAnsi="Times New Roman"/>
+          <w:sz w:val="28"/>
+          <w:szCs w:val="28"/>
+        </w:rPr>
+        <w:drawing>
+          <wp:inline distB="114300" distT="114300" distL="114300" distR="114300">
+            <wp:extent cx="4286250" cy="933450"/>
+            <wp:effectExtent b="0" l="0" r="0" t="0"/>
+            <wp:docPr id="19" name="image9.png"/>
+            <a:graphic>
+              <a:graphicData uri="http://schemas.openxmlformats.org/drawingml/2006/picture">
+                <pic:pic>
+                  <pic:nvPicPr>
+                    <pic:cNvPr id="0" name="image9.png"/>
+                    <pic:cNvPicPr preferRelativeResize="0"/>
+                  </pic:nvPicPr>
+                  <pic:blipFill>
+                    <a:blip r:embed="rId25"/>
+                    <a:srcRect b="0" l="0" r="0" t="0"/>
+                    <a:stretch>
+                      <a:fillRect/>
+                    </a:stretch>
+                  </pic:blipFill>
+                  <pic:spPr>
+                    <a:xfrm>
+                      <a:off x="0" y="0"/>
+                      <a:ext cx="4286250" cy="933450"/>
+                    </a:xfrm>
+                    <a:prstGeom prst="rect"/>
+                    <a:ln/>
+                  </pic:spPr>
+                </pic:pic>
+              </a:graphicData>
+            </a:graphic>
+          </wp:inline>
+        </w:drawing>
+      </w:r>
+      <w:r>
+        <w:rPr>
+          <w:rtl w:val="0"/>
+        </w:rPr>
+      </w:r>
+    </w:p>
+    <w:p>
+      <w:pPr>
+        <w:spacing w:line="240" w:lineRule="auto"/>
+        <w:jc w:val="both"/>
+        <w:rPr>
+          <w:rFonts w:ascii="Times New Roman" w:cs="Times New Roman" w:eastAsia="Times New Roman" w:hAnsi="Times New Roman"/>
+          <w:sz w:val="28"/>
+          <w:szCs w:val="28"/>
+        </w:rPr>
+      </w:pPr>
+      <w:r>
+        <w:rPr>
+          <w:rtl w:val="0"/>
+        </w:rPr>
+      </w:r>
+    </w:p>
+    <w:p>
+      <w:pPr>
+        <w:spacing w:line="240" w:lineRule="auto"/>
+        <w:jc w:val="both"/>
+        <w:rPr>
+          <w:rFonts w:ascii="Times New Roman" w:cs="Times New Roman" w:eastAsia="Times New Roman" w:hAnsi="Times New Roman"/>
+          <w:sz w:val="28"/>
+          <w:szCs w:val="28"/>
+        </w:rPr>
+      </w:pPr>
+      <w:r>
+        <w:rPr>
+          <w:rtl w:val="0"/>
+        </w:rPr>
+      </w:r>
+    </w:p>
+    <w:p>
+      <w:pPr>
+        <w:numPr>
+          <w:ilvl w:val="0"/>
+          <w:numId w:val="16"/>
+        </w:numPr>
+        <w:spacing w:line="240" w:lineRule="auto"/>
+        <w:ind w:left="1004" w:hanging="360"/>
+        <w:jc w:val="both"/>
+        <w:rPr>
+          <w:rFonts w:ascii="Times New Roman" w:cs="Times New Roman" w:eastAsia="Times New Roman" w:hAnsi="Times New Roman"/>
+          <w:sz w:val="28"/>
+          <w:szCs w:val="28"/>
+        </w:rPr>
+      </w:pPr>
+      <w:r>
+        <w:rPr>
+          <w:rFonts w:ascii="Times New Roman" w:cs="Times New Roman" w:eastAsia="Times New Roman" w:hAnsi="Times New Roman"/>
+          <w:sz w:val="28"/>
+          <w:szCs w:val="28"/>
+          <w:rtl w:val="0"/>
+        </w:rPr>
+        <w:t xml:space="preserve">**спробуйте іншими користувачами переглянути ці файли;</w:t>
+      </w:r>
+    </w:p>
+    <w:p>
+      <w:pPr>
+        <w:spacing w:line="240" w:lineRule="auto"/>
+        <w:ind w:left="1004" w:firstLine="0"/>
+        <w:jc w:val="both"/>
+        <w:rPr>
+          <w:rFonts w:ascii="Times New Roman" w:cs="Times New Roman" w:eastAsia="Times New Roman" w:hAnsi="Times New Roman"/>
+          <w:sz w:val="28"/>
+          <w:szCs w:val="28"/>
+        </w:rPr>
+      </w:pPr>
+      <w:r>
+        <w:rPr>
+          <w:rtl w:val="0"/>
+        </w:rPr>
+      </w:r>
+    </w:p>
+    <w:p>
+      <w:pPr>
+        <w:spacing w:line="240" w:lineRule="auto"/>
+        <w:jc w:val="both"/>
+        <w:rPr>
+          <w:rFonts w:ascii="Times New Roman" w:cs="Times New Roman" w:eastAsia="Times New Roman" w:hAnsi="Times New Roman"/>
+          <w:sz w:val="28"/>
+          <w:szCs w:val="28"/>
+        </w:rPr>
+      </w:pPr>
+      <w:r>
+        <w:rPr>
+          <w:rFonts w:ascii="Times New Roman" w:cs="Times New Roman" w:eastAsia="Times New Roman" w:hAnsi="Times New Roman"/>
+          <w:sz w:val="28"/>
+          <w:szCs w:val="28"/>
+        </w:rPr>
+        <w:drawing>
+          <wp:inline distB="114300" distT="114300" distL="114300" distR="114300">
+            <wp:extent cx="4305300" cy="1762125"/>
+            <wp:effectExtent b="0" l="0" r="0" t="0"/>
+            <wp:docPr id="20" name="image3.png"/>
+            <a:graphic>
+              <a:graphicData uri="http://schemas.openxmlformats.org/drawingml/2006/picture">
+                <pic:pic>
+                  <pic:nvPicPr>
+                    <pic:cNvPr id="0" name="image3.png"/>
+                    <pic:cNvPicPr preferRelativeResize="0"/>
+                  </pic:nvPicPr>
+                  <pic:blipFill>
+                    <a:blip r:embed="rId26"/>
+                    <a:srcRect b="0" l="0" r="0" t="0"/>
+                    <a:stretch>
+                      <a:fillRect/>
+                    </a:stretch>
+                  </pic:blipFill>
+                  <pic:spPr>
+                    <a:xfrm>
+                      <a:off x="0" y="0"/>
+                      <a:ext cx="4305300" cy="1762125"/>
+                    </a:xfrm>
+                    <a:prstGeom prst="rect"/>
+                    <a:ln/>
+                  </pic:spPr>
+                </pic:pic>
+              </a:graphicData>
+            </a:graphic>
+          </wp:inline>
+        </w:drawing>
+      </w:r>
+      <w:r>
+        <w:rPr>
+          <w:rtl w:val="0"/>
+        </w:rPr>
+      </w:r>
+    </w:p>
+    <w:p>
+      <w:pPr>
+        <w:spacing w:line="240" w:lineRule="auto"/>
+        <w:jc w:val="both"/>
+        <w:rPr>
+          <w:rFonts w:ascii="Times New Roman" w:cs="Times New Roman" w:eastAsia="Times New Roman" w:hAnsi="Times New Roman"/>
+          <w:sz w:val="28"/>
+          <w:szCs w:val="28"/>
+        </w:rPr>
+      </w:pPr>
+      <w:r>
+        <w:rPr>
+          <w:rFonts w:ascii="Times New Roman" w:cs="Times New Roman" w:eastAsia="Times New Roman" w:hAnsi="Times New Roman"/>
+          <w:sz w:val="28"/>
+          <w:szCs w:val="28"/>
+        </w:rPr>
+        <w:drawing>
+          <wp:inline distB="114300" distT="114300" distL="114300" distR="114300">
+            <wp:extent cx="3905250" cy="1371600"/>
+            <wp:effectExtent b="0" l="0" r="0" t="0"/>
+            <wp:docPr id="3" name="image23.png"/>
+            <a:graphic>
+              <a:graphicData uri="http://schemas.openxmlformats.org/drawingml/2006/picture">
+                <pic:pic>
+                  <pic:nvPicPr>
+                    <pic:cNvPr id="0" name="image23.png"/>
+                    <pic:cNvPicPr preferRelativeResize="0"/>
+                  </pic:nvPicPr>
+                  <pic:blipFill>
+                    <a:blip r:embed="rId27"/>
+                    <a:srcRect b="0" l="0" r="0" t="0"/>
+                    <a:stretch>
+                      <a:fillRect/>
+                    </a:stretch>
+                  </pic:blipFill>
+                  <pic:spPr>
+                    <a:xfrm>
+                      <a:off x="0" y="0"/>
+                      <a:ext cx="3905250" cy="1371600"/>
+                    </a:xfrm>
+                    <a:prstGeom prst="rect"/>
+                    <a:ln/>
+                  </pic:spPr>
+                </pic:pic>
+              </a:graphicData>
+            </a:graphic>
+          </wp:inline>
+        </w:drawing>
+      </w:r>
+      <w:r>
+        <w:rPr>
+          <w:rtl w:val="0"/>
+        </w:rPr>
+      </w:r>
+    </w:p>
+    <w:p>
+      <w:pPr>
+        <w:spacing w:line="240" w:lineRule="auto"/>
+        <w:jc w:val="both"/>
+        <w:rPr>
+          <w:rFonts w:ascii="Times New Roman" w:cs="Times New Roman" w:eastAsia="Times New Roman" w:hAnsi="Times New Roman"/>
+          <w:sz w:val="28"/>
+          <w:szCs w:val="28"/>
+        </w:rPr>
+      </w:pPr>
+      <w:r>
+        <w:rPr>
+          <w:rFonts w:ascii="Times New Roman" w:cs="Times New Roman" w:eastAsia="Times New Roman" w:hAnsi="Times New Roman"/>
+          <w:sz w:val="28"/>
+          <w:szCs w:val="28"/>
+          <w:rtl w:val="0"/>
+        </w:rPr>
+        <w:t xml:space="preserve">І так само від будь якого користувача, до файлів інших користувачів</w:t>
+      </w:r>
+    </w:p>
+    <w:p>
+      <w:pPr>
+        <w:spacing w:line="240" w:lineRule="auto"/>
+        <w:jc w:val="both"/>
+        <w:rPr>
+          <w:rFonts w:ascii="Times New Roman" w:cs="Times New Roman" w:eastAsia="Times New Roman" w:hAnsi="Times New Roman"/>
+          <w:sz w:val="28"/>
+          <w:szCs w:val="28"/>
+        </w:rPr>
+      </w:pPr>
+      <w:r>
+        <w:rPr>
+          <w:rtl w:val="0"/>
+        </w:rPr>
+      </w:r>
+    </w:p>
+    <w:p>
+      <w:pPr>
+        <w:numPr>
+          <w:ilvl w:val="0"/>
+          <w:numId w:val="16"/>
+        </w:numPr>
+        <w:spacing w:line="240" w:lineRule="auto"/>
+        <w:ind w:left="1004" w:hanging="360"/>
+        <w:jc w:val="both"/>
+        <w:rPr>
+          <w:rFonts w:ascii="Times New Roman" w:cs="Times New Roman" w:eastAsia="Times New Roman" w:hAnsi="Times New Roman"/>
+          <w:sz w:val="28"/>
+          <w:szCs w:val="28"/>
+        </w:rPr>
+      </w:pPr>
+      <w:r>
+        <w:rPr>
+          <w:rFonts w:ascii="Times New Roman" w:cs="Times New Roman" w:eastAsia="Times New Roman" w:hAnsi="Times New Roman"/>
+          <w:sz w:val="28"/>
+          <w:szCs w:val="28"/>
+          <w:rtl w:val="0"/>
+        </w:rPr>
+        <w:t xml:space="preserve">**спробуйте іншими користувачами видалити ці файли, зробіть висновки.</w:t>
+      </w:r>
+    </w:p>
+    <w:p>
+      <w:pPr>
+        <w:spacing w:line="240" w:lineRule="auto"/>
+        <w:ind w:left="1004" w:firstLine="0"/>
+        <w:jc w:val="both"/>
+        <w:rPr>
+          <w:rFonts w:ascii="Times New Roman" w:cs="Times New Roman" w:eastAsia="Times New Roman" w:hAnsi="Times New Roman"/>
+          <w:sz w:val="28"/>
+          <w:szCs w:val="28"/>
+        </w:rPr>
+      </w:pPr>
+      <w:r>
+        <w:rPr>
+          <w:rtl w:val="0"/>
+        </w:rPr>
+      </w:r>
+    </w:p>
+    <w:p>
+      <w:pPr>
+        <w:spacing w:line="276" w:lineRule="auto"/>
+        <w:rPr>
+          <w:sz w:val="28"/>
+          <w:szCs w:val="28"/>
+        </w:rPr>
+      </w:pPr>
+      <w:r>
+        <w:rPr>
+          <w:sz w:val="28"/>
+          <w:szCs w:val="28"/>
+        </w:rPr>
+        <w:drawing>
+          <wp:inline distB="114300" distT="114300" distL="114300" distR="114300">
+            <wp:extent cx="4972050" cy="714375"/>
+            <wp:effectExtent b="0" l="0" r="0" t="0"/>
+            <wp:docPr id="13" name="image8.png"/>
+            <a:graphic>
+              <a:graphicData uri="http://schemas.openxmlformats.org/drawingml/2006/picture">
+                <pic:pic>
+                  <pic:nvPicPr>
+                    <pic:cNvPr id="0" name="image8.png"/>
+                    <pic:cNvPicPr preferRelativeResize="0"/>
+                  </pic:nvPicPr>
+                  <pic:blipFill>
+                    <a:blip r:embed="rId28"/>
+                    <a:srcRect b="0" l="0" r="0" t="0"/>
+                    <a:stretch>
+                      <a:fillRect/>
+                    </a:stretch>
+                  </pic:blipFill>
+                  <pic:spPr>
+                    <a:xfrm>
+                      <a:off x="0" y="0"/>
+                      <a:ext cx="4972050" cy="714375"/>
+                    </a:xfrm>
+                    <a:prstGeom prst="rect"/>
+                    <a:ln/>
+                  </pic:spPr>
+                </pic:pic>
+              </a:graphicData>
+            </a:graphic>
+          </wp:inline>
+        </w:drawing>
+      </w:r>
+      <w:r>
+        <w:rPr>
+          <w:rtl w:val="0"/>
+        </w:rPr>
+      </w:r>
+    </w:p>
+    <w:p>
+      <w:pPr>
+        <w:spacing w:line="276" w:lineRule="auto"/>
+        <w:rPr>
+          <w:sz w:val="28"/>
+          <w:szCs w:val="28"/>
+        </w:rPr>
+      </w:pPr>
+      <w:r>
+        <w:rPr>
+          <w:sz w:val="28"/>
+          <w:szCs w:val="28"/>
+        </w:rPr>
+        <w:drawing>
+          <wp:inline distB="114300" distT="114300" distL="114300" distR="114300">
+            <wp:extent cx="4752975" cy="876300"/>
+            <wp:effectExtent b="0" l="0" r="0" t="0"/>
+            <wp:docPr id="5" name="image4.png"/>
+            <a:graphic>
+              <a:graphicData uri="http://schemas.openxmlformats.org/drawingml/2006/picture">
+                <pic:pic>
+                  <pic:nvPicPr>
+                    <pic:cNvPr id="0" name="image4.png"/>
+                    <pic:cNvPicPr preferRelativeResize="0"/>
+                  </pic:nvPicPr>
+                  <pic:blipFill>
+                    <a:blip r:embed="rId29"/>
+                    <a:srcRect b="0" l="0" r="0" t="0"/>
+                    <a:stretch>
+                      <a:fillRect/>
+                    </a:stretch>
+                  </pic:blipFill>
+                  <pic:spPr>
+                    <a:xfrm>
+                      <a:off x="0" y="0"/>
+                      <a:ext cx="4752975" cy="876300"/>
+                    </a:xfrm>
+                    <a:prstGeom prst="rect"/>
+                    <a:ln/>
+                  </pic:spPr>
+                </pic:pic>
+              </a:graphicData>
+            </a:graphic>
+          </wp:inline>
+        </w:drawing>
+      </w:r>
+      <w:r>
+        <w:rPr>
+          <w:rtl w:val="0"/>
+        </w:rPr>
+      </w:r>
+    </w:p>
+    <w:p>
+      <w:pPr>
+        <w:spacing w:line="276" w:lineRule="auto"/>
+        <w:rPr>
+          <w:sz w:val="28"/>
+          <w:szCs w:val="28"/>
+        </w:rPr>
+      </w:pPr>
+      <w:r>
+        <w:rPr>
+          <w:rtl w:val="0"/>
+        </w:rPr>
+      </w:r>
+    </w:p>
+    <w:p>
+      <w:pPr>
+        <w:spacing w:line="276" w:lineRule="auto"/>
+        <w:rPr>
+          <w:sz w:val="28"/>
+          <w:szCs w:val="28"/>
+        </w:rPr>
+      </w:pPr>
+      <w:r>
+        <w:rPr>
+          <w:sz w:val="28"/>
+          <w:szCs w:val="28"/>
+          <w:rtl w:val="0"/>
+        </w:rPr>
+        <w:t xml:space="preserve">Не можна видалити файли створенні іншим користувачем, якщо ти маєш права за замовчуванням</w:t>
+      </w:r>
+    </w:p>
+    <w:p>
+      <w:pPr>
+        <w:spacing w:line="276" w:lineRule="auto"/>
+        <w:rPr/>
+      </w:pPr>
+      <w:r>
+        <w:rPr>
+          <w:rtl w:val="0"/>
+        </w:rPr>
+      </w:r>
+    </w:p>
+    <w:p>
+      <w:pPr>
+        <w:spacing w:line="240" w:lineRule="auto"/>
+        <w:ind w:left="720" w:firstLine="0"/>
+        <w:jc w:val="both"/>
+        <w:rPr>
+          <w:rFonts w:ascii="Times New Roman" w:cs="Times New Roman" w:eastAsia="Times New Roman" w:hAnsi="Times New Roman"/>
+          <w:b w:val="1"/>
+          <w:bCs w:val="1"/>
+          <w:sz w:val="28"/>
+          <w:szCs w:val="28"/>
+        </w:rPr>
+      </w:pPr>
+      <w:r>
+        <w:rPr>
+          <w:rFonts w:ascii="Times New Roman" w:cs="Times New Roman" w:eastAsia="Times New Roman" w:hAnsi="Times New Roman"/>
+          <w:sz w:val="28"/>
+          <w:szCs w:val="28"/>
+          <w:rtl w:val="0"/>
+        </w:rPr>
+        <w:t xml:space="preserve"> </w:t>
+      </w:r>
+      <w:r>
+        <w:rPr>
+          <w:rFonts w:ascii="Times New Roman" w:cs="Times New Roman" w:eastAsia="Times New Roman" w:hAnsi="Times New Roman"/>
+          <w:b w:val="1"/>
+          <w:bCs w:val="1"/>
+          <w:sz w:val="28"/>
+          <w:szCs w:val="28"/>
+          <w:rtl w:val="0"/>
+        </w:rPr>
+        <w:t xml:space="preserve">Контрольні запитання:</w:t>
+      </w:r>
+    </w:p>
+    <w:p>
+      <w:pPr>
+        <w:numPr>
+          <w:ilvl w:val="0"/>
+          <w:numId w:val="11"/>
+        </w:numPr>
+        <w:spacing w:line="240" w:lineRule="auto"/>
+        <w:ind w:left="709" w:hanging="349"/>
+        <w:jc w:val="both"/>
+        <w:rPr>
+          <w:rFonts w:ascii="Times New Roman" w:cs="Times New Roman" w:eastAsia="Times New Roman" w:hAnsi="Times New Roman"/>
+          <w:sz w:val="28"/>
+          <w:szCs w:val="28"/>
+        </w:rPr>
+      </w:pPr>
+      <w:r>
+        <w:rPr>
+          <w:rFonts w:ascii="Times New Roman" w:cs="Times New Roman" w:eastAsia="Times New Roman" w:hAnsi="Times New Roman"/>
+          <w:sz w:val="28"/>
+          <w:szCs w:val="28"/>
+          <w:rtl w:val="0"/>
+        </w:rPr>
+        <w:t xml:space="preserve">Наведіть приклади зміни прав доступу символічним методом (Symbolic Method)?</w:t>
+      </w:r>
+    </w:p>
+    <w:p>
+      <w:pPr>
+        <w:numPr>
+          <w:ilvl w:val="0"/>
+          <w:numId w:val="11"/>
+        </w:numPr>
+        <w:spacing w:line="240" w:lineRule="auto"/>
+        <w:ind w:left="709" w:hanging="349"/>
+        <w:jc w:val="both"/>
+        <w:rPr>
+          <w:rFonts w:ascii="Times New Roman" w:cs="Times New Roman" w:eastAsia="Times New Roman" w:hAnsi="Times New Roman"/>
+          <w:sz w:val="28"/>
+          <w:szCs w:val="28"/>
+        </w:rPr>
+      </w:pPr>
+      <w:r>
+        <w:rPr>
+          <w:rFonts w:ascii="Times New Roman" w:cs="Times New Roman" w:eastAsia="Times New Roman" w:hAnsi="Times New Roman"/>
+          <w:sz w:val="28"/>
+          <w:szCs w:val="28"/>
+          <w:rtl w:val="0"/>
+        </w:rPr>
+        <w:t xml:space="preserve">Наведіть приклади зміни прав доступу числовим методом (numeric method, octal method)?</w:t>
+      </w:r>
+    </w:p>
+    <w:p>
+      <w:pPr>
+        <w:numPr>
+          <w:ilvl w:val="0"/>
+          <w:numId w:val="11"/>
+        </w:numPr>
+        <w:spacing w:line="240" w:lineRule="auto"/>
+        <w:ind w:left="709" w:hanging="349"/>
+        <w:jc w:val="both"/>
+        <w:rPr>
+          <w:rFonts w:ascii="Times New Roman" w:cs="Times New Roman" w:eastAsia="Times New Roman" w:hAnsi="Times New Roman"/>
+          <w:sz w:val="28"/>
+          <w:szCs w:val="28"/>
+        </w:rPr>
+      </w:pPr>
+      <w:r>
+        <w:rPr>
+          <w:rFonts w:ascii="Times New Roman" w:cs="Times New Roman" w:eastAsia="Times New Roman" w:hAnsi="Times New Roman"/>
+          <w:sz w:val="28"/>
+          <w:szCs w:val="28"/>
+          <w:rtl w:val="0"/>
+        </w:rPr>
+        <w:t xml:space="preserve">Яке призначення команди umask? </w:t>
+      </w:r>
+    </w:p>
+    <w:p>
+      <w:pPr>
+        <w:numPr>
+          <w:ilvl w:val="0"/>
+          <w:numId w:val="11"/>
+        </w:numPr>
+        <w:spacing w:line="240" w:lineRule="auto"/>
+        <w:ind w:left="709" w:hanging="349"/>
+        <w:jc w:val="both"/>
+        <w:rPr>
+          <w:rFonts w:ascii="Times New Roman" w:cs="Times New Roman" w:eastAsia="Times New Roman" w:hAnsi="Times New Roman"/>
+          <w:sz w:val="28"/>
+          <w:szCs w:val="28"/>
+        </w:rPr>
+      </w:pPr>
+      <w:r>
+        <w:rPr>
+          <w:rFonts w:ascii="Times New Roman" w:cs="Times New Roman" w:eastAsia="Times New Roman" w:hAnsi="Times New Roman"/>
+          <w:sz w:val="28"/>
+          <w:szCs w:val="28"/>
+          <w:rtl w:val="0"/>
+        </w:rPr>
+        <w:t xml:space="preserve">Порівняйте жорсткі та символічні посилання? </w:t>
+      </w:r>
+    </w:p>
+    <w:p>
+      <w:pPr>
+        <w:numPr>
+          <w:ilvl w:val="0"/>
+          <w:numId w:val="11"/>
+        </w:numPr>
+        <w:spacing w:line="240" w:lineRule="auto"/>
+        <w:ind w:left="709" w:hanging="349"/>
+        <w:jc w:val="both"/>
+        <w:rPr>
+          <w:rFonts w:ascii="Times New Roman" w:cs="Times New Roman" w:eastAsia="Times New Roman" w:hAnsi="Times New Roman"/>
+          <w:sz w:val="28"/>
+          <w:szCs w:val="28"/>
+        </w:rPr>
+      </w:pPr>
+      <w:r>
+        <w:rPr>
+          <w:rFonts w:ascii="Times New Roman" w:cs="Times New Roman" w:eastAsia="Times New Roman" w:hAnsi="Times New Roman"/>
+          <w:sz w:val="28"/>
+          <w:szCs w:val="28"/>
+          <w:rtl w:val="0"/>
+        </w:rPr>
+        <w:t xml:space="preserve">*Чи можна виконати файл, для якого є права на виконання, але не встановлені права на читання (--x)? Поясніть.</w:t>
+      </w:r>
+    </w:p>
+    <w:p>
+      <w:pPr>
+        <w:numPr>
+          <w:ilvl w:val="0"/>
+          <w:numId w:val="11"/>
+        </w:numPr>
+        <w:spacing w:line="240" w:lineRule="auto"/>
+        <w:ind w:left="709" w:hanging="349"/>
+        <w:jc w:val="both"/>
+        <w:rPr>
+          <w:rFonts w:ascii="Times New Roman" w:cs="Times New Roman" w:eastAsia="Times New Roman" w:hAnsi="Times New Roman"/>
+          <w:sz w:val="28"/>
+          <w:szCs w:val="28"/>
+        </w:rPr>
+      </w:pPr>
+      <w:r>
+        <w:rPr>
+          <w:rFonts w:ascii="Times New Roman" w:cs="Times New Roman" w:eastAsia="Times New Roman" w:hAnsi="Times New Roman"/>
+          <w:sz w:val="28"/>
+          <w:szCs w:val="28"/>
+          <w:rtl w:val="0"/>
+        </w:rPr>
+        <w:t xml:space="preserve">*Якщо ми змінюємо права доступу та дозволи в поточній сесії чи будуть вони збережені в наступній?.</w:t>
+      </w:r>
+    </w:p>
+    <w:p>
+      <w:pPr>
+        <w:numPr>
+          <w:ilvl w:val="0"/>
+          <w:numId w:val="11"/>
+        </w:numPr>
+        <w:spacing w:line="240" w:lineRule="auto"/>
+        <w:ind w:left="709" w:hanging="349"/>
+        <w:jc w:val="both"/>
+        <w:rPr>
+          <w:rFonts w:ascii="Times New Roman" w:cs="Times New Roman" w:eastAsia="Times New Roman" w:hAnsi="Times New Roman"/>
+          <w:sz w:val="28"/>
+          <w:szCs w:val="28"/>
+        </w:rPr>
+      </w:pPr>
+      <w:r>
+        <w:rPr>
+          <w:rFonts w:ascii="Times New Roman" w:cs="Times New Roman" w:eastAsia="Times New Roman" w:hAnsi="Times New Roman"/>
+          <w:sz w:val="28"/>
+          <w:szCs w:val="28"/>
+          <w:rtl w:val="0"/>
+        </w:rPr>
+        <w:t xml:space="preserve">*Чи є якийсь шаблон, яким система користується щодо прав та доступів при створенні нових файлів. Як можна змінити права дозволу за замовчуванням?</w:t>
+      </w:r>
+    </w:p>
+    <w:p>
+      <w:pPr>
+        <w:numPr>
+          <w:ilvl w:val="0"/>
+          <w:numId w:val="11"/>
+        </w:numPr>
+        <w:spacing w:line="240" w:lineRule="auto"/>
+        <w:ind w:left="709" w:hanging="349"/>
+        <w:jc w:val="both"/>
+        <w:rPr>
+          <w:rFonts w:ascii="Times New Roman" w:cs="Times New Roman" w:eastAsia="Times New Roman" w:hAnsi="Times New Roman"/>
+          <w:sz w:val="28"/>
+          <w:szCs w:val="28"/>
+        </w:rPr>
+      </w:pPr>
+      <w:r>
+        <w:rPr>
+          <w:rFonts w:ascii="Times New Roman" w:cs="Times New Roman" w:eastAsia="Times New Roman" w:hAnsi="Times New Roman"/>
+          <w:sz w:val="28"/>
+          <w:szCs w:val="28"/>
+          <w:rtl w:val="0"/>
+        </w:rPr>
+        <w:t xml:space="preserve">*Яким чином можна створити жорстке посилання? В яких ситуаціях їх доцільно використовувати?</w:t>
+      </w:r>
+    </w:p>
+    <w:p>
+      <w:pPr>
+        <w:numPr>
+          <w:ilvl w:val="0"/>
+          <w:numId w:val="11"/>
+        </w:numPr>
+        <w:spacing w:line="240" w:lineRule="auto"/>
+        <w:ind w:left="709" w:hanging="349"/>
+        <w:jc w:val="both"/>
+        <w:rPr>
+          <w:rFonts w:ascii="Times New Roman" w:cs="Times New Roman" w:eastAsia="Times New Roman" w:hAnsi="Times New Roman"/>
+          <w:sz w:val="28"/>
+          <w:szCs w:val="28"/>
+        </w:rPr>
+      </w:pPr>
+      <w:r>
+        <w:rPr>
+          <w:rFonts w:ascii="Times New Roman" w:cs="Times New Roman" w:eastAsia="Times New Roman" w:hAnsi="Times New Roman"/>
+          <w:sz w:val="28"/>
+          <w:szCs w:val="28"/>
+          <w:rtl w:val="0"/>
+        </w:rPr>
+        <w:t xml:space="preserve">*Яким чином можна створити символічне посилання? В яких ситуаціях їх доцільно використовувати? </w:t>
+      </w:r>
+    </w:p>
+    <w:p>
+      <w:pPr>
+        <w:numPr>
+          <w:ilvl w:val="0"/>
+          <w:numId w:val="11"/>
+        </w:numPr>
+        <w:spacing w:line="240" w:lineRule="auto"/>
+        <w:ind w:left="709" w:hanging="349"/>
+        <w:jc w:val="both"/>
+        <w:rPr>
+          <w:rFonts w:ascii="Times New Roman" w:cs="Times New Roman" w:eastAsia="Times New Roman" w:hAnsi="Times New Roman"/>
+          <w:sz w:val="28"/>
+          <w:szCs w:val="28"/>
+        </w:rPr>
+      </w:pPr>
+      <w:r>
+        <w:rPr>
+          <w:rFonts w:ascii="Times New Roman" w:cs="Times New Roman" w:eastAsia="Times New Roman" w:hAnsi="Times New Roman"/>
+          <w:sz w:val="28"/>
+          <w:szCs w:val="28"/>
+          <w:rtl w:val="0"/>
+        </w:rPr>
+        <w:t xml:space="preserve">**Уявіть, що програмі потрібно створити одноразовий тимчасовий файл, який більше ніколи не знадобиться після закриття програми. Який правильний каталог для створення цього файлу?</w:t>
+      </w:r>
+    </w:p>
+    <w:p>
+      <w:pPr>
+        <w:numPr>
+          <w:ilvl w:val="0"/>
+          <w:numId w:val="11"/>
+        </w:numPr>
+        <w:spacing w:line="240" w:lineRule="auto"/>
+        <w:ind w:left="709" w:hanging="349"/>
+        <w:jc w:val="both"/>
+        <w:rPr>
+          <w:rFonts w:ascii="Times New Roman" w:cs="Times New Roman" w:eastAsia="Times New Roman" w:hAnsi="Times New Roman"/>
+          <w:sz w:val="28"/>
+          <w:szCs w:val="28"/>
+        </w:rPr>
+      </w:pPr>
+      <w:r>
+        <w:rPr>
+          <w:rFonts w:ascii="Times New Roman" w:cs="Times New Roman" w:eastAsia="Times New Roman" w:hAnsi="Times New Roman"/>
+          <w:sz w:val="28"/>
+          <w:szCs w:val="28"/>
+          <w:rtl w:val="0"/>
+        </w:rPr>
+        <w:t xml:space="preserve">**Є файл оригінал та для нього створено два посилання - символічне та жорстке. Що відбудеться з іншими файлами, якщо видалити:</w:t>
+      </w:r>
+    </w:p>
+    <w:p>
+      <w:pPr>
+        <w:numPr>
+          <w:ilvl w:val="0"/>
           <w:numId w:val="10"/>
         </w:numPr>
         <w:spacing w:line="240" w:lineRule="auto"/>
-        <w:ind w:left="566.9291338582675" w:hanging="283.46456692913375"/>
-        <w:jc w:val="both"/>
-        <w:rPr>
-          <w:rFonts w:ascii="Times New Roman" w:cs="Times New Roman" w:eastAsia="Times New Roman" w:hAnsi="Times New Roman"/>
-          <w:sz w:val="28"/>
-          <w:szCs w:val="28"/>
-        </w:rPr>
-      </w:pPr>
-      <w:r>
-        <w:rPr>
-          <w:rFonts w:ascii="Times New Roman" w:cs="Times New Roman" w:eastAsia="Times New Roman" w:hAnsi="Times New Roman"/>
-          <w:sz w:val="28"/>
-          <w:szCs w:val="28"/>
-          <w:rtl w:val="0"/>
-        </w:rPr>
-        <w:t xml:space="preserve"> Виконайте наступні практичні завдання у терміналі наступні дії (продемонструвати скріншоти):</w:t>
+        <w:ind w:left="992.1259842519685" w:hanging="283.46456692913375"/>
+        <w:jc w:val="both"/>
+        <w:rPr>
+          <w:rFonts w:ascii="Times New Roman" w:cs="Times New Roman" w:eastAsia="Times New Roman" w:hAnsi="Times New Roman"/>
+          <w:sz w:val="28"/>
+          <w:szCs w:val="28"/>
+        </w:rPr>
+      </w:pPr>
+      <w:r>
+        <w:rPr>
+          <w:rFonts w:ascii="Times New Roman" w:cs="Times New Roman" w:eastAsia="Times New Roman" w:hAnsi="Times New Roman"/>
+          <w:sz w:val="28"/>
+          <w:szCs w:val="28"/>
+          <w:rtl w:val="0"/>
+        </w:rPr>
+        <w:t xml:space="preserve">файл оригінал;</w:t>
+      </w:r>
+    </w:p>
+    <w:p>
+      <w:pPr>
+        <w:numPr>
+          <w:ilvl w:val="0"/>
+          <w:numId w:val="10"/>
+        </w:numPr>
+        <w:spacing w:line="240" w:lineRule="auto"/>
+        <w:ind w:left="992.1259842519685" w:hanging="283.46456692913375"/>
+        <w:jc w:val="both"/>
+        <w:rPr>
+          <w:rFonts w:ascii="Times New Roman" w:cs="Times New Roman" w:eastAsia="Times New Roman" w:hAnsi="Times New Roman"/>
+          <w:sz w:val="28"/>
+          <w:szCs w:val="28"/>
+        </w:rPr>
+      </w:pPr>
+      <w:r>
+        <w:rPr>
+          <w:rFonts w:ascii="Times New Roman" w:cs="Times New Roman" w:eastAsia="Times New Roman" w:hAnsi="Times New Roman"/>
+          <w:sz w:val="28"/>
+          <w:szCs w:val="28"/>
+          <w:rtl w:val="0"/>
+        </w:rPr>
+        <w:t xml:space="preserve">символічне посилання;</w:t>
+      </w:r>
+    </w:p>
+    <w:p>
+      <w:pPr>
+        <w:numPr>
+          <w:ilvl w:val="0"/>
+          <w:numId w:val="10"/>
+        </w:numPr>
+        <w:spacing w:line="240" w:lineRule="auto"/>
+        <w:ind w:left="992.1259842519685" w:hanging="283.46456692913375"/>
+        <w:jc w:val="both"/>
+        <w:rPr>
+          <w:rFonts w:ascii="Times New Roman" w:cs="Times New Roman" w:eastAsia="Times New Roman" w:hAnsi="Times New Roman"/>
+          <w:sz w:val="28"/>
+          <w:szCs w:val="28"/>
+        </w:rPr>
+      </w:pPr>
+      <w:r>
+        <w:rPr>
+          <w:rFonts w:ascii="Times New Roman" w:cs="Times New Roman" w:eastAsia="Times New Roman" w:hAnsi="Times New Roman"/>
+          <w:sz w:val="28"/>
+          <w:szCs w:val="28"/>
+          <w:rtl w:val="0"/>
+        </w:rPr>
+        <w:t xml:space="preserve">жорстке посилання.</w:t>
+      </w:r>
+    </w:p>
+    <w:p>
+      <w:pPr>
+        <w:rPr>
+          <w:rFonts w:ascii="Times New Roman" w:cs="Times New Roman" w:eastAsia="Times New Roman" w:hAnsi="Times New Roman"/>
+          <w:sz w:val="28"/>
+          <w:szCs w:val="28"/>
+        </w:rPr>
+      </w:pPr>
+      <w:r>
+        <w:rPr>
+          <w:rtl w:val="0"/>
+        </w:rPr>
+      </w:r>
+    </w:p>
+    <w:p>
+      <w:pPr>
+        <w:rPr>
+          <w:rFonts w:ascii="Times New Roman" w:cs="Times New Roman" w:eastAsia="Times New Roman" w:hAnsi="Times New Roman"/>
+          <w:sz w:val="28"/>
+          <w:szCs w:val="28"/>
+        </w:rPr>
+      </w:pPr>
+      <w:r>
+        <w:rPr>
+          <w:rtl w:val="0"/>
+        </w:rPr>
+      </w:r>
+    </w:p>
+    <w:p>
+      <w:pPr>
+        <w:rPr>
+          <w:rFonts w:ascii="Times New Roman" w:cs="Times New Roman" w:eastAsia="Times New Roman" w:hAnsi="Times New Roman"/>
+          <w:sz w:val="28"/>
+          <w:szCs w:val="28"/>
+        </w:rPr>
+      </w:pPr>
+      <w:r>
+        <w:rPr>
+          <w:rFonts w:ascii="Times New Roman" w:cs="Times New Roman" w:eastAsia="Times New Roman" w:hAnsi="Times New Roman"/>
+          <w:sz w:val="28"/>
+          <w:szCs w:val="28"/>
+          <w:rtl w:val="0"/>
+        </w:rPr>
+        <w:t xml:space="preserve">1. Приклади зміни прав доступу символічним методом: Символічний метод використовує літери для позначення користувачів (u – власник, g – група, o – інші, a – всі) та дій (+ додати, - вилучити, = встановити точно), а також самі права (r – читання, w – запис, x – виконання). Наприклад, команда chmod u+x filename додасть право на виконання для власника файлу. Команда chmod go-w filename вилучить право на запис для групи та інших користувачів. А команда chmod a=rw filename встановить права читання та запису для всіх користувачів, вилучивши всі інші права.</w:t>
+      </w:r>
+    </w:p>
+    <w:p>
+      <w:pPr>
+        <w:rPr>
+          <w:rFonts w:ascii="Times New Roman" w:cs="Times New Roman" w:eastAsia="Times New Roman" w:hAnsi="Times New Roman"/>
+          <w:sz w:val="28"/>
+          <w:szCs w:val="28"/>
+        </w:rPr>
+      </w:pPr>
+      <w:r>
+        <w:rPr>
+          <w:rtl w:val="0"/>
+        </w:rPr>
+      </w:r>
+    </w:p>
+    <w:p>
+      <w:pPr>
+        <w:rPr>
+          <w:rFonts w:ascii="Times New Roman" w:cs="Times New Roman" w:eastAsia="Times New Roman" w:hAnsi="Times New Roman"/>
+          <w:sz w:val="28"/>
+          <w:szCs w:val="28"/>
+        </w:rPr>
+      </w:pPr>
+      <w:r>
+        <w:rPr>
+          <w:rFonts w:ascii="Times New Roman" w:cs="Times New Roman" w:eastAsia="Times New Roman" w:hAnsi="Times New Roman"/>
+          <w:sz w:val="28"/>
+          <w:szCs w:val="28"/>
+          <w:rtl w:val="0"/>
+        </w:rPr>
+        <w:t xml:space="preserve">2. Приклади зміни прав доступу числовим методом: Числовий (або вісімковий) метод використовує три цифри, кожна з яких відповідає сумі числових значень прав: 4 для читання (r), 2 для запису (w) і 1 для виконання (x). Перша цифра застосовується до власника, друга — до групи, третя — до інших. Наприклад, права 644 (6=r+w, 4=r, 4=r) дозволять власнику читати та записувати, а групі та іншим — лише читати. Команда chmod 755 script.sh встановить власнику повні права (rwx), а групі та іншим – права на читання та виконання (r-x).</w:t>
+      </w:r>
+    </w:p>
+    <w:p>
+      <w:pPr>
+        <w:rPr>
+          <w:rFonts w:ascii="Times New Roman" w:cs="Times New Roman" w:eastAsia="Times New Roman" w:hAnsi="Times New Roman"/>
+          <w:sz w:val="28"/>
+          <w:szCs w:val="28"/>
+        </w:rPr>
+      </w:pPr>
+      <w:r>
+        <w:rPr>
+          <w:rtl w:val="0"/>
+        </w:rPr>
+      </w:r>
+    </w:p>
+    <w:p>
+      <w:pPr>
+        <w:rPr>
+          <w:rFonts w:ascii="Times New Roman" w:cs="Times New Roman" w:eastAsia="Times New Roman" w:hAnsi="Times New Roman"/>
+          <w:sz w:val="28"/>
+          <w:szCs w:val="28"/>
+        </w:rPr>
+      </w:pPr>
+      <w:r>
+        <w:rPr>
+          <w:rFonts w:ascii="Times New Roman" w:cs="Times New Roman" w:eastAsia="Times New Roman" w:hAnsi="Times New Roman"/>
+          <w:sz w:val="28"/>
+          <w:szCs w:val="28"/>
+          <w:rtl w:val="0"/>
+        </w:rPr>
+        <w:t xml:space="preserve">3. Призначення команди umask: Команда umask (user file-creation mode mask) визначає шаблон заборони прав доступу, який автоматично застосовується системою при створенні нових файлів та каталогів. Umask використовується для підвищення безпеки, гарантуючи, що нові об'єкти не матимуть надмірних прав за замовчуванням. Наприклад, якщо umask встановлено як 0022, це означає, що права на запис будуть автоматично вилучені для групи та інших користувачів при створенні нового файлу.</w:t>
+      </w:r>
+    </w:p>
+    <w:p>
+      <w:pPr>
+        <w:rPr>
+          <w:rFonts w:ascii="Times New Roman" w:cs="Times New Roman" w:eastAsia="Times New Roman" w:hAnsi="Times New Roman"/>
+          <w:sz w:val="28"/>
+          <w:szCs w:val="28"/>
+        </w:rPr>
+      </w:pPr>
+      <w:r>
+        <w:rPr>
+          <w:rtl w:val="0"/>
+        </w:rPr>
+      </w:r>
+    </w:p>
+    <w:p>
+      <w:pPr>
+        <w:rPr>
+          <w:rFonts w:ascii="Times New Roman" w:cs="Times New Roman" w:eastAsia="Times New Roman" w:hAnsi="Times New Roman"/>
+          <w:sz w:val="28"/>
+          <w:szCs w:val="28"/>
+        </w:rPr>
+      </w:pPr>
+      <w:r>
+        <w:rPr>
+          <w:rFonts w:ascii="Times New Roman" w:cs="Times New Roman" w:eastAsia="Times New Roman" w:hAnsi="Times New Roman"/>
+          <w:sz w:val="28"/>
+          <w:szCs w:val="28"/>
+          <w:rtl w:val="0"/>
+        </w:rPr>
+        <w:t xml:space="preserve">4. Порівняння жорстких та символічних посилань: Жорстке посилання (Hard Link) – це додаткова назва для того самого inode (фізичного розташування даних) на диску. Жорсткі посилання можуть бути створені лише в межах однієї файлової системи, і їх не можна використовувати для каталогів. Вони збільшують лічильник посилань до inode: дані видаляються з диска лише тоді, коли всі жорсткі посилання на цей inode видалено. Символічне посилання (Symbolic Link або Soft Link) – це окремий файл, який містить лише текстовий шлях до іншого файлу чи каталогу. Вони схожі на ярлики у Windows. Символічні посилання можуть вказувати на файли в інших файлових системах та на каталоги. Вони не впливають на лічильник inode оригінального файлу.</w:t>
+      </w:r>
+    </w:p>
+    <w:p>
+      <w:pPr>
+        <w:rPr>
+          <w:rFonts w:ascii="Times New Roman" w:cs="Times New Roman" w:eastAsia="Times New Roman" w:hAnsi="Times New Roman"/>
+          <w:sz w:val="28"/>
+          <w:szCs w:val="28"/>
+        </w:rPr>
+      </w:pPr>
+      <w:r>
+        <w:rPr>
+          <w:rtl w:val="0"/>
+        </w:rPr>
+      </w:r>
+    </w:p>
+    <w:p>
+      <w:pPr>
+        <w:rPr>
+          <w:rFonts w:ascii="Times New Roman" w:cs="Times New Roman" w:eastAsia="Times New Roman" w:hAnsi="Times New Roman"/>
+          <w:sz w:val="28"/>
+          <w:szCs w:val="28"/>
+        </w:rPr>
+      </w:pPr>
+      <w:r>
+        <w:rPr>
+          <w:rFonts w:ascii="Times New Roman" w:cs="Times New Roman" w:eastAsia="Times New Roman" w:hAnsi="Times New Roman"/>
+          <w:sz w:val="28"/>
+          <w:szCs w:val="28"/>
+          <w:rtl w:val="0"/>
+        </w:rPr>
+        <w:t xml:space="preserve">5. Чи можна виконати файл, для якого є права на виконання, але не встановлені права на читання (--x)? Поясніть: Так, це можливо. Щоб виконати двійковий файл (наприклад, програму, скомпільовану з коду), операційна система повинна завантажити його в пам'ять, що вимагає права на виконання (x), але не обов'язково права на читання (r). Читання файлу (r) потрібне для перегляду його вмісту (наприклад, за допомогою команди cat) або для виконання скриптів, оскільки інтерпретатору потрібно спочатку прочитати вміст скрипта, перш ніж його виконати.</w:t>
+      </w:r>
+    </w:p>
+    <w:p>
+      <w:pPr>
+        <w:rPr>
+          <w:rFonts w:ascii="Times New Roman" w:cs="Times New Roman" w:eastAsia="Times New Roman" w:hAnsi="Times New Roman"/>
+          <w:sz w:val="28"/>
+          <w:szCs w:val="28"/>
+        </w:rPr>
+      </w:pPr>
+      <w:r>
+        <w:rPr>
+          <w:rFonts w:ascii="Times New Roman" w:cs="Times New Roman" w:eastAsia="Times New Roman" w:hAnsi="Times New Roman"/>
+          <w:sz w:val="28"/>
+          <w:szCs w:val="28"/>
+          <w:rtl w:val="0"/>
+        </w:rPr>
+        <w:t xml:space="preserve">6.Збереження прав доступу та дозволів в поточній сесії: Зміни прав доступу (chmod) до конкретного файлу зберігаються на постійній основі, оскільки вони записуються в метадані (inode) файлової системи. Натомість, зміни umask (шаблону дозволів за замовчуванням) є тимчасовими і застосовуються лише в межах поточної сесії оболонки. При вході в нову сесію застосовується umask, встановлений у конфігураційних файлах оболонки (наприклад, .bashrc).</w:t>
+      </w:r>
+    </w:p>
+    <w:p>
+      <w:pPr>
+        <w:rPr>
+          <w:rFonts w:ascii="Times New Roman" w:cs="Times New Roman" w:eastAsia="Times New Roman" w:hAnsi="Times New Roman"/>
+          <w:sz w:val="28"/>
+          <w:szCs w:val="28"/>
+        </w:rPr>
+      </w:pPr>
+      <w:r>
+        <w:rPr>
+          <w:rtl w:val="0"/>
+        </w:rPr>
+      </w:r>
+    </w:p>
+    <w:p>
+      <w:pPr>
+        <w:rPr>
+          <w:rFonts w:ascii="Times New Roman" w:cs="Times New Roman" w:eastAsia="Times New Roman" w:hAnsi="Times New Roman"/>
+          <w:sz w:val="28"/>
+          <w:szCs w:val="28"/>
+        </w:rPr>
+      </w:pPr>
+      <w:r>
+        <w:rPr>
+          <w:rFonts w:ascii="Times New Roman" w:cs="Times New Roman" w:eastAsia="Times New Roman" w:hAnsi="Times New Roman"/>
+          <w:sz w:val="28"/>
+          <w:szCs w:val="28"/>
+          <w:rtl w:val="0"/>
+        </w:rPr>
+        <w:t xml:space="preserve">7. Шаблон для прав та доступів при створенні нових файлів. Як можна змінити права дозволу за замовчуванням? Система використовує umask як шаблон заборони прав при створенні нових файлів.</w:t>
+      </w:r>
+    </w:p>
+    <w:p>
+      <w:pPr>
+        <w:numPr>
+          <w:ilvl w:val="0"/>
+          <w:numId w:val="12"/>
+        </w:numPr>
+        <w:spacing w:after="0" w:before="240" w:lineRule="auto"/>
+        <w:ind w:left="720" w:hanging="360"/>
+        <w:rPr>
+          <w:rFonts w:ascii="Times New Roman" w:cs="Times New Roman" w:eastAsia="Times New Roman" w:hAnsi="Times New Roman"/>
+          <w:sz w:val="28"/>
+          <w:szCs w:val="28"/>
+        </w:rPr>
+      </w:pPr>
+      <w:r>
+        <w:rPr>
+          <w:rFonts w:ascii="Times New Roman" w:cs="Times New Roman" w:eastAsia="Times New Roman" w:hAnsi="Times New Roman"/>
+          <w:sz w:val="28"/>
+          <w:szCs w:val="28"/>
+          <w:rtl w:val="0"/>
+        </w:rPr>
+        <w:t xml:space="preserve">Файли за замовчуванням створюються з правами 666 (rw-rw-rw-) мінус umask.</w:t>
+      </w:r>
+    </w:p>
+    <w:p>
+      <w:pPr>
+        <w:numPr>
+          <w:ilvl w:val="0"/>
+          <w:numId w:val="12"/>
+        </w:numPr>
+        <w:spacing w:after="240" w:before="0" w:lineRule="auto"/>
+        <w:ind w:left="720" w:hanging="360"/>
+        <w:rPr>
+          <w:rFonts w:ascii="Times New Roman" w:cs="Times New Roman" w:eastAsia="Times New Roman" w:hAnsi="Times New Roman"/>
+          <w:sz w:val="28"/>
+          <w:szCs w:val="28"/>
+        </w:rPr>
+      </w:pPr>
+      <w:r>
+        <w:rPr>
+          <w:rFonts w:ascii="Times New Roman" w:cs="Times New Roman" w:eastAsia="Times New Roman" w:hAnsi="Times New Roman"/>
+          <w:sz w:val="28"/>
+          <w:szCs w:val="28"/>
+          <w:rtl w:val="0"/>
+        </w:rPr>
+        <w:t xml:space="preserve">Каталоги за замовчуванням створюються з правами 777 (rwxrwxrwx) мінус umask. Права дозволу за замовчуванням можна змінити, виконавши команду umask XXX, де XXX — нове вісімкове значення. Наприклад, umask 007 зробить нові файли недоступними для "інших" користувачів. Для збереження цього значення на постійній основі необхідно прописати команду umask у конфігураційному файлі оболонки користувача (наприклад, у файлі .bashrc).</w:t>
+      </w:r>
+    </w:p>
+    <w:p>
+      <w:pPr>
+        <w:rPr>
+          <w:rFonts w:ascii="Times New Roman" w:cs="Times New Roman" w:eastAsia="Times New Roman" w:hAnsi="Times New Roman"/>
+          <w:sz w:val="28"/>
+          <w:szCs w:val="28"/>
+        </w:rPr>
+      </w:pPr>
+      <w:r>
+        <w:rPr>
+          <w:rFonts w:ascii="Times New Roman" w:cs="Times New Roman" w:eastAsia="Times New Roman" w:hAnsi="Times New Roman"/>
+          <w:sz w:val="28"/>
+          <w:szCs w:val="28"/>
+          <w:rtl w:val="0"/>
+        </w:rPr>
+        <w:t xml:space="preserve">8. Створення жорсткого посилання та доцільність його використання: Жорстке посилання створюється за допомогою команди ln без додаткових опцій: ln original_file hard_link_name. Жорсткі посилання доцільно використовувати, коли необхідно мати кілька шляхів до того самого файлу на одному розділі диска, і ви хочете, щоб файл існував, доки існує хоча б одне посилання. Це забезпечує надійність, оскільки видалення одного посилання не видаляє дані.</w:t>
+      </w:r>
+    </w:p>
+    <w:p>
+      <w:pPr>
+        <w:rPr>
+          <w:rFonts w:ascii="Times New Roman" w:cs="Times New Roman" w:eastAsia="Times New Roman" w:hAnsi="Times New Roman"/>
+          <w:sz w:val="28"/>
+          <w:szCs w:val="28"/>
+        </w:rPr>
+      </w:pPr>
+      <w:r>
+        <w:rPr>
+          <w:rtl w:val="0"/>
+        </w:rPr>
+      </w:r>
+    </w:p>
+    <w:p>
+      <w:pPr>
+        <w:rPr>
+          <w:rFonts w:ascii="Times New Roman" w:cs="Times New Roman" w:eastAsia="Times New Roman" w:hAnsi="Times New Roman"/>
+          <w:sz w:val="28"/>
+          <w:szCs w:val="28"/>
+        </w:rPr>
+      </w:pPr>
+      <w:r>
+        <w:rPr>
+          <w:rFonts w:ascii="Times New Roman" w:cs="Times New Roman" w:eastAsia="Times New Roman" w:hAnsi="Times New Roman"/>
+          <w:sz w:val="28"/>
+          <w:szCs w:val="28"/>
+          <w:rtl w:val="0"/>
+        </w:rPr>
+        <w:t xml:space="preserve">9. Створення символічного посилання та доцільність його використання: Символічне посилання створюється за допомогою команди ln з опцією -s: ln -s original_path symbolic_link_name. Символічні посилання доцільно використовувати для:</w:t>
       </w:r>
     </w:p>
     <w:p>
@@ -2934,23 +5503,22 @@
           <w:ilvl w:val="0"/>
           <w:numId w:val="8"/>
         </w:numPr>
-        <w:spacing w:line="240" w:lineRule="auto"/>
-        <w:ind w:left="1004" w:hanging="360"/>
-        <w:jc w:val="both"/>
-        <w:rPr>
-          <w:rFonts w:ascii="Times New Roman" w:cs="Times New Roman" w:eastAsia="Times New Roman" w:hAnsi="Times New Roman"/>
-          <w:sz w:val="28"/>
-          <w:szCs w:val="28"/>
-        </w:rPr>
-      </w:pPr>
-      <w:r>
-        <w:rPr>
-          <w:rFonts w:ascii="Times New Roman" w:cs="Times New Roman" w:eastAsia="Times New Roman" w:hAnsi="Times New Roman"/>
-          <w:sz w:val="28"/>
-          <w:szCs w:val="28"/>
-          <w:rtl w:val="0"/>
-        </w:rPr>
-        <w:t xml:space="preserve">створіть трьох нових користувачів;</w:t>
+        <w:spacing w:after="0" w:before="240" w:lineRule="auto"/>
+        <w:ind w:left="720" w:hanging="360"/>
+        <w:rPr>
+          <w:rFonts w:ascii="Times New Roman" w:cs="Times New Roman" w:eastAsia="Times New Roman" w:hAnsi="Times New Roman"/>
+          <w:sz w:val="28"/>
+          <w:szCs w:val="28"/>
+        </w:rPr>
+      </w:pPr>
+      <w:r>
+        <w:rPr>
+          <w:rFonts w:ascii="Times New Roman" w:cs="Times New Roman" w:eastAsia="Times New Roman" w:hAnsi="Times New Roman"/>
+          <w:sz w:val="28"/>
+          <w:szCs w:val="28"/>
+          <w:rtl w:val="0"/>
+        </w:rPr>
+        <w:t xml:space="preserve">Посилання на каталоги (що неможливо для жорстких посилань).</w:t>
       </w:r>
     </w:p>
     <w:p>
@@ -2959,23 +5527,22 @@
           <w:ilvl w:val="0"/>
           <w:numId w:val="8"/>
         </w:numPr>
-        <w:spacing w:line="240" w:lineRule="auto"/>
-        <w:ind w:left="1004" w:hanging="360"/>
-        <w:jc w:val="both"/>
-        <w:rPr>
-          <w:rFonts w:ascii="Times New Roman" w:cs="Times New Roman" w:eastAsia="Times New Roman" w:hAnsi="Times New Roman"/>
-          <w:sz w:val="28"/>
-          <w:szCs w:val="28"/>
-        </w:rPr>
-      </w:pPr>
-      <w:r>
-        <w:rPr>
-          <w:rFonts w:ascii="Times New Roman" w:cs="Times New Roman" w:eastAsia="Times New Roman" w:hAnsi="Times New Roman"/>
-          <w:sz w:val="28"/>
-          <w:szCs w:val="28"/>
-          <w:rtl w:val="0"/>
-        </w:rPr>
-        <w:t xml:space="preserve">створіть нову групу користувачів, туди додайте двох, з трьох створених користувачів;</w:t>
+        <w:spacing w:after="0" w:before="0" w:lineRule="auto"/>
+        <w:ind w:left="720" w:hanging="360"/>
+        <w:rPr>
+          <w:rFonts w:ascii="Times New Roman" w:cs="Times New Roman" w:eastAsia="Times New Roman" w:hAnsi="Times New Roman"/>
+          <w:sz w:val="28"/>
+          <w:szCs w:val="28"/>
+        </w:rPr>
+      </w:pPr>
+      <w:r>
+        <w:rPr>
+          <w:rFonts w:ascii="Times New Roman" w:cs="Times New Roman" w:eastAsia="Times New Roman" w:hAnsi="Times New Roman"/>
+          <w:sz w:val="28"/>
+          <w:szCs w:val="28"/>
+          <w:rtl w:val="0"/>
+        </w:rPr>
+        <w:t xml:space="preserve">Посилання на файли в інших файлових системах або розділах.</w:t>
       </w:r>
     </w:p>
     <w:p>
@@ -2984,1039 +5551,201 @@
           <w:ilvl w:val="0"/>
           <w:numId w:val="8"/>
         </w:numPr>
-        <w:spacing w:line="240" w:lineRule="auto"/>
-        <w:ind w:left="1004" w:hanging="360"/>
-        <w:jc w:val="both"/>
-        <w:rPr>
-          <w:rFonts w:ascii="Times New Roman" w:cs="Times New Roman" w:eastAsia="Times New Roman" w:hAnsi="Times New Roman"/>
-          <w:sz w:val="28"/>
-          <w:szCs w:val="28"/>
-        </w:rPr>
-      </w:pPr>
-      <w:r>
-        <w:rPr>
-          <w:rFonts w:ascii="Times New Roman" w:cs="Times New Roman" w:eastAsia="Times New Roman" w:hAnsi="Times New Roman"/>
-          <w:sz w:val="28"/>
-          <w:szCs w:val="28"/>
-          <w:rtl w:val="0"/>
-        </w:rPr>
-        <w:t xml:space="preserve">створіть новий файл, який буде доступний на зчитування, редагування та виконання власником файлу, наприклад найпростіший скриптовий сценарій;</w:t>
+        <w:spacing w:after="240" w:before="0" w:lineRule="auto"/>
+        <w:ind w:left="720" w:hanging="360"/>
+        <w:rPr>
+          <w:rFonts w:ascii="Times New Roman" w:cs="Times New Roman" w:eastAsia="Times New Roman" w:hAnsi="Times New Roman"/>
+          <w:sz w:val="28"/>
+          <w:szCs w:val="28"/>
+        </w:rPr>
+      </w:pPr>
+      <w:r>
+        <w:rPr>
+          <w:rFonts w:ascii="Times New Roman" w:cs="Times New Roman" w:eastAsia="Times New Roman" w:hAnsi="Times New Roman"/>
+          <w:sz w:val="28"/>
+          <w:szCs w:val="28"/>
+          <w:rtl w:val="0"/>
+        </w:rPr>
+        <w:t xml:space="preserve">Створення "ярликів" для програм, версії яких часто оновлюються (наприклад, latest посилається на v3.1.5).</w:t>
+      </w:r>
+    </w:p>
+    <w:p>
+      <w:pPr>
+        <w:rPr>
+          <w:rFonts w:ascii="Times New Roman" w:cs="Times New Roman" w:eastAsia="Times New Roman" w:hAnsi="Times New Roman"/>
+          <w:sz w:val="28"/>
+          <w:szCs w:val="28"/>
+        </w:rPr>
+      </w:pPr>
+      <w:r>
+        <w:rPr>
+          <w:rFonts w:ascii="Times New Roman" w:cs="Times New Roman" w:eastAsia="Times New Roman" w:hAnsi="Times New Roman"/>
+          <w:sz w:val="28"/>
+          <w:szCs w:val="28"/>
+          <w:rtl w:val="0"/>
+        </w:rPr>
+        <w:t xml:space="preserve">10. Правильний каталог для створення одноразового тимчасового файлу: Правильним каталогом є каталог /tmp. Цей каталог призначений для розміщення тимчасових файлів, які можуть бути видалені без негативних наслідків під час перезавантаження системи або через певний час автоматичними службами очищення.</w:t>
+      </w:r>
+    </w:p>
+    <w:p>
+      <w:pPr>
+        <w:rPr>
+          <w:rFonts w:ascii="Times New Roman" w:cs="Times New Roman" w:eastAsia="Times New Roman" w:hAnsi="Times New Roman"/>
+          <w:sz w:val="28"/>
+          <w:szCs w:val="28"/>
+        </w:rPr>
+      </w:pPr>
+      <w:r>
+        <w:rPr>
+          <w:rtl w:val="0"/>
+        </w:rPr>
+      </w:r>
+    </w:p>
+    <w:p>
+      <w:pPr>
+        <w:rPr>
+          <w:rFonts w:ascii="Times New Roman" w:cs="Times New Roman" w:eastAsia="Times New Roman" w:hAnsi="Times New Roman"/>
+          <w:sz w:val="28"/>
+          <w:szCs w:val="28"/>
+        </w:rPr>
+      </w:pPr>
+      <w:r>
+        <w:rPr>
+          <w:rFonts w:ascii="Times New Roman" w:cs="Times New Roman" w:eastAsia="Times New Roman" w:hAnsi="Times New Roman"/>
+          <w:sz w:val="28"/>
+          <w:szCs w:val="28"/>
+          <w:rtl w:val="0"/>
+        </w:rPr>
+        <w:t xml:space="preserve">11. Що відбудеться з іншими файлами, якщо видалити файл-оригінал, символічне чи жорстке посилання?</w:t>
       </w:r>
     </w:p>
     <w:p>
       <w:pPr>
         <w:numPr>
           <w:ilvl w:val="0"/>
-          <w:numId w:val="8"/>
+          <w:numId w:val="9"/>
         </w:numPr>
-        <w:spacing w:line="240" w:lineRule="auto"/>
-        <w:ind w:left="1004" w:hanging="360"/>
-        <w:jc w:val="both"/>
-        <w:rPr>
-          <w:rFonts w:ascii="Times New Roman" w:cs="Times New Roman" w:eastAsia="Times New Roman" w:hAnsi="Times New Roman"/>
-          <w:sz w:val="28"/>
-          <w:szCs w:val="28"/>
-        </w:rPr>
-      </w:pPr>
-      <w:r>
-        <w:rPr>
-          <w:rFonts w:ascii="Times New Roman" w:cs="Times New Roman" w:eastAsia="Times New Roman" w:hAnsi="Times New Roman"/>
-          <w:sz w:val="28"/>
-          <w:szCs w:val="28"/>
-          <w:rtl w:val="0"/>
-        </w:rPr>
-        <w:t xml:space="preserve">для користувачів групи власника надайте дозволи на перегляд та виконання (без дозволу на редагування) цього файлу;</w:t>
+        <w:spacing w:after="0" w:before="240" w:lineRule="auto"/>
+        <w:ind w:left="720" w:hanging="360"/>
+        <w:rPr>
+          <w:rFonts w:ascii="Times New Roman" w:cs="Times New Roman" w:eastAsia="Times New Roman" w:hAnsi="Times New Roman"/>
+          <w:sz w:val="28"/>
+          <w:szCs w:val="28"/>
+        </w:rPr>
+      </w:pPr>
+      <w:r>
+        <w:rPr>
+          <w:rFonts w:ascii="Times New Roman" w:cs="Times New Roman" w:eastAsia="Times New Roman" w:hAnsi="Times New Roman"/>
+          <w:sz w:val="28"/>
+          <w:szCs w:val="28"/>
+          <w:rtl w:val="0"/>
+        </w:rPr>
+        <w:t xml:space="preserve">Видалення файлу-оригіналу:</w:t>
+      </w:r>
+    </w:p>
+    <w:p>
+      <w:pPr>
+        <w:numPr>
+          <w:ilvl w:val="1"/>
+          <w:numId w:val="9"/>
+        </w:numPr>
+        <w:spacing w:after="0" w:before="0" w:lineRule="auto"/>
+        <w:ind w:left="1440" w:hanging="360"/>
+        <w:rPr>
+          <w:rFonts w:ascii="Times New Roman" w:cs="Times New Roman" w:eastAsia="Times New Roman" w:hAnsi="Times New Roman"/>
+          <w:sz w:val="28"/>
+          <w:szCs w:val="28"/>
+        </w:rPr>
+      </w:pPr>
+      <w:r>
+        <w:rPr>
+          <w:rFonts w:ascii="Times New Roman" w:cs="Times New Roman" w:eastAsia="Times New Roman" w:hAnsi="Times New Roman"/>
+          <w:sz w:val="28"/>
+          <w:szCs w:val="28"/>
+          <w:rtl w:val="0"/>
+        </w:rPr>
+        <w:t xml:space="preserve">Символічне посилання залишається, але стає "висячим" або "битим" посиланням, оскільки вказує на неіснуючий файл.</w:t>
+      </w:r>
+    </w:p>
+    <w:p>
+      <w:pPr>
+        <w:numPr>
+          <w:ilvl w:val="1"/>
+          <w:numId w:val="9"/>
+        </w:numPr>
+        <w:spacing w:after="0" w:before="0" w:lineRule="auto"/>
+        <w:ind w:left="1440" w:hanging="360"/>
+        <w:rPr>
+          <w:rFonts w:ascii="Times New Roman" w:cs="Times New Roman" w:eastAsia="Times New Roman" w:hAnsi="Times New Roman"/>
+          <w:sz w:val="28"/>
+          <w:szCs w:val="28"/>
+        </w:rPr>
+      </w:pPr>
+      <w:r>
+        <w:rPr>
+          <w:rFonts w:ascii="Times New Roman" w:cs="Times New Roman" w:eastAsia="Times New Roman" w:hAnsi="Times New Roman"/>
+          <w:sz w:val="28"/>
+          <w:szCs w:val="28"/>
+          <w:rtl w:val="0"/>
+        </w:rPr>
+        <w:t xml:space="preserve">Жорстке посилання залишається, і дані на диску не видаляються, оскільки лічильник посилань зменшується до одиниці (залишається ще одне жорстке посилання). Файл буде доступний через жорстке посилання.</w:t>
       </w:r>
     </w:p>
     <w:p>
       <w:pPr>
         <w:numPr>
           <w:ilvl w:val="0"/>
-          <w:numId w:val="8"/>
+          <w:numId w:val="9"/>
         </w:numPr>
-        <w:spacing w:line="240" w:lineRule="auto"/>
-        <w:ind w:left="1004" w:hanging="360"/>
-        <w:jc w:val="both"/>
-        <w:rPr>
-          <w:rFonts w:ascii="Times New Roman" w:cs="Times New Roman" w:eastAsia="Times New Roman" w:hAnsi="Times New Roman"/>
-          <w:color w:val="ff0000"/>
-          <w:sz w:val="28"/>
-          <w:szCs w:val="28"/>
-        </w:rPr>
-      </w:pPr>
-      <w:r>
-        <w:rPr>
-          <w:rFonts w:ascii="Times New Roman" w:cs="Times New Roman" w:eastAsia="Times New Roman" w:hAnsi="Times New Roman"/>
-          <w:sz w:val="28"/>
-          <w:szCs w:val="28"/>
-          <w:rtl w:val="0"/>
-        </w:rPr>
-        <w:t xml:space="preserve">для інших користувачів заборонити доступ до цього файлу;</w:t>
+        <w:spacing w:after="0" w:before="0" w:lineRule="auto"/>
+        <w:ind w:left="720" w:hanging="360"/>
+        <w:rPr>
+          <w:rFonts w:ascii="Times New Roman" w:cs="Times New Roman" w:eastAsia="Times New Roman" w:hAnsi="Times New Roman"/>
+          <w:sz w:val="28"/>
+          <w:szCs w:val="28"/>
+        </w:rPr>
+      </w:pPr>
+      <w:r>
+        <w:rPr>
+          <w:rFonts w:ascii="Times New Roman" w:cs="Times New Roman" w:eastAsia="Times New Roman" w:hAnsi="Times New Roman"/>
+          <w:sz w:val="28"/>
+          <w:szCs w:val="28"/>
+          <w:rtl w:val="0"/>
+        </w:rPr>
+        <w:t xml:space="preserve">Видалення символічного посилання:</w:t>
+      </w:r>
+    </w:p>
+    <w:p>
+      <w:pPr>
+        <w:numPr>
+          <w:ilvl w:val="1"/>
+          <w:numId w:val="9"/>
+        </w:numPr>
+        <w:spacing w:after="0" w:before="0" w:lineRule="auto"/>
+        <w:ind w:left="1440" w:hanging="360"/>
+        <w:rPr>
+          <w:rFonts w:ascii="Times New Roman" w:cs="Times New Roman" w:eastAsia="Times New Roman" w:hAnsi="Times New Roman"/>
+          <w:sz w:val="28"/>
+          <w:szCs w:val="28"/>
+        </w:rPr>
+      </w:pPr>
+      <w:r>
+        <w:rPr>
+          <w:rFonts w:ascii="Times New Roman" w:cs="Times New Roman" w:eastAsia="Times New Roman" w:hAnsi="Times New Roman"/>
+          <w:sz w:val="28"/>
+          <w:szCs w:val="28"/>
+          <w:rtl w:val="0"/>
+        </w:rPr>
+        <w:t xml:space="preserve">Файл-оригінал та жорстке посилання залишаються без змін.</w:t>
       </w:r>
     </w:p>
     <w:p>
       <w:pPr>
         <w:numPr>
           <w:ilvl w:val="0"/>
-          <w:numId w:val="8"/>
+          <w:numId w:val="9"/>
         </w:numPr>
-        <w:spacing w:line="240" w:lineRule="auto"/>
-        <w:ind w:left="1004" w:hanging="360"/>
-        <w:jc w:val="both"/>
-        <w:rPr>
-          <w:rFonts w:ascii="Times New Roman" w:cs="Times New Roman" w:eastAsia="Times New Roman" w:hAnsi="Times New Roman"/>
-          <w:sz w:val="28"/>
-          <w:szCs w:val="28"/>
-        </w:rPr>
-      </w:pPr>
-      <w:r>
-        <w:rPr>
-          <w:rFonts w:ascii="Times New Roman" w:cs="Times New Roman" w:eastAsia="Times New Roman" w:hAnsi="Times New Roman"/>
-          <w:sz w:val="28"/>
-          <w:szCs w:val="28"/>
-          <w:rtl w:val="0"/>
-        </w:rPr>
-        <w:t xml:space="preserve">*подібні дії виконайте для директорій - створіть директорію, яка буде доступна для всіх трьох користувачів, створіть директорію, яку буде доступна тільки для власника, створіть директорію, яку користувачі групи власника зможуть переглядати, але не редагувати;</w:t>
-      </w:r>
-    </w:p>
-    <w:p>
-      <w:pPr>
-        <w:numPr>
-          <w:ilvl w:val="0"/>
-          <w:numId w:val="8"/>
-        </w:numPr>
-        <w:spacing w:line="240" w:lineRule="auto"/>
-        <w:ind w:left="1004" w:hanging="360"/>
-        <w:jc w:val="both"/>
-        <w:rPr>
-          <w:rFonts w:ascii="Times New Roman" w:cs="Times New Roman" w:eastAsia="Times New Roman" w:hAnsi="Times New Roman"/>
-          <w:sz w:val="28"/>
-          <w:szCs w:val="28"/>
-        </w:rPr>
-      </w:pPr>
-      <w:r>
-        <w:rPr>
-          <w:rFonts w:ascii="Times New Roman" w:cs="Times New Roman" w:eastAsia="Times New Roman" w:hAnsi="Times New Roman"/>
-          <w:sz w:val="28"/>
-          <w:szCs w:val="28"/>
-          <w:rtl w:val="0"/>
-        </w:rPr>
-        <w:t xml:space="preserve">*створіть порожній файл під назвою emptyfile за допомогою команди touch emptyfile. Тепер “обнуліть” дозволи для файлу з chmod 000 emptyfile. Що станеться, якщо змінити дозволи для emptyfile, передавши лише одне значення для chmod у числовому режимі, наприклад, chmod 4 emptyfile? Що буде, якщо ми використаємо два числа, наприклад chmod 44 emptyfile? Що ми можемо дізнатися про те, як chmod зчитує числове значення?</w:t>
-      </w:r>
-    </w:p>
-    <w:p>
-      <w:pPr>
-        <w:numPr>
-          <w:ilvl w:val="0"/>
-          <w:numId w:val="8"/>
-        </w:numPr>
-        <w:spacing w:line="240" w:lineRule="auto"/>
-        <w:ind w:left="1004" w:hanging="360"/>
-        <w:jc w:val="both"/>
-        <w:rPr>
-          <w:rFonts w:ascii="Times New Roman" w:cs="Times New Roman" w:eastAsia="Times New Roman" w:hAnsi="Times New Roman"/>
-          <w:sz w:val="28"/>
-          <w:szCs w:val="28"/>
-        </w:rPr>
-      </w:pPr>
-      <w:r>
-        <w:rPr>
-          <w:rFonts w:ascii="Times New Roman" w:cs="Times New Roman" w:eastAsia="Times New Roman" w:hAnsi="Times New Roman"/>
-          <w:sz w:val="28"/>
-          <w:szCs w:val="28"/>
-          <w:rtl w:val="0"/>
-        </w:rPr>
-        <w:t xml:space="preserve">**створіть каталог під назвою, де всі файли автоматично будуть належати Вашій групі користувачів і можуть бути видалені лише користувачем, який їх створив?</w:t>
-      </w:r>
-    </w:p>
-    <w:p>
-      <w:pPr>
-        <w:numPr>
-          <w:ilvl w:val="0"/>
-          <w:numId w:val="8"/>
-        </w:numPr>
-        <w:spacing w:line="240" w:lineRule="auto"/>
-        <w:ind w:left="1004" w:hanging="360"/>
-        <w:jc w:val="both"/>
-        <w:rPr>
-          <w:rFonts w:ascii="Times New Roman" w:cs="Times New Roman" w:eastAsia="Times New Roman" w:hAnsi="Times New Roman"/>
-          <w:sz w:val="28"/>
-          <w:szCs w:val="28"/>
-        </w:rPr>
-      </w:pPr>
-      <w:r>
-        <w:rPr>
-          <w:rFonts w:ascii="Times New Roman" w:cs="Times New Roman" w:eastAsia="Times New Roman" w:hAnsi="Times New Roman"/>
-          <w:sz w:val="28"/>
-          <w:szCs w:val="28"/>
-          <w:rtl w:val="0"/>
-        </w:rPr>
-        <w:t xml:space="preserve">**під кожним користувачем створіть по одному новому файлу, та жорстке та символічне посилання на нього;</w:t>
-      </w:r>
-    </w:p>
-    <w:p>
-      <w:pPr>
-        <w:numPr>
-          <w:ilvl w:val="0"/>
-          <w:numId w:val="8"/>
-        </w:numPr>
-        <w:spacing w:line="240" w:lineRule="auto"/>
-        <w:ind w:left="1004" w:hanging="360"/>
-        <w:jc w:val="both"/>
-        <w:rPr>
-          <w:rFonts w:ascii="Times New Roman" w:cs="Times New Roman" w:eastAsia="Times New Roman" w:hAnsi="Times New Roman"/>
-          <w:sz w:val="28"/>
-          <w:szCs w:val="28"/>
-        </w:rPr>
-      </w:pPr>
-      <w:r>
-        <w:rPr>
-          <w:rFonts w:ascii="Times New Roman" w:cs="Times New Roman" w:eastAsia="Times New Roman" w:hAnsi="Times New Roman"/>
-          <w:sz w:val="28"/>
-          <w:szCs w:val="28"/>
-          <w:rtl w:val="0"/>
-        </w:rPr>
-        <w:t xml:space="preserve">**спробуйте іншими користувачами переглянути ці файли;</w:t>
-      </w:r>
-    </w:p>
-    <w:p>
-      <w:pPr>
-        <w:numPr>
-          <w:ilvl w:val="0"/>
-          <w:numId w:val="8"/>
-        </w:numPr>
-        <w:spacing w:line="240" w:lineRule="auto"/>
-        <w:ind w:left="1004" w:hanging="360"/>
-        <w:jc w:val="both"/>
-        <w:rPr>
-          <w:rFonts w:ascii="Times New Roman" w:cs="Times New Roman" w:eastAsia="Times New Roman" w:hAnsi="Times New Roman"/>
-          <w:sz w:val="28"/>
-          <w:szCs w:val="28"/>
-        </w:rPr>
-      </w:pPr>
-      <w:r>
-        <w:rPr>
-          <w:rFonts w:ascii="Times New Roman" w:cs="Times New Roman" w:eastAsia="Times New Roman" w:hAnsi="Times New Roman"/>
-          <w:sz w:val="28"/>
-          <w:szCs w:val="28"/>
-          <w:rtl w:val="0"/>
-        </w:rPr>
-        <w:t xml:space="preserve">**спробуйте іншими користувачами видалити ці файли, зробіть висновки.</w:t>
-      </w:r>
-    </w:p>
-    <w:p>
-      <w:pPr>
-        <w:spacing w:line="240" w:lineRule="auto"/>
-        <w:ind w:left="720"/>
-        <w:jc w:val="both"/>
-        <w:rPr>
-          <w:rFonts w:ascii="Times New Roman" w:cs="Times New Roman" w:eastAsia="Times New Roman" w:hAnsi="Times New Roman"/>
-          <w:b w:val="1"/>
-          <w:bCs w:val="1"/>
-          <w:sz w:val="28"/>
-          <w:szCs w:val="28"/>
-        </w:rPr>
-      </w:pPr>
-      <w:r>
-        <w:rPr>
-          <w:rFonts w:ascii="Times New Roman" w:cs="Times New Roman" w:eastAsia="Times New Roman" w:hAnsi="Times New Roman"/>
-          <w:sz w:val="28"/>
-          <w:szCs w:val="28"/>
-          <w:rtl w:val="0"/>
-        </w:rPr>
-        <w:t xml:space="preserve"> </w:t>
-      </w:r>
-      <w:r>
-        <w:rPr>
-          <w:rFonts w:ascii="Times New Roman" w:cs="Times New Roman" w:eastAsia="Times New Roman" w:hAnsi="Times New Roman"/>
-          <w:b w:val="1"/>
-          <w:bCs w:val="1"/>
-          <w:sz w:val="28"/>
-          <w:szCs w:val="28"/>
-          <w:rtl w:val="0"/>
-        </w:rPr>
-        <w:t xml:space="preserve">Контрольні запитання:</w:t>
-      </w:r>
-    </w:p>
-    <w:p>
-      <w:pPr>
-        <w:numPr>
-          <w:ilvl w:val="0"/>
-          <w:numId w:val="4"/>
-        </w:numPr>
-        <w:spacing w:line="240" w:lineRule="auto"/>
-        <w:ind w:left="709" w:hanging="349"/>
-        <w:jc w:val="both"/>
-        <w:rPr>
-          <w:rFonts w:ascii="Times New Roman" w:cs="Times New Roman" w:eastAsia="Times New Roman" w:hAnsi="Times New Roman"/>
-          <w:sz w:val="28"/>
-          <w:szCs w:val="28"/>
-        </w:rPr>
-      </w:pPr>
-      <w:r>
-        <w:rPr>
-          <w:rFonts w:ascii="Times New Roman" w:cs="Times New Roman" w:eastAsia="Times New Roman" w:hAnsi="Times New Roman"/>
-          <w:sz w:val="28"/>
-          <w:szCs w:val="28"/>
-          <w:rtl w:val="0"/>
-        </w:rPr>
-        <w:t xml:space="preserve">Наведіть приклади зміни прав доступу символічним методом (Symbolic Method)?</w:t>
-      </w:r>
-    </w:p>
-    <w:p>
-      <w:pPr>
-        <w:numPr>
-          <w:ilvl w:val="0"/>
-          <w:numId w:val="4"/>
-        </w:numPr>
-        <w:spacing w:line="240" w:lineRule="auto"/>
-        <w:ind w:left="709" w:hanging="349"/>
-        <w:jc w:val="both"/>
-        <w:rPr>
-          <w:rFonts w:ascii="Times New Roman" w:cs="Times New Roman" w:eastAsia="Times New Roman" w:hAnsi="Times New Roman"/>
-          <w:sz w:val="28"/>
-          <w:szCs w:val="28"/>
-        </w:rPr>
-      </w:pPr>
-      <w:r>
-        <w:rPr>
-          <w:rFonts w:ascii="Times New Roman" w:cs="Times New Roman" w:eastAsia="Times New Roman" w:hAnsi="Times New Roman"/>
-          <w:sz w:val="28"/>
-          <w:szCs w:val="28"/>
-          <w:rtl w:val="0"/>
-        </w:rPr>
-        <w:t xml:space="preserve">Наведіть приклади зміни прав доступу числовим методом (numeric method, octal method)?</w:t>
-      </w:r>
-    </w:p>
-    <w:p>
-      <w:pPr>
-        <w:numPr>
-          <w:ilvl w:val="0"/>
-          <w:numId w:val="4"/>
-        </w:numPr>
-        <w:spacing w:line="240" w:lineRule="auto"/>
-        <w:ind w:left="709" w:hanging="349"/>
-        <w:jc w:val="both"/>
-        <w:rPr>
-          <w:rFonts w:ascii="Times New Roman" w:cs="Times New Roman" w:eastAsia="Times New Roman" w:hAnsi="Times New Roman"/>
-          <w:sz w:val="28"/>
-          <w:szCs w:val="28"/>
-        </w:rPr>
-      </w:pPr>
-      <w:r>
-        <w:rPr>
-          <w:rFonts w:ascii="Times New Roman" w:cs="Times New Roman" w:eastAsia="Times New Roman" w:hAnsi="Times New Roman"/>
-          <w:sz w:val="28"/>
-          <w:szCs w:val="28"/>
-          <w:rtl w:val="0"/>
-        </w:rPr>
-        <w:t xml:space="preserve">Яке призначення команди umask? </w:t>
-      </w:r>
-    </w:p>
-    <w:p>
-      <w:pPr>
-        <w:numPr>
-          <w:ilvl w:val="0"/>
-          <w:numId w:val="4"/>
-        </w:numPr>
-        <w:spacing w:line="240" w:lineRule="auto"/>
-        <w:ind w:left="709" w:hanging="349"/>
-        <w:jc w:val="both"/>
-        <w:rPr>
-          <w:rFonts w:ascii="Times New Roman" w:cs="Times New Roman" w:eastAsia="Times New Roman" w:hAnsi="Times New Roman"/>
-          <w:sz w:val="28"/>
-          <w:szCs w:val="28"/>
-        </w:rPr>
-      </w:pPr>
-      <w:r>
-        <w:rPr>
-          <w:rFonts w:ascii="Times New Roman" w:cs="Times New Roman" w:eastAsia="Times New Roman" w:hAnsi="Times New Roman"/>
-          <w:sz w:val="28"/>
-          <w:szCs w:val="28"/>
-          <w:rtl w:val="0"/>
-        </w:rPr>
-        <w:t xml:space="preserve">Порівняйте жорсткі та символічні посилання? </w:t>
-      </w:r>
-    </w:p>
-    <w:p>
-      <w:pPr>
-        <w:numPr>
-          <w:ilvl w:val="0"/>
-          <w:numId w:val="4"/>
-        </w:numPr>
-        <w:spacing w:line="240" w:lineRule="auto"/>
-        <w:ind w:left="709" w:hanging="349"/>
-        <w:jc w:val="both"/>
-        <w:rPr>
-          <w:rFonts w:ascii="Times New Roman" w:cs="Times New Roman" w:eastAsia="Times New Roman" w:hAnsi="Times New Roman"/>
-          <w:sz w:val="28"/>
-          <w:szCs w:val="28"/>
-        </w:rPr>
-      </w:pPr>
-      <w:r>
-        <w:rPr>
-          <w:rFonts w:ascii="Times New Roman" w:cs="Times New Roman" w:eastAsia="Times New Roman" w:hAnsi="Times New Roman"/>
-          <w:sz w:val="28"/>
-          <w:szCs w:val="28"/>
-          <w:rtl w:val="0"/>
-        </w:rPr>
-        <w:t xml:space="preserve">*Чи можна виконати файл, для якого є права на виконання, але не встановлені права на читання (--x)? Поясніть.</w:t>
-      </w:r>
-    </w:p>
-    <w:p>
-      <w:pPr>
-        <w:numPr>
-          <w:ilvl w:val="0"/>
-          <w:numId w:val="4"/>
-        </w:numPr>
-        <w:spacing w:line="240" w:lineRule="auto"/>
-        <w:ind w:left="709" w:hanging="349"/>
-        <w:jc w:val="both"/>
-        <w:rPr>
-          <w:rFonts w:ascii="Times New Roman" w:cs="Times New Roman" w:eastAsia="Times New Roman" w:hAnsi="Times New Roman"/>
-          <w:sz w:val="28"/>
-          <w:szCs w:val="28"/>
-        </w:rPr>
-      </w:pPr>
-      <w:r>
-        <w:rPr>
-          <w:rFonts w:ascii="Times New Roman" w:cs="Times New Roman" w:eastAsia="Times New Roman" w:hAnsi="Times New Roman"/>
-          <w:sz w:val="28"/>
-          <w:szCs w:val="28"/>
-          <w:rtl w:val="0"/>
-        </w:rPr>
-        <w:t xml:space="preserve">*Якщо ми змінюємо права доступу та дозволи в поточній сесії чи будуть вони збережені в наступній?.</w:t>
-      </w:r>
-    </w:p>
-    <w:p>
-      <w:pPr>
-        <w:numPr>
-          <w:ilvl w:val="0"/>
-          <w:numId w:val="4"/>
-        </w:numPr>
-        <w:spacing w:line="240" w:lineRule="auto"/>
-        <w:ind w:left="709" w:hanging="349"/>
-        <w:jc w:val="both"/>
-        <w:rPr>
-          <w:rFonts w:ascii="Times New Roman" w:cs="Times New Roman" w:eastAsia="Times New Roman" w:hAnsi="Times New Roman"/>
-          <w:sz w:val="28"/>
-          <w:szCs w:val="28"/>
-        </w:rPr>
-      </w:pPr>
-      <w:r>
-        <w:rPr>
-          <w:rFonts w:ascii="Times New Roman" w:cs="Times New Roman" w:eastAsia="Times New Roman" w:hAnsi="Times New Roman"/>
-          <w:sz w:val="28"/>
-          <w:szCs w:val="28"/>
-          <w:rtl w:val="0"/>
-        </w:rPr>
-        <w:t xml:space="preserve">*Чи є якийсь шаблон, яким система користується щодо прав та доступів при створенні нових файлів. Як можна змінити права дозволу за замовчуванням?</w:t>
-      </w:r>
-    </w:p>
-    <w:p>
-      <w:pPr>
-        <w:numPr>
-          <w:ilvl w:val="0"/>
-          <w:numId w:val="4"/>
-        </w:numPr>
-        <w:spacing w:line="240" w:lineRule="auto"/>
-        <w:ind w:left="709" w:hanging="349"/>
-        <w:jc w:val="both"/>
-        <w:rPr>
-          <w:rFonts w:ascii="Times New Roman" w:cs="Times New Roman" w:eastAsia="Times New Roman" w:hAnsi="Times New Roman"/>
-          <w:sz w:val="28"/>
-          <w:szCs w:val="28"/>
-        </w:rPr>
-      </w:pPr>
-      <w:r>
-        <w:rPr>
-          <w:rFonts w:ascii="Times New Roman" w:cs="Times New Roman" w:eastAsia="Times New Roman" w:hAnsi="Times New Roman"/>
-          <w:sz w:val="28"/>
-          <w:szCs w:val="28"/>
-          <w:rtl w:val="0"/>
-        </w:rPr>
-        <w:t xml:space="preserve">*Яким чином можна створити жорстке посилання? В яких ситуаціях їх доцільно використовувати?</w:t>
-      </w:r>
-    </w:p>
-    <w:p>
-      <w:pPr>
-        <w:numPr>
-          <w:ilvl w:val="0"/>
-          <w:numId w:val="4"/>
-        </w:numPr>
-        <w:spacing w:line="240" w:lineRule="auto"/>
-        <w:ind w:left="709" w:hanging="349"/>
-        <w:jc w:val="both"/>
-        <w:rPr>
-          <w:rFonts w:ascii="Times New Roman" w:cs="Times New Roman" w:eastAsia="Times New Roman" w:hAnsi="Times New Roman"/>
-          <w:sz w:val="28"/>
-          <w:szCs w:val="28"/>
-        </w:rPr>
-      </w:pPr>
-      <w:r>
-        <w:rPr>
-          <w:rFonts w:ascii="Times New Roman" w:cs="Times New Roman" w:eastAsia="Times New Roman" w:hAnsi="Times New Roman"/>
-          <w:sz w:val="28"/>
-          <w:szCs w:val="28"/>
-          <w:rtl w:val="0"/>
-        </w:rPr>
-        <w:t xml:space="preserve">*Яким чином можна створити символічне посилання? В яких ситуаціях їх доцільно використовувати? </w:t>
-      </w:r>
-    </w:p>
-    <w:p>
-      <w:pPr>
-        <w:numPr>
-          <w:ilvl w:val="0"/>
-          <w:numId w:val="4"/>
-        </w:numPr>
-        <w:spacing w:line="240" w:lineRule="auto"/>
-        <w:ind w:left="709" w:hanging="349"/>
-        <w:jc w:val="both"/>
-        <w:rPr>
-          <w:rFonts w:ascii="Times New Roman" w:cs="Times New Roman" w:eastAsia="Times New Roman" w:hAnsi="Times New Roman"/>
-          <w:sz w:val="28"/>
-          <w:szCs w:val="28"/>
-        </w:rPr>
-      </w:pPr>
-      <w:r>
-        <w:rPr>
-          <w:rFonts w:ascii="Times New Roman" w:cs="Times New Roman" w:eastAsia="Times New Roman" w:hAnsi="Times New Roman"/>
-          <w:sz w:val="28"/>
-          <w:szCs w:val="28"/>
-          <w:rtl w:val="0"/>
-        </w:rPr>
-        <w:t xml:space="preserve">**Уявіть, що програмі потрібно створити одноразовий тимчасовий файл, який більше ніколи не знадобиться після закриття програми. Який правильний каталог для створення цього файлу?</w:t>
-      </w:r>
-    </w:p>
-    <w:p>
-      <w:pPr>
-        <w:numPr>
-          <w:ilvl w:val="0"/>
-          <w:numId w:val="4"/>
-        </w:numPr>
-        <w:spacing w:line="240" w:lineRule="auto"/>
-        <w:ind w:left="709" w:hanging="349"/>
-        <w:jc w:val="both"/>
-        <w:rPr>
-          <w:rFonts w:ascii="Times New Roman" w:cs="Times New Roman" w:eastAsia="Times New Roman" w:hAnsi="Times New Roman"/>
-          <w:sz w:val="28"/>
-          <w:szCs w:val="28"/>
-        </w:rPr>
-      </w:pPr>
-      <w:r>
-        <w:rPr>
-          <w:rFonts w:ascii="Times New Roman" w:cs="Times New Roman" w:eastAsia="Times New Roman" w:hAnsi="Times New Roman"/>
-          <w:sz w:val="28"/>
-          <w:szCs w:val="28"/>
-          <w:rtl w:val="0"/>
-        </w:rPr>
-        <w:t xml:space="preserve">**Є файл оригінал та для нього створено два посилання - символічне та жорстке. Що відбудеться з іншими файлами, якщо видалити:</w:t>
-      </w:r>
-    </w:p>
-    <w:p>
-      <w:pPr>
-        <w:numPr>
-          <w:ilvl w:val="0"/>
-          <w:numId w:val="3"/>
-        </w:numPr>
-        <w:spacing w:line="240" w:lineRule="auto"/>
-        <w:ind w:left="992.1259842519685" w:hanging="283.46456692913375"/>
-        <w:jc w:val="both"/>
-        <w:rPr>
-          <w:rFonts w:ascii="Times New Roman" w:cs="Times New Roman" w:eastAsia="Times New Roman" w:hAnsi="Times New Roman"/>
-          <w:sz w:val="28"/>
-          <w:szCs w:val="28"/>
-        </w:rPr>
-      </w:pPr>
-      <w:r>
-        <w:rPr>
-          <w:rFonts w:ascii="Times New Roman" w:cs="Times New Roman" w:eastAsia="Times New Roman" w:hAnsi="Times New Roman"/>
-          <w:sz w:val="28"/>
-          <w:szCs w:val="28"/>
-          <w:rtl w:val="0"/>
-        </w:rPr>
-        <w:t xml:space="preserve">файл оригінал;</w:t>
-      </w:r>
-    </w:p>
-    <w:p>
-      <w:pPr>
-        <w:numPr>
-          <w:ilvl w:val="0"/>
-          <w:numId w:val="3"/>
-        </w:numPr>
-        <w:spacing w:line="240" w:lineRule="auto"/>
-        <w:ind w:left="992.1259842519685" w:hanging="283.46456692913375"/>
-        <w:jc w:val="both"/>
-        <w:rPr>
-          <w:rFonts w:ascii="Times New Roman" w:cs="Times New Roman" w:eastAsia="Times New Roman" w:hAnsi="Times New Roman"/>
-          <w:sz w:val="28"/>
-          <w:szCs w:val="28"/>
-        </w:rPr>
-      </w:pPr>
-      <w:r>
-        <w:rPr>
-          <w:rFonts w:ascii="Times New Roman" w:cs="Times New Roman" w:eastAsia="Times New Roman" w:hAnsi="Times New Roman"/>
-          <w:sz w:val="28"/>
-          <w:szCs w:val="28"/>
-          <w:rtl w:val="0"/>
-        </w:rPr>
-        <w:t xml:space="preserve">символічне посилання;</w:t>
-      </w:r>
-    </w:p>
-    <w:p>
-      <w:pPr>
-        <w:numPr>
-          <w:ilvl w:val="0"/>
-          <w:numId w:val="3"/>
-        </w:numPr>
-        <w:spacing w:line="240" w:lineRule="auto"/>
-        <w:ind w:left="992.1259842519685" w:hanging="283.46456692913375"/>
-        <w:jc w:val="both"/>
-        <w:rPr>
-          <w:rFonts w:ascii="Times New Roman" w:cs="Times New Roman" w:eastAsia="Times New Roman" w:hAnsi="Times New Roman"/>
-          <w:sz w:val="28"/>
-          <w:szCs w:val="28"/>
-        </w:rPr>
-      </w:pPr>
-      <w:r>
-        <w:rPr>
-          <w:rFonts w:ascii="Times New Roman" w:cs="Times New Roman" w:eastAsia="Times New Roman" w:hAnsi="Times New Roman"/>
-          <w:sz w:val="28"/>
-          <w:szCs w:val="28"/>
-          <w:rtl w:val="0"/>
-        </w:rPr>
-        <w:t xml:space="preserve">жорстке посилання.</w:t>
-      </w:r>
-    </w:p>
-    <w:p>
-      <w:pPr>
-        <w:rPr>
-          <w:rFonts w:ascii="Times New Roman" w:cs="Times New Roman" w:eastAsia="Times New Roman" w:hAnsi="Times New Roman"/>
-          <w:sz w:val="28"/>
-          <w:szCs w:val="28"/>
-        </w:rPr>
-      </w:pPr>
-      <w:r>
-        <w:rPr>
-          <w:rtl w:val="0"/>
-        </w:rPr>
-      </w:r>
-    </w:p>
-    <w:p>
-      <w:pPr>
-        <w:rPr>
-          <w:rFonts w:ascii="Times New Roman" w:cs="Times New Roman" w:eastAsia="Times New Roman" w:hAnsi="Times New Roman"/>
-          <w:sz w:val="28"/>
-          <w:szCs w:val="28"/>
-        </w:rPr>
-      </w:pPr>
-      <w:r>
-        <w:rPr>
-          <w:rtl w:val="0"/>
-        </w:rPr>
-      </w:r>
-    </w:p>
-    <w:p>
-      <w:pPr>
-        <w:rPr>
-          <w:rFonts w:ascii="Times New Roman" w:cs="Times New Roman" w:eastAsia="Times New Roman" w:hAnsi="Times New Roman"/>
-          <w:sz w:val="28"/>
-          <w:szCs w:val="28"/>
-        </w:rPr>
-      </w:pPr>
-      <w:r>
-        <w:rPr>
-          <w:rFonts w:ascii="Times New Roman" w:cs="Times New Roman" w:eastAsia="Times New Roman" w:hAnsi="Times New Roman"/>
-          <w:sz w:val="28"/>
-          <w:szCs w:val="28"/>
-          <w:rtl w:val="0"/>
-        </w:rPr>
-        <w:t xml:space="preserve">1. Приклади зміни прав доступу символічним методом: Символічний метод використовує літери для позначення користувачів (u – власник, g – група, o – інші, a – всі) та дій (+ додати, - вилучити, = встановити точно), а також самі права (r – читання, w – запис, x – виконання). Наприклад, команда </w:t>
-      </w:r>
-      <w:r>
-        <w:rPr>
-          <w:rFonts w:ascii="Times New Roman" w:cs="Times New Roman" w:eastAsia="Times New Roman" w:hAnsi="Times New Roman"/>
-          <w:sz w:val="28"/>
-          <w:szCs w:val="28"/>
-          <w:rtl w:val="0"/>
-        </w:rPr>
-        <w:t xml:space="preserve">chmod u+x filename</w:t>
-      </w:r>
-      <w:r>
-        <w:rPr>
-          <w:rFonts w:ascii="Times New Roman" w:cs="Times New Roman" w:eastAsia="Times New Roman" w:hAnsi="Times New Roman"/>
-          <w:sz w:val="28"/>
-          <w:szCs w:val="28"/>
-          <w:rtl w:val="0"/>
-        </w:rPr>
-        <w:t xml:space="preserve"> додасть право на виконання для власника файлу. Команда </w:t>
-      </w:r>
-      <w:r>
-        <w:rPr>
-          <w:rFonts w:ascii="Times New Roman" w:cs="Times New Roman" w:eastAsia="Times New Roman" w:hAnsi="Times New Roman"/>
-          <w:sz w:val="28"/>
-          <w:szCs w:val="28"/>
-          <w:rtl w:val="0"/>
-        </w:rPr>
-        <w:t xml:space="preserve">chmod go-w filename</w:t>
-      </w:r>
-      <w:r>
-        <w:rPr>
-          <w:rFonts w:ascii="Times New Roman" w:cs="Times New Roman" w:eastAsia="Times New Roman" w:hAnsi="Times New Roman"/>
-          <w:sz w:val="28"/>
-          <w:szCs w:val="28"/>
-          <w:rtl w:val="0"/>
-        </w:rPr>
-        <w:t xml:space="preserve"> вилучить право на запис для групи та інших користувачів. А команда </w:t>
-      </w:r>
-      <w:r>
-        <w:rPr>
-          <w:rFonts w:ascii="Times New Roman" w:cs="Times New Roman" w:eastAsia="Times New Roman" w:hAnsi="Times New Roman"/>
-          <w:sz w:val="28"/>
-          <w:szCs w:val="28"/>
-          <w:rtl w:val="0"/>
-        </w:rPr>
-        <w:t xml:space="preserve">chmod a=rw filename</w:t>
-      </w:r>
-      <w:r>
-        <w:rPr>
-          <w:rFonts w:ascii="Times New Roman" w:cs="Times New Roman" w:eastAsia="Times New Roman" w:hAnsi="Times New Roman"/>
-          <w:sz w:val="28"/>
-          <w:szCs w:val="28"/>
-          <w:rtl w:val="0"/>
-        </w:rPr>
-        <w:t xml:space="preserve"> встановить права читання та запису для всіх користувачів, вилучивши всі інші права.</w:t>
-      </w:r>
-    </w:p>
-    <w:p>
-      <w:pPr>
-        <w:rPr>
-          <w:rFonts w:ascii="Times New Roman" w:cs="Times New Roman" w:eastAsia="Times New Roman" w:hAnsi="Times New Roman"/>
-          <w:sz w:val="28"/>
-          <w:szCs w:val="28"/>
-        </w:rPr>
-      </w:pPr>
-      <w:r>
-        <w:rPr>
-          <w:rtl w:val="0"/>
-        </w:rPr>
-      </w:r>
-    </w:p>
-    <w:p>
-      <w:pPr>
-        <w:rPr>
-          <w:rFonts w:ascii="Times New Roman" w:cs="Times New Roman" w:eastAsia="Times New Roman" w:hAnsi="Times New Roman"/>
-          <w:sz w:val="28"/>
-          <w:szCs w:val="28"/>
-        </w:rPr>
-      </w:pPr>
-      <w:r>
-        <w:rPr>
-          <w:rFonts w:ascii="Times New Roman" w:cs="Times New Roman" w:eastAsia="Times New Roman" w:hAnsi="Times New Roman"/>
-          <w:sz w:val="28"/>
-          <w:szCs w:val="28"/>
-          <w:rtl w:val="0"/>
-        </w:rPr>
-        <w:t xml:space="preserve">2. Приклади зміни прав доступу числовим методом: Числовий (або вісімковий) метод використовує три цифри, кожна з яких відповідає сумі числових значень прав: 4 для читання (r), 2 для запису (w) і 1 для виконання (x). Перша цифра застосовується до власника, друга — до групи, третя — до інших. Наприклад, права 644 (6=r+w, 4=r, 4=r) дозволять власнику читати та записувати, а групі та іншим — лише читати. Команда </w:t>
-      </w:r>
-      <w:r>
-        <w:rPr>
-          <w:rFonts w:ascii="Times New Roman" w:cs="Times New Roman" w:eastAsia="Times New Roman" w:hAnsi="Times New Roman"/>
-          <w:sz w:val="28"/>
-          <w:szCs w:val="28"/>
-          <w:rtl w:val="0"/>
-        </w:rPr>
-        <w:t xml:space="preserve">chmod 755 script.sh</w:t>
-      </w:r>
-      <w:r>
-        <w:rPr>
-          <w:rFonts w:ascii="Times New Roman" w:cs="Times New Roman" w:eastAsia="Times New Roman" w:hAnsi="Times New Roman"/>
-          <w:sz w:val="28"/>
-          <w:szCs w:val="28"/>
-          <w:rtl w:val="0"/>
-        </w:rPr>
-        <w:t xml:space="preserve"> встановить власнику повні права (rwx), а групі та іншим – права на читання та виконання (r-x).</w:t>
-      </w:r>
-    </w:p>
-    <w:p>
-      <w:pPr>
-        <w:rPr>
-          <w:rFonts w:ascii="Times New Roman" w:cs="Times New Roman" w:eastAsia="Times New Roman" w:hAnsi="Times New Roman"/>
-          <w:sz w:val="28"/>
-          <w:szCs w:val="28"/>
-        </w:rPr>
-      </w:pPr>
-      <w:r>
-        <w:rPr>
-          <w:rtl w:val="0"/>
-        </w:rPr>
-      </w:r>
-    </w:p>
-    <w:p>
-      <w:pPr>
-        <w:rPr>
-          <w:rFonts w:ascii="Times New Roman" w:cs="Times New Roman" w:eastAsia="Times New Roman" w:hAnsi="Times New Roman"/>
-          <w:sz w:val="28"/>
-          <w:szCs w:val="28"/>
-        </w:rPr>
-      </w:pPr>
-      <w:r>
-        <w:rPr>
-          <w:rFonts w:ascii="Times New Roman" w:cs="Times New Roman" w:eastAsia="Times New Roman" w:hAnsi="Times New Roman"/>
-          <w:sz w:val="28"/>
-          <w:szCs w:val="28"/>
-          <w:rtl w:val="0"/>
-        </w:rPr>
-        <w:t xml:space="preserve">3. Призначення команди umask: Команда </w:t>
-      </w:r>
-      <w:r>
-        <w:rPr>
-          <w:rFonts w:ascii="Times New Roman" w:cs="Times New Roman" w:eastAsia="Times New Roman" w:hAnsi="Times New Roman"/>
-          <w:sz w:val="28"/>
-          <w:szCs w:val="28"/>
-          <w:rtl w:val="0"/>
-        </w:rPr>
-        <w:t xml:space="preserve">umask</w:t>
-      </w:r>
-      <w:r>
-        <w:rPr>
-          <w:rFonts w:ascii="Times New Roman" w:cs="Times New Roman" w:eastAsia="Times New Roman" w:hAnsi="Times New Roman"/>
-          <w:sz w:val="28"/>
-          <w:szCs w:val="28"/>
-          <w:rtl w:val="0"/>
-        </w:rPr>
-        <w:t xml:space="preserve"> (user file-creation mode mask) визначає шаблон заборони прав доступу, який автоматично застосовується системою при створенні нових файлів та каталогів. Umask використовується для підвищення безпеки, гарантуючи, що нові об'єкти не матимуть надмірних прав за замовчуванням. Наприклад, якщо umask встановлено як </w:t>
-      </w:r>
-      <w:r>
-        <w:rPr>
-          <w:rFonts w:ascii="Times New Roman" w:cs="Times New Roman" w:eastAsia="Times New Roman" w:hAnsi="Times New Roman"/>
-          <w:sz w:val="28"/>
-          <w:szCs w:val="28"/>
-          <w:rtl w:val="0"/>
-        </w:rPr>
-        <w:t xml:space="preserve">0022</w:t>
-      </w:r>
-      <w:r>
-        <w:rPr>
-          <w:rFonts w:ascii="Times New Roman" w:cs="Times New Roman" w:eastAsia="Times New Roman" w:hAnsi="Times New Roman"/>
-          <w:sz w:val="28"/>
-          <w:szCs w:val="28"/>
-          <w:rtl w:val="0"/>
-        </w:rPr>
-        <w:t xml:space="preserve">, це означає, що права на запис будуть автоматично вилучені для групи та інших користувачів при створенні нового файлу.</w:t>
-      </w:r>
-    </w:p>
-    <w:p>
-      <w:pPr>
-        <w:rPr>
-          <w:rFonts w:ascii="Times New Roman" w:cs="Times New Roman" w:eastAsia="Times New Roman" w:hAnsi="Times New Roman"/>
-          <w:sz w:val="28"/>
-          <w:szCs w:val="28"/>
-        </w:rPr>
-      </w:pPr>
-      <w:r>
-        <w:rPr>
-          <w:rtl w:val="0"/>
-        </w:rPr>
-      </w:r>
-    </w:p>
-    <w:p>
-      <w:pPr>
-        <w:rPr>
-          <w:rFonts w:ascii="Times New Roman" w:cs="Times New Roman" w:eastAsia="Times New Roman" w:hAnsi="Times New Roman"/>
-          <w:sz w:val="28"/>
-          <w:szCs w:val="28"/>
-        </w:rPr>
-      </w:pPr>
-      <w:r>
-        <w:rPr>
-          <w:rFonts w:ascii="Times New Roman" w:cs="Times New Roman" w:eastAsia="Times New Roman" w:hAnsi="Times New Roman"/>
-          <w:sz w:val="28"/>
-          <w:szCs w:val="28"/>
-          <w:rtl w:val="0"/>
-        </w:rPr>
-        <w:t xml:space="preserve">4. Порівняння жорстких та символічних посилань: Жорстке посилання (Hard Link) – це додаткова назва для того самого inode (фізичного розташування даних) на диску. Жорсткі посилання можуть бути створені лише в межах однієї файлової системи, і їх не можна використовувати для каталогів. Вони збільшують лічильник посилань до inode: дані видаляються з диска лише тоді, коли всі жорсткі посилання на цей inode видалено. Символічне посилання (Symbolic Link або Soft Link) – це окремий файл, який містить лише текстовий шлях до іншого файлу чи каталогу. Вони схожі на ярлики у Windows. Символічні посилання можуть вказувати на файли в інших файлових системах та на каталоги. Вони не впливають на лічильник inode оригінального файлу.</w:t>
-      </w:r>
-    </w:p>
-    <w:p>
-      <w:pPr>
-        <w:rPr>
-          <w:rFonts w:ascii="Times New Roman" w:cs="Times New Roman" w:eastAsia="Times New Roman" w:hAnsi="Times New Roman"/>
-          <w:sz w:val="28"/>
-          <w:szCs w:val="28"/>
-        </w:rPr>
-      </w:pPr>
-      <w:r>
-        <w:rPr>
-          <w:rtl w:val="0"/>
-        </w:rPr>
-      </w:r>
-    </w:p>
-    <w:p>
-      <w:pPr>
-        <w:rPr>
-          <w:rFonts w:ascii="Times New Roman" w:cs="Times New Roman" w:eastAsia="Times New Roman" w:hAnsi="Times New Roman"/>
-          <w:sz w:val="28"/>
-          <w:szCs w:val="28"/>
-        </w:rPr>
-      </w:pPr>
-      <w:r>
-        <w:rPr>
-          <w:rFonts w:ascii="Times New Roman" w:cs="Times New Roman" w:eastAsia="Times New Roman" w:hAnsi="Times New Roman"/>
-          <w:sz w:val="28"/>
-          <w:szCs w:val="28"/>
-          <w:rtl w:val="0"/>
-        </w:rPr>
-        <w:t xml:space="preserve">5. Чи можна виконати файл, для якого є права на виконання, але не встановлені права на читання (--x)? Поясніть: Так, це можливо. Щоб виконати двійковий файл (наприклад, програму, скомпільовану з коду), операційна система повинна завантажити його в пам'ять, що вимагає права на виконання (</w:t>
-      </w:r>
-      <w:r>
-        <w:rPr>
-          <w:rFonts w:ascii="Times New Roman" w:cs="Times New Roman" w:eastAsia="Times New Roman" w:hAnsi="Times New Roman"/>
-          <w:sz w:val="28"/>
-          <w:szCs w:val="28"/>
-          <w:rtl w:val="0"/>
-        </w:rPr>
-        <w:t xml:space="preserve">x</w:t>
-      </w:r>
-      <w:r>
-        <w:rPr>
-          <w:rFonts w:ascii="Times New Roman" w:cs="Times New Roman" w:eastAsia="Times New Roman" w:hAnsi="Times New Roman"/>
-          <w:sz w:val="28"/>
-          <w:szCs w:val="28"/>
-          <w:rtl w:val="0"/>
-        </w:rPr>
-        <w:t xml:space="preserve">), але не обов'язково права на читання (</w:t>
-      </w:r>
-      <w:r>
-        <w:rPr>
-          <w:rFonts w:ascii="Times New Roman" w:cs="Times New Roman" w:eastAsia="Times New Roman" w:hAnsi="Times New Roman"/>
-          <w:sz w:val="28"/>
-          <w:szCs w:val="28"/>
-          <w:rtl w:val="0"/>
-        </w:rPr>
-        <w:t xml:space="preserve">r</w:t>
-      </w:r>
-      <w:r>
-        <w:rPr>
-          <w:rFonts w:ascii="Times New Roman" w:cs="Times New Roman" w:eastAsia="Times New Roman" w:hAnsi="Times New Roman"/>
-          <w:sz w:val="28"/>
-          <w:szCs w:val="28"/>
-          <w:rtl w:val="0"/>
-        </w:rPr>
-        <w:t xml:space="preserve">). Читання файлу (r) потрібне для перегляду його вмісту (наприклад, за допомогою команди </w:t>
-      </w:r>
-      <w:r>
-        <w:rPr>
-          <w:rFonts w:ascii="Times New Roman" w:cs="Times New Roman" w:eastAsia="Times New Roman" w:hAnsi="Times New Roman"/>
-          <w:sz w:val="28"/>
-          <w:szCs w:val="28"/>
-          <w:rtl w:val="0"/>
-        </w:rPr>
-        <w:t xml:space="preserve">cat</w:t>
-      </w:r>
-      <w:r>
-        <w:rPr>
-          <w:rFonts w:ascii="Times New Roman" w:cs="Times New Roman" w:eastAsia="Times New Roman" w:hAnsi="Times New Roman"/>
-          <w:sz w:val="28"/>
-          <w:szCs w:val="28"/>
-          <w:rtl w:val="0"/>
-        </w:rPr>
-        <w:t xml:space="preserve">) або для виконання скриптів, оскільки інтерпретатору потрібно спочатку прочитати вміст скрипта, перш ніж його виконати.</w:t>
-      </w:r>
-    </w:p>
-    <w:p>
-      <w:pPr>
-        <w:rPr>
-          <w:rFonts w:ascii="Times New Roman" w:cs="Times New Roman" w:eastAsia="Times New Roman" w:hAnsi="Times New Roman"/>
-          <w:sz w:val="28"/>
-          <w:szCs w:val="28"/>
-        </w:rPr>
-      </w:pPr>
-      <w:r>
-        <w:rPr>
-          <w:rFonts w:ascii="Times New Roman" w:cs="Times New Roman" w:eastAsia="Times New Roman" w:hAnsi="Times New Roman"/>
-          <w:sz w:val="28"/>
-          <w:szCs w:val="28"/>
-          <w:rtl w:val="0"/>
-        </w:rPr>
-        <w:t xml:space="preserve">6.Збереження прав доступу та дозволів в поточній сесії: Зміни прав доступу (</w:t>
-      </w:r>
-      <w:r>
-        <w:rPr>
-          <w:rFonts w:ascii="Times New Roman" w:cs="Times New Roman" w:eastAsia="Times New Roman" w:hAnsi="Times New Roman"/>
-          <w:sz w:val="28"/>
-          <w:szCs w:val="28"/>
-          <w:rtl w:val="0"/>
-        </w:rPr>
-        <w:t xml:space="preserve">chmod</w:t>
-      </w:r>
-      <w:r>
-        <w:rPr>
-          <w:rFonts w:ascii="Times New Roman" w:cs="Times New Roman" w:eastAsia="Times New Roman" w:hAnsi="Times New Roman"/>
-          <w:sz w:val="28"/>
-          <w:szCs w:val="28"/>
-          <w:rtl w:val="0"/>
-        </w:rPr>
-        <w:t xml:space="preserve">) до конкретного файлу зберігаються на постійній основі, оскільки вони записуються в метадані (inode) файлової системи. Натомість, зміни umask (шаблону дозволів за замовчуванням) є тимчасовими і застосовуються лише в межах поточної сесії оболонки. При вході в нову сесію застосовується umask, встановлений у конфігураційних файлах оболонки (наприклад, </w:t>
-      </w:r>
-      <w:r>
-        <w:rPr>
-          <w:rFonts w:ascii="Times New Roman" w:cs="Times New Roman" w:eastAsia="Times New Roman" w:hAnsi="Times New Roman"/>
-          <w:sz w:val="28"/>
-          <w:szCs w:val="28"/>
-          <w:rtl w:val="0"/>
-        </w:rPr>
-        <w:t xml:space="preserve">.bashrc</w:t>
-      </w:r>
-      <w:r>
-        <w:rPr>
-          <w:rFonts w:ascii="Times New Roman" w:cs="Times New Roman" w:eastAsia="Times New Roman" w:hAnsi="Times New Roman"/>
-          <w:sz w:val="28"/>
-          <w:szCs w:val="28"/>
-          <w:rtl w:val="0"/>
-        </w:rPr>
-        <w:t xml:space="preserve">).</w:t>
-      </w:r>
-    </w:p>
-    <w:p>
-      <w:pPr>
-        <w:rPr>
-          <w:rFonts w:ascii="Times New Roman" w:cs="Times New Roman" w:eastAsia="Times New Roman" w:hAnsi="Times New Roman"/>
-          <w:sz w:val="28"/>
-          <w:szCs w:val="28"/>
-        </w:rPr>
-      </w:pPr>
-      <w:r>
-        <w:rPr>
-          <w:rtl w:val="0"/>
-        </w:rPr>
-      </w:r>
-    </w:p>
-    <w:p>
-      <w:pPr>
-        <w:rPr>
-          <w:rFonts w:ascii="Times New Roman" w:cs="Times New Roman" w:eastAsia="Times New Roman" w:hAnsi="Times New Roman"/>
-          <w:sz w:val="28"/>
-          <w:szCs w:val="28"/>
-        </w:rPr>
-      </w:pPr>
-      <w:r>
-        <w:rPr>
-          <w:rFonts w:ascii="Times New Roman" w:cs="Times New Roman" w:eastAsia="Times New Roman" w:hAnsi="Times New Roman"/>
-          <w:sz w:val="28"/>
-          <w:szCs w:val="28"/>
-          <w:rtl w:val="0"/>
-        </w:rPr>
-        <w:t xml:space="preserve">7. Шаблон для прав та доступів при створенні нових файлів. Як можна змінити права дозволу за замовчуванням? Система використовує umask як шаблон заборони прав при створенні нових файлів.</w:t>
-      </w:r>
-    </w:p>
-    <w:p>
-      <w:pPr>
-        <w:numPr>
-          <w:ilvl w:val="0"/>
-          <w:numId w:val="5"/>
-        </w:numPr>
-        <w:spacing w:after="0" w:afterAutospacing="0" w:before="240" w:lineRule="auto"/>
+        <w:spacing w:after="0" w:before="0" w:lineRule="auto"/>
         <w:ind w:left="720" w:hanging="360"/>
         <w:rPr>
           <w:rFonts w:ascii="Times New Roman" w:cs="Times New Roman" w:eastAsia="Times New Roman" w:hAnsi="Times New Roman"/>
@@ -4031,500 +5760,16 @@
           <w:szCs w:val="28"/>
           <w:rtl w:val="0"/>
         </w:rPr>
-        <w:t xml:space="preserve">Файли за замовчуванням створюються з правами 666 (rw-rw-rw-) мінус umask.</w:t>
-      </w:r>
-    </w:p>
-    <w:p>
-      <w:pPr>
-        <w:numPr>
-          <w:ilvl w:val="0"/>
-          <w:numId w:val="5"/>
-        </w:numPr>
-        <w:spacing w:after="240" w:before="0" w:beforeAutospacing="0" w:lineRule="auto"/>
-        <w:ind w:left="720" w:hanging="360"/>
-        <w:rPr>
-          <w:rFonts w:ascii="Times New Roman" w:cs="Times New Roman" w:eastAsia="Times New Roman" w:hAnsi="Times New Roman"/>
-          <w:sz w:val="28"/>
-          <w:szCs w:val="28"/>
-        </w:rPr>
-      </w:pPr>
-      <w:r>
-        <w:rPr>
-          <w:rFonts w:ascii="Times New Roman" w:cs="Times New Roman" w:eastAsia="Times New Roman" w:hAnsi="Times New Roman"/>
-          <w:sz w:val="28"/>
-          <w:szCs w:val="28"/>
-          <w:rtl w:val="0"/>
-        </w:rPr>
-        <w:t xml:space="preserve">Каталоги за замовчуванням створюються з правами 777 (rwxrwxrwx) мінус umask. Права дозволу за замовчуванням можна змінити, виконавши команду </w:t>
-      </w:r>
-      <w:r>
-        <w:rPr>
-          <w:rFonts w:ascii="Times New Roman" w:cs="Times New Roman" w:eastAsia="Times New Roman" w:hAnsi="Times New Roman"/>
-          <w:sz w:val="28"/>
-          <w:szCs w:val="28"/>
-          <w:rtl w:val="0"/>
-        </w:rPr>
-        <w:t xml:space="preserve">umask XXX</w:t>
-      </w:r>
-      <w:r>
-        <w:rPr>
-          <w:rFonts w:ascii="Times New Roman" w:cs="Times New Roman" w:eastAsia="Times New Roman" w:hAnsi="Times New Roman"/>
-          <w:sz w:val="28"/>
-          <w:szCs w:val="28"/>
-          <w:rtl w:val="0"/>
-        </w:rPr>
-        <w:t xml:space="preserve">, де XXX — нове вісімкове значення. Наприклад, </w:t>
-      </w:r>
-      <w:r>
-        <w:rPr>
-          <w:rFonts w:ascii="Times New Roman" w:cs="Times New Roman" w:eastAsia="Times New Roman" w:hAnsi="Times New Roman"/>
-          <w:sz w:val="28"/>
-          <w:szCs w:val="28"/>
-          <w:rtl w:val="0"/>
-        </w:rPr>
-        <w:t xml:space="preserve">umask 007</w:t>
-      </w:r>
-      <w:r>
-        <w:rPr>
-          <w:rFonts w:ascii="Times New Roman" w:cs="Times New Roman" w:eastAsia="Times New Roman" w:hAnsi="Times New Roman"/>
-          <w:sz w:val="28"/>
-          <w:szCs w:val="28"/>
-          <w:rtl w:val="0"/>
-        </w:rPr>
-        <w:t xml:space="preserve"> зробить нові файли недоступними для "інших" користувачів. Для збереження цього значення на постійній основі необхідно прописати команду </w:t>
-      </w:r>
-      <w:r>
-        <w:rPr>
-          <w:rFonts w:ascii="Times New Roman" w:cs="Times New Roman" w:eastAsia="Times New Roman" w:hAnsi="Times New Roman"/>
-          <w:sz w:val="28"/>
-          <w:szCs w:val="28"/>
-          <w:rtl w:val="0"/>
-        </w:rPr>
-        <w:t xml:space="preserve">umask</w:t>
-      </w:r>
-      <w:r>
-        <w:rPr>
-          <w:rFonts w:ascii="Times New Roman" w:cs="Times New Roman" w:eastAsia="Times New Roman" w:hAnsi="Times New Roman"/>
-          <w:sz w:val="28"/>
-          <w:szCs w:val="28"/>
-          <w:rtl w:val="0"/>
-        </w:rPr>
-        <w:t xml:space="preserve"> у конфігураційному файлі оболонки користувача (наприклад, у файлі .bashrc).</w:t>
-      </w:r>
-    </w:p>
-    <w:p>
-      <w:pPr>
-        <w:rPr>
-          <w:rFonts w:ascii="Times New Roman" w:cs="Times New Roman" w:eastAsia="Times New Roman" w:hAnsi="Times New Roman"/>
-          <w:sz w:val="28"/>
-          <w:szCs w:val="28"/>
-        </w:rPr>
-      </w:pPr>
-      <w:r>
-        <w:rPr>
-          <w:rFonts w:ascii="Times New Roman" w:cs="Times New Roman" w:eastAsia="Times New Roman" w:hAnsi="Times New Roman"/>
-          <w:sz w:val="28"/>
-          <w:szCs w:val="28"/>
-          <w:rtl w:val="0"/>
-        </w:rPr>
-        <w:t xml:space="preserve">8. Створення жорсткого посилання та доцільність його використання: Жорстке посилання створюється за допомогою команди ln без додаткових опцій: </w:t>
-      </w:r>
-      <w:r>
-        <w:rPr>
-          <w:rFonts w:ascii="Times New Roman" w:cs="Times New Roman" w:eastAsia="Times New Roman" w:hAnsi="Times New Roman"/>
-          <w:sz w:val="28"/>
-          <w:szCs w:val="28"/>
-          <w:rtl w:val="0"/>
-        </w:rPr>
-        <w:t xml:space="preserve">ln original_file hard_link_name</w:t>
-      </w:r>
-      <w:r>
-        <w:rPr>
-          <w:rFonts w:ascii="Times New Roman" w:cs="Times New Roman" w:eastAsia="Times New Roman" w:hAnsi="Times New Roman"/>
-          <w:sz w:val="28"/>
-          <w:szCs w:val="28"/>
-          <w:rtl w:val="0"/>
-        </w:rPr>
-        <w:t xml:space="preserve">. Жорсткі посилання доцільно використовувати, коли необхідно мати кілька шляхів до того самого файлу на одному розділі диска, і ви хочете, щоб файл існував, доки існує хоча б одне посилання. Це забезпечує надійність, оскільки видалення одного посилання не видаляє дані.</w:t>
-      </w:r>
-    </w:p>
-    <w:p>
-      <w:pPr>
-        <w:rPr>
-          <w:rFonts w:ascii="Times New Roman" w:cs="Times New Roman" w:eastAsia="Times New Roman" w:hAnsi="Times New Roman"/>
-          <w:sz w:val="28"/>
-          <w:szCs w:val="28"/>
-        </w:rPr>
-      </w:pPr>
-      <w:r>
-        <w:rPr>
-          <w:rtl w:val="0"/>
-        </w:rPr>
-      </w:r>
-    </w:p>
-    <w:p>
-      <w:pPr>
-        <w:rPr>
-          <w:rFonts w:ascii="Times New Roman" w:cs="Times New Roman" w:eastAsia="Times New Roman" w:hAnsi="Times New Roman"/>
-          <w:sz w:val="28"/>
-          <w:szCs w:val="28"/>
-        </w:rPr>
-      </w:pPr>
-      <w:r>
-        <w:rPr>
-          <w:rFonts w:ascii="Times New Roman" w:cs="Times New Roman" w:eastAsia="Times New Roman" w:hAnsi="Times New Roman"/>
-          <w:sz w:val="28"/>
-          <w:szCs w:val="28"/>
-          <w:rtl w:val="0"/>
-        </w:rPr>
-        <w:t xml:space="preserve">9. Створення символічного посилання та доцільність його використання: Символічне посилання створюється за допомогою команди ln з опцією </w:t>
-      </w:r>
-      <w:r>
-        <w:rPr>
-          <w:rFonts w:ascii="Times New Roman" w:cs="Times New Roman" w:eastAsia="Times New Roman" w:hAnsi="Times New Roman"/>
-          <w:sz w:val="28"/>
-          <w:szCs w:val="28"/>
-          <w:rtl w:val="0"/>
-        </w:rPr>
-        <w:t xml:space="preserve">-s</w:t>
-      </w:r>
-      <w:r>
-        <w:rPr>
-          <w:rFonts w:ascii="Times New Roman" w:cs="Times New Roman" w:eastAsia="Times New Roman" w:hAnsi="Times New Roman"/>
-          <w:sz w:val="28"/>
-          <w:szCs w:val="28"/>
-          <w:rtl w:val="0"/>
-        </w:rPr>
-        <w:t xml:space="preserve">: </w:t>
-      </w:r>
-      <w:r>
-        <w:rPr>
-          <w:rFonts w:ascii="Times New Roman" w:cs="Times New Roman" w:eastAsia="Times New Roman" w:hAnsi="Times New Roman"/>
-          <w:sz w:val="28"/>
-          <w:szCs w:val="28"/>
-          <w:rtl w:val="0"/>
-        </w:rPr>
-        <w:t xml:space="preserve">ln -s original_path symbolic_link_name</w:t>
-      </w:r>
-      <w:r>
-        <w:rPr>
-          <w:rFonts w:ascii="Times New Roman" w:cs="Times New Roman" w:eastAsia="Times New Roman" w:hAnsi="Times New Roman"/>
-          <w:sz w:val="28"/>
-          <w:szCs w:val="28"/>
-          <w:rtl w:val="0"/>
-        </w:rPr>
-        <w:t xml:space="preserve">. Символічні посилання доцільно використовувати для:</w:t>
-      </w:r>
-    </w:p>
-    <w:p>
-      <w:pPr>
-        <w:numPr>
-          <w:ilvl w:val="0"/>
-          <w:numId w:val="15"/>
-        </w:numPr>
-        <w:spacing w:after="0" w:afterAutospacing="0" w:before="240" w:lineRule="auto"/>
-        <w:ind w:left="720" w:hanging="360"/>
-        <w:rPr>
-          <w:rFonts w:ascii="Times New Roman" w:cs="Times New Roman" w:eastAsia="Times New Roman" w:hAnsi="Times New Roman"/>
-          <w:sz w:val="28"/>
-          <w:szCs w:val="28"/>
-        </w:rPr>
-      </w:pPr>
-      <w:r>
-        <w:rPr>
-          <w:rFonts w:ascii="Times New Roman" w:cs="Times New Roman" w:eastAsia="Times New Roman" w:hAnsi="Times New Roman"/>
-          <w:sz w:val="28"/>
-          <w:szCs w:val="28"/>
-          <w:rtl w:val="0"/>
-        </w:rPr>
-        <w:t xml:space="preserve">Посилання на каталоги (що неможливо для жорстких посилань).</w:t>
-      </w:r>
-    </w:p>
-    <w:p>
-      <w:pPr>
-        <w:numPr>
-          <w:ilvl w:val="0"/>
-          <w:numId w:val="15"/>
-        </w:numPr>
-        <w:spacing w:after="0" w:afterAutospacing="0" w:before="0" w:beforeAutospacing="0" w:lineRule="auto"/>
-        <w:ind w:left="720" w:hanging="360"/>
-        <w:rPr>
-          <w:rFonts w:ascii="Times New Roman" w:cs="Times New Roman" w:eastAsia="Times New Roman" w:hAnsi="Times New Roman"/>
-          <w:sz w:val="28"/>
-          <w:szCs w:val="28"/>
-        </w:rPr>
-      </w:pPr>
-      <w:r>
-        <w:rPr>
-          <w:rFonts w:ascii="Times New Roman" w:cs="Times New Roman" w:eastAsia="Times New Roman" w:hAnsi="Times New Roman"/>
-          <w:sz w:val="28"/>
-          <w:szCs w:val="28"/>
-          <w:rtl w:val="0"/>
-        </w:rPr>
-        <w:t xml:space="preserve">Посилання на файли в інших файлових системах або розділах.</w:t>
-      </w:r>
-    </w:p>
-    <w:p>
-      <w:pPr>
-        <w:numPr>
-          <w:ilvl w:val="0"/>
-          <w:numId w:val="15"/>
-        </w:numPr>
-        <w:spacing w:after="240" w:before="0" w:beforeAutospacing="0" w:lineRule="auto"/>
-        <w:ind w:left="720" w:hanging="360"/>
-        <w:rPr>
-          <w:rFonts w:ascii="Times New Roman" w:cs="Times New Roman" w:eastAsia="Times New Roman" w:hAnsi="Times New Roman"/>
-          <w:sz w:val="28"/>
-          <w:szCs w:val="28"/>
-        </w:rPr>
-      </w:pPr>
-      <w:r>
-        <w:rPr>
-          <w:rFonts w:ascii="Times New Roman" w:cs="Times New Roman" w:eastAsia="Times New Roman" w:hAnsi="Times New Roman"/>
-          <w:sz w:val="28"/>
-          <w:szCs w:val="28"/>
-          <w:rtl w:val="0"/>
-        </w:rPr>
-        <w:t xml:space="preserve">Створення "ярликів" для програм, версії яких часто оновлюються (наприклад, </w:t>
-      </w:r>
-      <w:r>
-        <w:rPr>
-          <w:rFonts w:ascii="Times New Roman" w:cs="Times New Roman" w:eastAsia="Times New Roman" w:hAnsi="Times New Roman"/>
-          <w:sz w:val="28"/>
-          <w:szCs w:val="28"/>
-          <w:rtl w:val="0"/>
-        </w:rPr>
-        <w:t xml:space="preserve">latest</w:t>
-      </w:r>
-      <w:r>
-        <w:rPr>
-          <w:rFonts w:ascii="Times New Roman" w:cs="Times New Roman" w:eastAsia="Times New Roman" w:hAnsi="Times New Roman"/>
-          <w:sz w:val="28"/>
-          <w:szCs w:val="28"/>
-          <w:rtl w:val="0"/>
-        </w:rPr>
-        <w:t xml:space="preserve"> посилається на </w:t>
-      </w:r>
-      <w:r>
-        <w:rPr>
-          <w:rFonts w:ascii="Times New Roman" w:cs="Times New Roman" w:eastAsia="Times New Roman" w:hAnsi="Times New Roman"/>
-          <w:sz w:val="28"/>
-          <w:szCs w:val="28"/>
-          <w:rtl w:val="0"/>
-        </w:rPr>
-        <w:t xml:space="preserve">v3.1.5</w:t>
-      </w:r>
-      <w:r>
-        <w:rPr>
-          <w:rFonts w:ascii="Times New Roman" w:cs="Times New Roman" w:eastAsia="Times New Roman" w:hAnsi="Times New Roman"/>
-          <w:sz w:val="28"/>
-          <w:szCs w:val="28"/>
-          <w:rtl w:val="0"/>
-        </w:rPr>
-        <w:t xml:space="preserve">).</w:t>
-      </w:r>
-    </w:p>
-    <w:p>
-      <w:pPr>
-        <w:rPr>
-          <w:rFonts w:ascii="Times New Roman" w:cs="Times New Roman" w:eastAsia="Times New Roman" w:hAnsi="Times New Roman"/>
-          <w:sz w:val="28"/>
-          <w:szCs w:val="28"/>
-        </w:rPr>
-      </w:pPr>
-      <w:r>
-        <w:rPr>
-          <w:rFonts w:ascii="Times New Roman" w:cs="Times New Roman" w:eastAsia="Times New Roman" w:hAnsi="Times New Roman"/>
-          <w:sz w:val="28"/>
-          <w:szCs w:val="28"/>
-          <w:rtl w:val="0"/>
-        </w:rPr>
-        <w:t xml:space="preserve">10. Правильний каталог для створення одноразового тимчасового файлу: Правильним каталогом є каталог /tmp. Цей каталог призначений для розміщення тимчасових файлів, які можуть бути видалені без негативних наслідків під час перезавантаження системи або через певний час автоматичними службами очищення.</w:t>
-      </w:r>
-    </w:p>
-    <w:p>
-      <w:pPr>
-        <w:rPr>
-          <w:rFonts w:ascii="Times New Roman" w:cs="Times New Roman" w:eastAsia="Times New Roman" w:hAnsi="Times New Roman"/>
-          <w:sz w:val="28"/>
-          <w:szCs w:val="28"/>
-        </w:rPr>
-      </w:pPr>
-      <w:r>
-        <w:rPr>
-          <w:rtl w:val="0"/>
-        </w:rPr>
-      </w:r>
-    </w:p>
-    <w:p>
-      <w:pPr>
-        <w:rPr>
-          <w:rFonts w:ascii="Times New Roman" w:cs="Times New Roman" w:eastAsia="Times New Roman" w:hAnsi="Times New Roman"/>
-          <w:sz w:val="28"/>
-          <w:szCs w:val="28"/>
-        </w:rPr>
-      </w:pPr>
-      <w:r>
-        <w:rPr>
-          <w:rFonts w:ascii="Times New Roman" w:cs="Times New Roman" w:eastAsia="Times New Roman" w:hAnsi="Times New Roman"/>
-          <w:sz w:val="28"/>
-          <w:szCs w:val="28"/>
-          <w:rtl w:val="0"/>
-        </w:rPr>
-        <w:t xml:space="preserve">11. Що відбудеться з іншими файлами, якщо видалити файл-оригінал, символічне чи жорстке посилання?</w:t>
-      </w:r>
-    </w:p>
-    <w:p>
-      <w:pPr>
-        <w:numPr>
-          <w:ilvl w:val="0"/>
-          <w:numId w:val="2"/>
-        </w:numPr>
-        <w:spacing w:after="0" w:afterAutospacing="0" w:before="240" w:lineRule="auto"/>
-        <w:ind w:left="720" w:hanging="360"/>
-        <w:rPr>
-          <w:rFonts w:ascii="Times New Roman" w:cs="Times New Roman" w:eastAsia="Times New Roman" w:hAnsi="Times New Roman"/>
-          <w:sz w:val="28"/>
-          <w:szCs w:val="28"/>
-        </w:rPr>
-      </w:pPr>
-      <w:r>
-        <w:rPr>
-          <w:rFonts w:ascii="Times New Roman" w:cs="Times New Roman" w:eastAsia="Times New Roman" w:hAnsi="Times New Roman"/>
-          <w:sz w:val="28"/>
-          <w:szCs w:val="28"/>
-          <w:rtl w:val="0"/>
-        </w:rPr>
-        <w:t xml:space="preserve">Видалення файлу-оригіналу:</w:t>
+        <w:t xml:space="preserve">Видалення жорсткого посилання:</w:t>
       </w:r>
     </w:p>
     <w:p>
       <w:pPr>
         <w:numPr>
           <w:ilvl w:val="1"/>
-          <w:numId w:val="2"/>
+          <w:numId w:val="9"/>
         </w:numPr>
-        <w:spacing w:after="0" w:afterAutospacing="0" w:before="0" w:beforeAutospacing="0" w:lineRule="auto"/>
-        <w:ind w:left="1440" w:hanging="360"/>
-        <w:rPr>
-          <w:rFonts w:ascii="Times New Roman" w:cs="Times New Roman" w:eastAsia="Times New Roman" w:hAnsi="Times New Roman"/>
-          <w:sz w:val="28"/>
-          <w:szCs w:val="28"/>
-        </w:rPr>
-      </w:pPr>
-      <w:r>
-        <w:rPr>
-          <w:rFonts w:ascii="Times New Roman" w:cs="Times New Roman" w:eastAsia="Times New Roman" w:hAnsi="Times New Roman"/>
-          <w:sz w:val="28"/>
-          <w:szCs w:val="28"/>
-          <w:rtl w:val="0"/>
-        </w:rPr>
-        <w:t xml:space="preserve">Символічне посилання залишається, але стає "висячим" або "битим" посиланням, оскільки вказує на неіснуючий файл.</w:t>
-      </w:r>
-    </w:p>
-    <w:p>
-      <w:pPr>
-        <w:numPr>
-          <w:ilvl w:val="1"/>
-          <w:numId w:val="2"/>
-        </w:numPr>
-        <w:spacing w:after="0" w:afterAutospacing="0" w:before="0" w:beforeAutospacing="0" w:lineRule="auto"/>
-        <w:ind w:left="1440" w:hanging="360"/>
-        <w:rPr>
-          <w:rFonts w:ascii="Times New Roman" w:cs="Times New Roman" w:eastAsia="Times New Roman" w:hAnsi="Times New Roman"/>
-          <w:sz w:val="28"/>
-          <w:szCs w:val="28"/>
-        </w:rPr>
-      </w:pPr>
-      <w:r>
-        <w:rPr>
-          <w:rFonts w:ascii="Times New Roman" w:cs="Times New Roman" w:eastAsia="Times New Roman" w:hAnsi="Times New Roman"/>
-          <w:sz w:val="28"/>
-          <w:szCs w:val="28"/>
-          <w:rtl w:val="0"/>
-        </w:rPr>
-        <w:t xml:space="preserve">Жорстке посилання залишається, і дані на диску не видаляються, оскільки лічильник посилань зменшується до одиниці (залишається ще одне жорстке посилання). Файл буде доступний через жорстке посилання.</w:t>
-      </w:r>
-    </w:p>
-    <w:p>
-      <w:pPr>
-        <w:numPr>
-          <w:ilvl w:val="0"/>
-          <w:numId w:val="2"/>
-        </w:numPr>
-        <w:spacing w:after="0" w:afterAutospacing="0" w:before="0" w:beforeAutospacing="0" w:lineRule="auto"/>
-        <w:ind w:left="720" w:hanging="360"/>
-        <w:rPr>
-          <w:rFonts w:ascii="Times New Roman" w:cs="Times New Roman" w:eastAsia="Times New Roman" w:hAnsi="Times New Roman"/>
-          <w:sz w:val="28"/>
-          <w:szCs w:val="28"/>
-        </w:rPr>
-      </w:pPr>
-      <w:r>
-        <w:rPr>
-          <w:rFonts w:ascii="Times New Roman" w:cs="Times New Roman" w:eastAsia="Times New Roman" w:hAnsi="Times New Roman"/>
-          <w:sz w:val="28"/>
-          <w:szCs w:val="28"/>
-          <w:rtl w:val="0"/>
-        </w:rPr>
-        <w:t xml:space="preserve">Видалення символічного посилання:</w:t>
-      </w:r>
-    </w:p>
-    <w:p>
-      <w:pPr>
-        <w:numPr>
-          <w:ilvl w:val="1"/>
-          <w:numId w:val="2"/>
-        </w:numPr>
-        <w:spacing w:after="0" w:afterAutospacing="0" w:before="0" w:beforeAutospacing="0" w:lineRule="auto"/>
-        <w:ind w:left="1440" w:hanging="360"/>
-        <w:rPr>
-          <w:rFonts w:ascii="Times New Roman" w:cs="Times New Roman" w:eastAsia="Times New Roman" w:hAnsi="Times New Roman"/>
-          <w:sz w:val="28"/>
-          <w:szCs w:val="28"/>
-        </w:rPr>
-      </w:pPr>
-      <w:r>
-        <w:rPr>
-          <w:rFonts w:ascii="Times New Roman" w:cs="Times New Roman" w:eastAsia="Times New Roman" w:hAnsi="Times New Roman"/>
-          <w:sz w:val="28"/>
-          <w:szCs w:val="28"/>
-          <w:rtl w:val="0"/>
-        </w:rPr>
-        <w:t xml:space="preserve">Файл-оригінал та жорстке посилання залишаються без змін.</w:t>
-      </w:r>
-    </w:p>
-    <w:p>
-      <w:pPr>
-        <w:numPr>
-          <w:ilvl w:val="0"/>
-          <w:numId w:val="2"/>
-        </w:numPr>
-        <w:spacing w:after="0" w:afterAutospacing="0" w:before="0" w:beforeAutospacing="0" w:lineRule="auto"/>
-        <w:ind w:left="720" w:hanging="360"/>
-        <w:rPr>
-          <w:rFonts w:ascii="Times New Roman" w:cs="Times New Roman" w:eastAsia="Times New Roman" w:hAnsi="Times New Roman"/>
-          <w:sz w:val="28"/>
-          <w:szCs w:val="28"/>
-        </w:rPr>
-      </w:pPr>
-      <w:r>
-        <w:rPr>
-          <w:rFonts w:ascii="Times New Roman" w:cs="Times New Roman" w:eastAsia="Times New Roman" w:hAnsi="Times New Roman"/>
-          <w:sz w:val="28"/>
-          <w:szCs w:val="28"/>
-          <w:rtl w:val="0"/>
-        </w:rPr>
-        <w:t xml:space="preserve">Видалення жорсткого посилання:</w:t>
-      </w:r>
-    </w:p>
-    <w:p>
-      <w:pPr>
-        <w:numPr>
-          <w:ilvl w:val="1"/>
-          <w:numId w:val="2"/>
-        </w:numPr>
-        <w:spacing w:after="240" w:before="0" w:beforeAutospacing="0" w:lineRule="auto"/>
+        <w:spacing w:after="240" w:before="0" w:lineRule="auto"/>
         <w:ind w:left="1440" w:hanging="360"/>
         <w:rPr>
           <w:rFonts w:ascii="Times New Roman" w:cs="Times New Roman" w:eastAsia="Times New Roman" w:hAnsi="Times New Roman"/>
@@ -4859,776 +6104,6 @@
   <w:abstractNum w:abstractNumId="3">
     <w:lvl w:ilvl="0">
       <w:start w:val="1"/>
-      <w:numFmt w:val="bullet"/>
-      <w:lvlText w:val="-"/>
-      <w:lvlJc w:val="left"/>
-      <w:pPr>
-        <w:ind w:left="720" w:hanging="360"/>
-      </w:pPr>
-      <w:rPr>
-        <w:u w:val="none"/>
-      </w:rPr>
-    </w:lvl>
-    <w:lvl w:ilvl="1">
-      <w:start w:val="1"/>
-      <w:numFmt w:val="bullet"/>
-      <w:lvlText w:val="-"/>
-      <w:lvlJc w:val="left"/>
-      <w:pPr>
-        <w:ind w:left="1440" w:hanging="360"/>
-      </w:pPr>
-      <w:rPr>
-        <w:u w:val="none"/>
-      </w:rPr>
-    </w:lvl>
-    <w:lvl w:ilvl="2">
-      <w:start w:val="1"/>
-      <w:numFmt w:val="bullet"/>
-      <w:lvlText w:val="-"/>
-      <w:lvlJc w:val="left"/>
-      <w:pPr>
-        <w:ind w:left="2160" w:hanging="360"/>
-      </w:pPr>
-      <w:rPr>
-        <w:u w:val="none"/>
-      </w:rPr>
-    </w:lvl>
-    <w:lvl w:ilvl="3">
-      <w:start w:val="1"/>
-      <w:numFmt w:val="bullet"/>
-      <w:lvlText w:val="-"/>
-      <w:lvlJc w:val="left"/>
-      <w:pPr>
-        <w:ind w:left="2880" w:hanging="360"/>
-      </w:pPr>
-      <w:rPr>
-        <w:u w:val="none"/>
-      </w:rPr>
-    </w:lvl>
-    <w:lvl w:ilvl="4">
-      <w:start w:val="1"/>
-      <w:numFmt w:val="bullet"/>
-      <w:lvlText w:val="-"/>
-      <w:lvlJc w:val="left"/>
-      <w:pPr>
-        <w:ind w:left="3600" w:hanging="360"/>
-      </w:pPr>
-      <w:rPr>
-        <w:u w:val="none"/>
-      </w:rPr>
-    </w:lvl>
-    <w:lvl w:ilvl="5">
-      <w:start w:val="1"/>
-      <w:numFmt w:val="bullet"/>
-      <w:lvlText w:val="-"/>
-      <w:lvlJc w:val="left"/>
-      <w:pPr>
-        <w:ind w:left="4320" w:hanging="360"/>
-      </w:pPr>
-      <w:rPr>
-        <w:u w:val="none"/>
-      </w:rPr>
-    </w:lvl>
-    <w:lvl w:ilvl="6">
-      <w:start w:val="1"/>
-      <w:numFmt w:val="bullet"/>
-      <w:lvlText w:val="-"/>
-      <w:lvlJc w:val="left"/>
-      <w:pPr>
-        <w:ind w:left="5040" w:hanging="360"/>
-      </w:pPr>
-      <w:rPr>
-        <w:u w:val="none"/>
-      </w:rPr>
-    </w:lvl>
-    <w:lvl w:ilvl="7">
-      <w:start w:val="1"/>
-      <w:numFmt w:val="bullet"/>
-      <w:lvlText w:val="-"/>
-      <w:lvlJc w:val="left"/>
-      <w:pPr>
-        <w:ind w:left="5760" w:hanging="360"/>
-      </w:pPr>
-      <w:rPr>
-        <w:u w:val="none"/>
-      </w:rPr>
-    </w:lvl>
-    <w:lvl w:ilvl="8">
-      <w:start w:val="1"/>
-      <w:numFmt w:val="bullet"/>
-      <w:lvlText w:val="-"/>
-      <w:lvlJc w:val="left"/>
-      <w:pPr>
-        <w:ind w:left="6480" w:hanging="360"/>
-      </w:pPr>
-      <w:rPr>
-        <w:u w:val="none"/>
-      </w:rPr>
-    </w:lvl>
-  </w:abstractNum>
-  <w:abstractNum w:abstractNumId="4">
-    <w:lvl w:ilvl="0">
-      <w:start w:val="1"/>
-      <w:numFmt w:val="decimal"/>
-      <w:lvlText w:val="%1."/>
-      <w:lvlJc w:val="left"/>
-      <w:pPr>
-        <w:ind w:left="1080" w:hanging="720"/>
-      </w:pPr>
-      <w:rPr>
-        <w:u w:val="none"/>
-      </w:rPr>
-    </w:lvl>
-    <w:lvl w:ilvl="1">
-      <w:start w:val="1"/>
-      <w:numFmt w:val="lowerLetter"/>
-      <w:lvlText w:val="%2."/>
-      <w:lvlJc w:val="left"/>
-      <w:pPr>
-        <w:ind w:left="1440" w:hanging="360"/>
-      </w:pPr>
-      <w:rPr>
-        <w:u w:val="none"/>
-      </w:rPr>
-    </w:lvl>
-    <w:lvl w:ilvl="2">
-      <w:start w:val="1"/>
-      <w:numFmt w:val="lowerRoman"/>
-      <w:lvlText w:val="%3."/>
-      <w:lvlJc w:val="right"/>
-      <w:pPr>
-        <w:ind w:left="2160" w:hanging="180"/>
-      </w:pPr>
-      <w:rPr>
-        <w:u w:val="none"/>
-      </w:rPr>
-    </w:lvl>
-    <w:lvl w:ilvl="3">
-      <w:start w:val="1"/>
-      <w:numFmt w:val="decimal"/>
-      <w:lvlText w:val="%4."/>
-      <w:lvlJc w:val="left"/>
-      <w:pPr>
-        <w:ind w:left="2880" w:hanging="360"/>
-      </w:pPr>
-      <w:rPr>
-        <w:u w:val="none"/>
-      </w:rPr>
-    </w:lvl>
-    <w:lvl w:ilvl="4">
-      <w:start w:val="1"/>
-      <w:numFmt w:val="lowerLetter"/>
-      <w:lvlText w:val="%5."/>
-      <w:lvlJc w:val="left"/>
-      <w:pPr>
-        <w:ind w:left="3600" w:hanging="360"/>
-      </w:pPr>
-      <w:rPr>
-        <w:u w:val="none"/>
-      </w:rPr>
-    </w:lvl>
-    <w:lvl w:ilvl="5">
-      <w:start w:val="1"/>
-      <w:numFmt w:val="lowerRoman"/>
-      <w:lvlText w:val="%6."/>
-      <w:lvlJc w:val="right"/>
-      <w:pPr>
-        <w:ind w:left="4320" w:hanging="180"/>
-      </w:pPr>
-      <w:rPr>
-        <w:u w:val="none"/>
-      </w:rPr>
-    </w:lvl>
-    <w:lvl w:ilvl="6">
-      <w:start w:val="1"/>
-      <w:numFmt w:val="decimal"/>
-      <w:lvlText w:val="%7."/>
-      <w:lvlJc w:val="left"/>
-      <w:pPr>
-        <w:ind w:left="5040" w:hanging="360"/>
-      </w:pPr>
-      <w:rPr>
-        <w:u w:val="none"/>
-      </w:rPr>
-    </w:lvl>
-    <w:lvl w:ilvl="7">
-      <w:start w:val="1"/>
-      <w:numFmt w:val="lowerLetter"/>
-      <w:lvlText w:val="%8."/>
-      <w:lvlJc w:val="left"/>
-      <w:pPr>
-        <w:ind w:left="5760" w:hanging="360"/>
-      </w:pPr>
-      <w:rPr>
-        <w:u w:val="none"/>
-      </w:rPr>
-    </w:lvl>
-    <w:lvl w:ilvl="8">
-      <w:start w:val="1"/>
-      <w:numFmt w:val="lowerRoman"/>
-      <w:lvlText w:val="%9."/>
-      <w:lvlJc w:val="right"/>
-      <w:pPr>
-        <w:ind w:left="6480" w:hanging="180"/>
-      </w:pPr>
-      <w:rPr>
-        <w:u w:val="none"/>
-      </w:rPr>
-    </w:lvl>
-  </w:abstractNum>
-  <w:abstractNum w:abstractNumId="5">
-    <w:lvl w:ilvl="0">
-      <w:start w:val="1"/>
-      <w:numFmt w:val="bullet"/>
-      <w:lvlText w:val="●"/>
-      <w:lvlJc w:val="left"/>
-      <w:pPr>
-        <w:ind w:left="720" w:hanging="360"/>
-      </w:pPr>
-      <w:rPr>
-        <w:u w:val="none"/>
-      </w:rPr>
-    </w:lvl>
-    <w:lvl w:ilvl="1">
-      <w:start w:val="1"/>
-      <w:numFmt w:val="bullet"/>
-      <w:lvlText w:val="○"/>
-      <w:lvlJc w:val="left"/>
-      <w:pPr>
-        <w:ind w:left="1440" w:hanging="360"/>
-      </w:pPr>
-      <w:rPr>
-        <w:u w:val="none"/>
-      </w:rPr>
-    </w:lvl>
-    <w:lvl w:ilvl="2">
-      <w:start w:val="1"/>
-      <w:numFmt w:val="bullet"/>
-      <w:lvlText w:val="■"/>
-      <w:lvlJc w:val="left"/>
-      <w:pPr>
-        <w:ind w:left="2160" w:hanging="360"/>
-      </w:pPr>
-      <w:rPr>
-        <w:u w:val="none"/>
-      </w:rPr>
-    </w:lvl>
-    <w:lvl w:ilvl="3">
-      <w:start w:val="1"/>
-      <w:numFmt w:val="bullet"/>
-      <w:lvlText w:val="●"/>
-      <w:lvlJc w:val="left"/>
-      <w:pPr>
-        <w:ind w:left="2880" w:hanging="360"/>
-      </w:pPr>
-      <w:rPr>
-        <w:u w:val="none"/>
-      </w:rPr>
-    </w:lvl>
-    <w:lvl w:ilvl="4">
-      <w:start w:val="1"/>
-      <w:numFmt w:val="bullet"/>
-      <w:lvlText w:val="○"/>
-      <w:lvlJc w:val="left"/>
-      <w:pPr>
-        <w:ind w:left="3600" w:hanging="360"/>
-      </w:pPr>
-      <w:rPr>
-        <w:u w:val="none"/>
-      </w:rPr>
-    </w:lvl>
-    <w:lvl w:ilvl="5">
-      <w:start w:val="1"/>
-      <w:numFmt w:val="bullet"/>
-      <w:lvlText w:val="■"/>
-      <w:lvlJc w:val="left"/>
-      <w:pPr>
-        <w:ind w:left="4320" w:hanging="360"/>
-      </w:pPr>
-      <w:rPr>
-        <w:u w:val="none"/>
-      </w:rPr>
-    </w:lvl>
-    <w:lvl w:ilvl="6">
-      <w:start w:val="1"/>
-      <w:numFmt w:val="bullet"/>
-      <w:lvlText w:val="●"/>
-      <w:lvlJc w:val="left"/>
-      <w:pPr>
-        <w:ind w:left="5040" w:hanging="360"/>
-      </w:pPr>
-      <w:rPr>
-        <w:u w:val="none"/>
-      </w:rPr>
-    </w:lvl>
-    <w:lvl w:ilvl="7">
-      <w:start w:val="1"/>
-      <w:numFmt w:val="bullet"/>
-      <w:lvlText w:val="○"/>
-      <w:lvlJc w:val="left"/>
-      <w:pPr>
-        <w:ind w:left="5760" w:hanging="360"/>
-      </w:pPr>
-      <w:rPr>
-        <w:u w:val="none"/>
-      </w:rPr>
-    </w:lvl>
-    <w:lvl w:ilvl="8">
-      <w:start w:val="1"/>
-      <w:numFmt w:val="bullet"/>
-      <w:lvlText w:val="■"/>
-      <w:lvlJc w:val="left"/>
-      <w:pPr>
-        <w:ind w:left="6480" w:hanging="360"/>
-      </w:pPr>
-      <w:rPr>
-        <w:u w:val="none"/>
-      </w:rPr>
-    </w:lvl>
-  </w:abstractNum>
-  <w:abstractNum w:abstractNumId="6">
-    <w:lvl w:ilvl="0">
-      <w:start w:val="1"/>
-      <w:numFmt w:val="decimal"/>
-      <w:lvlText w:val="%1."/>
-      <w:lvlJc w:val="left"/>
-      <w:pPr>
-        <w:ind w:left="720" w:hanging="360"/>
-      </w:pPr>
-      <w:rPr>
-        <w:u w:val="none"/>
-      </w:rPr>
-    </w:lvl>
-    <w:lvl w:ilvl="1">
-      <w:start w:val="1"/>
-      <w:numFmt w:val="decimal"/>
-      <w:lvlText w:val="%2."/>
-      <w:lvlJc w:val="left"/>
-      <w:pPr>
-        <w:ind w:left="1440" w:hanging="720"/>
-      </w:pPr>
-      <w:rPr>
-        <w:u w:val="none"/>
-      </w:rPr>
-    </w:lvl>
-    <w:lvl w:ilvl="2">
-      <w:start w:val="1"/>
-      <w:numFmt w:val="decimal"/>
-      <w:lvlText w:val="%1.%2.%3."/>
-      <w:lvlJc w:val="left"/>
-      <w:pPr>
-        <w:ind w:left="1800" w:hanging="720"/>
-      </w:pPr>
-      <w:rPr>
-        <w:u w:val="none"/>
-      </w:rPr>
-    </w:lvl>
-    <w:lvl w:ilvl="3">
-      <w:start w:val="1"/>
-      <w:numFmt w:val="decimal"/>
-      <w:lvlText w:val="%1.%2.%3.%4."/>
-      <w:lvlJc w:val="left"/>
-      <w:pPr>
-        <w:ind w:left="2520" w:hanging="1080"/>
-      </w:pPr>
-      <w:rPr>
-        <w:u w:val="none"/>
-      </w:rPr>
-    </w:lvl>
-    <w:lvl w:ilvl="4">
-      <w:start w:val="1"/>
-      <w:numFmt w:val="decimal"/>
-      <w:lvlText w:val="%1.%2.%3.%4.%5."/>
-      <w:lvlJc w:val="left"/>
-      <w:pPr>
-        <w:ind w:left="2880" w:hanging="1080"/>
-      </w:pPr>
-      <w:rPr>
-        <w:u w:val="none"/>
-      </w:rPr>
-    </w:lvl>
-    <w:lvl w:ilvl="5">
-      <w:start w:val="1"/>
-      <w:numFmt w:val="decimal"/>
-      <w:lvlText w:val="%1.%2.%3.%4.%5.%6."/>
-      <w:lvlJc w:val="left"/>
-      <w:pPr>
-        <w:ind w:left="3600" w:hanging="1440"/>
-      </w:pPr>
-      <w:rPr>
-        <w:u w:val="none"/>
-      </w:rPr>
-    </w:lvl>
-    <w:lvl w:ilvl="6">
-      <w:start w:val="1"/>
-      <w:numFmt w:val="decimal"/>
-      <w:lvlText w:val="%1.%2.%3.%4.%5.%6.%7."/>
-      <w:lvlJc w:val="left"/>
-      <w:pPr>
-        <w:ind w:left="4320" w:hanging="1800"/>
-      </w:pPr>
-      <w:rPr>
-        <w:u w:val="none"/>
-      </w:rPr>
-    </w:lvl>
-    <w:lvl w:ilvl="7">
-      <w:start w:val="1"/>
-      <w:numFmt w:val="decimal"/>
-      <w:lvlText w:val="%1.%2.%3.%4.%5.%6.%7.%8."/>
-      <w:lvlJc w:val="left"/>
-      <w:pPr>
-        <w:ind w:left="4680" w:hanging="1800"/>
-      </w:pPr>
-      <w:rPr>
-        <w:u w:val="none"/>
-      </w:rPr>
-    </w:lvl>
-    <w:lvl w:ilvl="8">
-      <w:start w:val="1"/>
-      <w:numFmt w:val="decimal"/>
-      <w:lvlText w:val="%1.%2.%3.%4.%5.%6.%7.%8.%9."/>
-      <w:lvlJc w:val="left"/>
-      <w:pPr>
-        <w:ind w:left="5400" w:hanging="2160"/>
-      </w:pPr>
-      <w:rPr>
-        <w:u w:val="none"/>
-      </w:rPr>
-    </w:lvl>
-  </w:abstractNum>
-  <w:abstractNum w:abstractNumId="7">
-    <w:lvl w:ilvl="0">
-      <w:start w:val="1"/>
-      <w:numFmt w:val="bullet"/>
-      <w:lvlText w:val="●"/>
-      <w:lvlJc w:val="left"/>
-      <w:pPr>
-        <w:ind w:left="720" w:hanging="360"/>
-      </w:pPr>
-      <w:rPr>
-        <w:u w:val="none"/>
-      </w:rPr>
-    </w:lvl>
-    <w:lvl w:ilvl="1">
-      <w:start w:val="1"/>
-      <w:numFmt w:val="bullet"/>
-      <w:lvlText w:val="○"/>
-      <w:lvlJc w:val="left"/>
-      <w:pPr>
-        <w:ind w:left="1440" w:hanging="360"/>
-      </w:pPr>
-      <w:rPr>
-        <w:u w:val="none"/>
-      </w:rPr>
-    </w:lvl>
-    <w:lvl w:ilvl="2">
-      <w:start w:val="1"/>
-      <w:numFmt w:val="bullet"/>
-      <w:lvlText w:val="■"/>
-      <w:lvlJc w:val="left"/>
-      <w:pPr>
-        <w:ind w:left="2160" w:hanging="360"/>
-      </w:pPr>
-      <w:rPr>
-        <w:u w:val="none"/>
-      </w:rPr>
-    </w:lvl>
-    <w:lvl w:ilvl="3">
-      <w:start w:val="1"/>
-      <w:numFmt w:val="bullet"/>
-      <w:lvlText w:val="●"/>
-      <w:lvlJc w:val="left"/>
-      <w:pPr>
-        <w:ind w:left="2880" w:hanging="360"/>
-      </w:pPr>
-      <w:rPr>
-        <w:u w:val="none"/>
-      </w:rPr>
-    </w:lvl>
-    <w:lvl w:ilvl="4">
-      <w:start w:val="1"/>
-      <w:numFmt w:val="bullet"/>
-      <w:lvlText w:val="○"/>
-      <w:lvlJc w:val="left"/>
-      <w:pPr>
-        <w:ind w:left="3600" w:hanging="360"/>
-      </w:pPr>
-      <w:rPr>
-        <w:u w:val="none"/>
-      </w:rPr>
-    </w:lvl>
-    <w:lvl w:ilvl="5">
-      <w:start w:val="1"/>
-      <w:numFmt w:val="bullet"/>
-      <w:lvlText w:val="■"/>
-      <w:lvlJc w:val="left"/>
-      <w:pPr>
-        <w:ind w:left="4320" w:hanging="360"/>
-      </w:pPr>
-      <w:rPr>
-        <w:u w:val="none"/>
-      </w:rPr>
-    </w:lvl>
-    <w:lvl w:ilvl="6">
-      <w:start w:val="1"/>
-      <w:numFmt w:val="bullet"/>
-      <w:lvlText w:val="●"/>
-      <w:lvlJc w:val="left"/>
-      <w:pPr>
-        <w:ind w:left="5040" w:hanging="360"/>
-      </w:pPr>
-      <w:rPr>
-        <w:u w:val="none"/>
-      </w:rPr>
-    </w:lvl>
-    <w:lvl w:ilvl="7">
-      <w:start w:val="1"/>
-      <w:numFmt w:val="bullet"/>
-      <w:lvlText w:val="○"/>
-      <w:lvlJc w:val="left"/>
-      <w:pPr>
-        <w:ind w:left="5760" w:hanging="360"/>
-      </w:pPr>
-      <w:rPr>
-        <w:u w:val="none"/>
-      </w:rPr>
-    </w:lvl>
-    <w:lvl w:ilvl="8">
-      <w:start w:val="1"/>
-      <w:numFmt w:val="bullet"/>
-      <w:lvlText w:val="■"/>
-      <w:lvlJc w:val="left"/>
-      <w:pPr>
-        <w:ind w:left="6480" w:hanging="360"/>
-      </w:pPr>
-      <w:rPr>
-        <w:u w:val="none"/>
-      </w:rPr>
-    </w:lvl>
-  </w:abstractNum>
-  <w:abstractNum w:abstractNumId="8">
-    <w:lvl w:ilvl="0">
-      <w:start w:val="1"/>
-      <w:numFmt w:val="bullet"/>
-      <w:lvlText w:val="-"/>
-      <w:lvlJc w:val="left"/>
-      <w:pPr>
-        <w:ind w:left="1004" w:hanging="360"/>
-      </w:pPr>
-      <w:rPr>
-        <w:u w:val="none"/>
-      </w:rPr>
-    </w:lvl>
-    <w:lvl w:ilvl="1">
-      <w:start w:val="1"/>
-      <w:numFmt w:val="bullet"/>
-      <w:lvlText w:val="o"/>
-      <w:lvlJc w:val="left"/>
-      <w:pPr>
-        <w:ind w:left="1724" w:hanging="360"/>
-      </w:pPr>
-      <w:rPr>
-        <w:u w:val="none"/>
-      </w:rPr>
-    </w:lvl>
-    <w:lvl w:ilvl="2">
-      <w:start w:val="1"/>
-      <w:numFmt w:val="bullet"/>
-      <w:lvlText w:val="▪"/>
-      <w:lvlJc w:val="left"/>
-      <w:pPr>
-        <w:ind w:left="2444" w:hanging="360"/>
-      </w:pPr>
-      <w:rPr>
-        <w:u w:val="none"/>
-      </w:rPr>
-    </w:lvl>
-    <w:lvl w:ilvl="3">
-      <w:start w:val="1"/>
-      <w:numFmt w:val="bullet"/>
-      <w:lvlText w:val="●"/>
-      <w:lvlJc w:val="left"/>
-      <w:pPr>
-        <w:ind w:left="3164" w:hanging="360"/>
-      </w:pPr>
-      <w:rPr>
-        <w:u w:val="none"/>
-      </w:rPr>
-    </w:lvl>
-    <w:lvl w:ilvl="4">
-      <w:start w:val="1"/>
-      <w:numFmt w:val="bullet"/>
-      <w:lvlText w:val="o"/>
-      <w:lvlJc w:val="left"/>
-      <w:pPr>
-        <w:ind w:left="3884" w:hanging="360"/>
-      </w:pPr>
-      <w:rPr>
-        <w:u w:val="none"/>
-      </w:rPr>
-    </w:lvl>
-    <w:lvl w:ilvl="5">
-      <w:start w:val="1"/>
-      <w:numFmt w:val="bullet"/>
-      <w:lvlText w:val="▪"/>
-      <w:lvlJc w:val="left"/>
-      <w:pPr>
-        <w:ind w:left="4604" w:hanging="360"/>
-      </w:pPr>
-      <w:rPr>
-        <w:u w:val="none"/>
-      </w:rPr>
-    </w:lvl>
-    <w:lvl w:ilvl="6">
-      <w:start w:val="1"/>
-      <w:numFmt w:val="bullet"/>
-      <w:lvlText w:val="●"/>
-      <w:lvlJc w:val="left"/>
-      <w:pPr>
-        <w:ind w:left="5324" w:hanging="360"/>
-      </w:pPr>
-      <w:rPr>
-        <w:u w:val="none"/>
-      </w:rPr>
-    </w:lvl>
-    <w:lvl w:ilvl="7">
-      <w:start w:val="1"/>
-      <w:numFmt w:val="bullet"/>
-      <w:lvlText w:val="o"/>
-      <w:lvlJc w:val="left"/>
-      <w:pPr>
-        <w:ind w:left="6044" w:hanging="360"/>
-      </w:pPr>
-      <w:rPr>
-        <w:u w:val="none"/>
-      </w:rPr>
-    </w:lvl>
-    <w:lvl w:ilvl="8">
-      <w:start w:val="1"/>
-      <w:numFmt w:val="bullet"/>
-      <w:lvlText w:val="▪"/>
-      <w:lvlJc w:val="left"/>
-      <w:pPr>
-        <w:ind w:left="6764" w:hanging="360"/>
-      </w:pPr>
-      <w:rPr>
-        <w:u w:val="none"/>
-      </w:rPr>
-    </w:lvl>
-  </w:abstractNum>
-  <w:abstractNum w:abstractNumId="9">
-    <w:lvl w:ilvl="0">
-      <w:start w:val="1"/>
-      <w:numFmt w:val="bullet"/>
-      <w:lvlText w:val="●"/>
-      <w:lvlJc w:val="left"/>
-      <w:pPr>
-        <w:ind w:left="720" w:hanging="360"/>
-      </w:pPr>
-      <w:rPr>
-        <w:u w:val="none"/>
-      </w:rPr>
-    </w:lvl>
-    <w:lvl w:ilvl="1">
-      <w:start w:val="1"/>
-      <w:numFmt w:val="bullet"/>
-      <w:lvlText w:val="○"/>
-      <w:lvlJc w:val="left"/>
-      <w:pPr>
-        <w:ind w:left="1440" w:hanging="360"/>
-      </w:pPr>
-      <w:rPr>
-        <w:u w:val="none"/>
-      </w:rPr>
-    </w:lvl>
-    <w:lvl w:ilvl="2">
-      <w:start w:val="1"/>
-      <w:numFmt w:val="bullet"/>
-      <w:lvlText w:val="■"/>
-      <w:lvlJc w:val="left"/>
-      <w:pPr>
-        <w:ind w:left="2160" w:hanging="360"/>
-      </w:pPr>
-      <w:rPr>
-        <w:u w:val="none"/>
-      </w:rPr>
-    </w:lvl>
-    <w:lvl w:ilvl="3">
-      <w:start w:val="1"/>
-      <w:numFmt w:val="bullet"/>
-      <w:lvlText w:val="●"/>
-      <w:lvlJc w:val="left"/>
-      <w:pPr>
-        <w:ind w:left="2880" w:hanging="360"/>
-      </w:pPr>
-      <w:rPr>
-        <w:u w:val="none"/>
-      </w:rPr>
-    </w:lvl>
-    <w:lvl w:ilvl="4">
-      <w:start w:val="1"/>
-      <w:numFmt w:val="bullet"/>
-      <w:lvlText w:val="○"/>
-      <w:lvlJc w:val="left"/>
-      <w:pPr>
-        <w:ind w:left="3600" w:hanging="360"/>
-      </w:pPr>
-      <w:rPr>
-        <w:u w:val="none"/>
-      </w:rPr>
-    </w:lvl>
-    <w:lvl w:ilvl="5">
-      <w:start w:val="1"/>
-      <w:numFmt w:val="bullet"/>
-      <w:lvlText w:val="■"/>
-      <w:lvlJc w:val="left"/>
-      <w:pPr>
-        <w:ind w:left="4320" w:hanging="360"/>
-      </w:pPr>
-      <w:rPr>
-        <w:u w:val="none"/>
-      </w:rPr>
-    </w:lvl>
-    <w:lvl w:ilvl="6">
-      <w:start w:val="1"/>
-      <w:numFmt w:val="bullet"/>
-      <w:lvlText w:val="●"/>
-      <w:lvlJc w:val="left"/>
-      <w:pPr>
-        <w:ind w:left="5040" w:hanging="360"/>
-      </w:pPr>
-      <w:rPr>
-        <w:u w:val="none"/>
-      </w:rPr>
-    </w:lvl>
-    <w:lvl w:ilvl="7">
-      <w:start w:val="1"/>
-      <w:numFmt w:val="bullet"/>
-      <w:lvlText w:val="○"/>
-      <w:lvlJc w:val="left"/>
-      <w:pPr>
-        <w:ind w:left="5760" w:hanging="360"/>
-      </w:pPr>
-      <w:rPr>
-        <w:u w:val="none"/>
-      </w:rPr>
-    </w:lvl>
-    <w:lvl w:ilvl="8">
-      <w:start w:val="1"/>
-      <w:numFmt w:val="bullet"/>
-      <w:lvlText w:val="■"/>
-      <w:lvlJc w:val="left"/>
-      <w:pPr>
-        <w:ind w:left="6480" w:hanging="360"/>
-      </w:pPr>
-      <w:rPr>
-        <w:u w:val="none"/>
-      </w:rPr>
-    </w:lvl>
-  </w:abstractNum>
-  <w:abstractNum w:abstractNumId="10">
-    <w:lvl w:ilvl="0">
-      <w:start w:val="1"/>
       <w:numFmt w:val="decimal"/>
       <w:lvlText w:val="%1."/>
       <w:lvlJc w:val="left"/>
@@ -5736,14 +6211,784 @@
       </w:rPr>
     </w:lvl>
   </w:abstractNum>
+  <w:abstractNum w:abstractNumId="4">
+    <w:lvl w:ilvl="0">
+      <w:start w:val="39"/>
+      <w:numFmt w:val="bullet"/>
+      <w:lvlText w:val="-"/>
+      <w:lvlJc w:val="left"/>
+      <w:pPr>
+        <w:ind w:left="1080" w:hanging="360"/>
+      </w:pPr>
+      <w:rPr>
+        <w:u w:val="none"/>
+      </w:rPr>
+    </w:lvl>
+    <w:lvl w:ilvl="1">
+      <w:start w:val="1"/>
+      <w:numFmt w:val="bullet"/>
+      <w:lvlText w:val="o"/>
+      <w:lvlJc w:val="left"/>
+      <w:pPr>
+        <w:ind w:left="1800" w:hanging="360"/>
+      </w:pPr>
+      <w:rPr>
+        <w:u w:val="none"/>
+      </w:rPr>
+    </w:lvl>
+    <w:lvl w:ilvl="2">
+      <w:start w:val="1"/>
+      <w:numFmt w:val="bullet"/>
+      <w:lvlText w:val="▪"/>
+      <w:lvlJc w:val="left"/>
+      <w:pPr>
+        <w:ind w:left="2520" w:hanging="360"/>
+      </w:pPr>
+      <w:rPr>
+        <w:u w:val="none"/>
+      </w:rPr>
+    </w:lvl>
+    <w:lvl w:ilvl="3">
+      <w:start w:val="1"/>
+      <w:numFmt w:val="bullet"/>
+      <w:lvlText w:val="●"/>
+      <w:lvlJc w:val="left"/>
+      <w:pPr>
+        <w:ind w:left="3240" w:hanging="360"/>
+      </w:pPr>
+      <w:rPr>
+        <w:u w:val="none"/>
+      </w:rPr>
+    </w:lvl>
+    <w:lvl w:ilvl="4">
+      <w:start w:val="1"/>
+      <w:numFmt w:val="bullet"/>
+      <w:lvlText w:val="o"/>
+      <w:lvlJc w:val="left"/>
+      <w:pPr>
+        <w:ind w:left="3960" w:hanging="360"/>
+      </w:pPr>
+      <w:rPr>
+        <w:u w:val="none"/>
+      </w:rPr>
+    </w:lvl>
+    <w:lvl w:ilvl="5">
+      <w:start w:val="1"/>
+      <w:numFmt w:val="bullet"/>
+      <w:lvlText w:val="▪"/>
+      <w:lvlJc w:val="left"/>
+      <w:pPr>
+        <w:ind w:left="4680" w:hanging="360"/>
+      </w:pPr>
+      <w:rPr>
+        <w:u w:val="none"/>
+      </w:rPr>
+    </w:lvl>
+    <w:lvl w:ilvl="6">
+      <w:start w:val="1"/>
+      <w:numFmt w:val="bullet"/>
+      <w:lvlText w:val="●"/>
+      <w:lvlJc w:val="left"/>
+      <w:pPr>
+        <w:ind w:left="5400" w:hanging="360"/>
+      </w:pPr>
+      <w:rPr>
+        <w:u w:val="none"/>
+      </w:rPr>
+    </w:lvl>
+    <w:lvl w:ilvl="7">
+      <w:start w:val="1"/>
+      <w:numFmt w:val="bullet"/>
+      <w:lvlText w:val="o"/>
+      <w:lvlJc w:val="left"/>
+      <w:pPr>
+        <w:ind w:left="6120" w:hanging="360"/>
+      </w:pPr>
+      <w:rPr>
+        <w:u w:val="none"/>
+      </w:rPr>
+    </w:lvl>
+    <w:lvl w:ilvl="8">
+      <w:start w:val="1"/>
+      <w:numFmt w:val="bullet"/>
+      <w:lvlText w:val="▪"/>
+      <w:lvlJc w:val="left"/>
+      <w:pPr>
+        <w:ind w:left="6840" w:hanging="360"/>
+      </w:pPr>
+      <w:rPr>
+        <w:u w:val="none"/>
+      </w:rPr>
+    </w:lvl>
+  </w:abstractNum>
+  <w:abstractNum w:abstractNumId="5">
+    <w:lvl w:ilvl="0">
+      <w:start w:val="1"/>
+      <w:numFmt w:val="decimal"/>
+      <w:lvlText w:val="%1."/>
+      <w:lvlJc w:val="left"/>
+      <w:pPr>
+        <w:ind w:left="720" w:hanging="360"/>
+      </w:pPr>
+      <w:rPr>
+        <w:u w:val="none"/>
+      </w:rPr>
+    </w:lvl>
+    <w:lvl w:ilvl="1">
+      <w:start w:val="1"/>
+      <w:numFmt w:val="decimal"/>
+      <w:lvlText w:val="%1.%2."/>
+      <w:lvlJc w:val="left"/>
+      <w:pPr>
+        <w:ind w:left="720" w:hanging="360"/>
+      </w:pPr>
+      <w:rPr>
+        <w:u w:val="none"/>
+      </w:rPr>
+    </w:lvl>
+    <w:lvl w:ilvl="2">
+      <w:start w:val="1"/>
+      <w:numFmt w:val="decimal"/>
+      <w:lvlText w:val="%1.%2.%3."/>
+      <w:lvlJc w:val="left"/>
+      <w:pPr>
+        <w:ind w:left="1080" w:hanging="720"/>
+      </w:pPr>
+      <w:rPr>
+        <w:u w:val="none"/>
+      </w:rPr>
+    </w:lvl>
+    <w:lvl w:ilvl="3">
+      <w:start w:val="1"/>
+      <w:numFmt w:val="decimal"/>
+      <w:lvlText w:val="%1.%2.%3.%4."/>
+      <w:lvlJc w:val="left"/>
+      <w:pPr>
+        <w:ind w:left="1080" w:hanging="720"/>
+      </w:pPr>
+      <w:rPr>
+        <w:u w:val="none"/>
+      </w:rPr>
+    </w:lvl>
+    <w:lvl w:ilvl="4">
+      <w:start w:val="1"/>
+      <w:numFmt w:val="decimal"/>
+      <w:lvlText w:val="%1.%2.%3.%4.%5."/>
+      <w:lvlJc w:val="left"/>
+      <w:pPr>
+        <w:ind w:left="1440" w:hanging="1080"/>
+      </w:pPr>
+      <w:rPr>
+        <w:u w:val="none"/>
+      </w:rPr>
+    </w:lvl>
+    <w:lvl w:ilvl="5">
+      <w:start w:val="1"/>
+      <w:numFmt w:val="decimal"/>
+      <w:lvlText w:val="%1.%2.%3.%4.%5.%6."/>
+      <w:lvlJc w:val="left"/>
+      <w:pPr>
+        <w:ind w:left="1440" w:hanging="1080"/>
+      </w:pPr>
+      <w:rPr>
+        <w:u w:val="none"/>
+      </w:rPr>
+    </w:lvl>
+    <w:lvl w:ilvl="6">
+      <w:start w:val="1"/>
+      <w:numFmt w:val="decimal"/>
+      <w:lvlText w:val="%1.%2.%3.%4.%5.%6.%7."/>
+      <w:lvlJc w:val="left"/>
+      <w:pPr>
+        <w:ind w:left="1800" w:hanging="1440"/>
+      </w:pPr>
+      <w:rPr>
+        <w:u w:val="none"/>
+      </w:rPr>
+    </w:lvl>
+    <w:lvl w:ilvl="7">
+      <w:start w:val="1"/>
+      <w:numFmt w:val="decimal"/>
+      <w:lvlText w:val="%1.%2.%3.%4.%5.%6.%7.%8."/>
+      <w:lvlJc w:val="left"/>
+      <w:pPr>
+        <w:ind w:left="1800" w:hanging="1440"/>
+      </w:pPr>
+      <w:rPr>
+        <w:u w:val="none"/>
+      </w:rPr>
+    </w:lvl>
+    <w:lvl w:ilvl="8">
+      <w:start w:val="1"/>
+      <w:numFmt w:val="decimal"/>
+      <w:lvlText w:val="%1.%2.%3.%4.%5.%6.%7.%8.%9."/>
+      <w:lvlJc w:val="left"/>
+      <w:pPr>
+        <w:ind w:left="2160" w:hanging="1800"/>
+      </w:pPr>
+      <w:rPr>
+        <w:u w:val="none"/>
+      </w:rPr>
+    </w:lvl>
+  </w:abstractNum>
+  <w:abstractNum w:abstractNumId="6">
+    <w:lvl w:ilvl="0">
+      <w:start w:val="1"/>
+      <w:numFmt w:val="decimal"/>
+      <w:lvlText w:val="%1."/>
+      <w:lvlJc w:val="left"/>
+      <w:pPr>
+        <w:ind w:left="720" w:hanging="360"/>
+      </w:pPr>
+      <w:rPr>
+        <w:u w:val="none"/>
+      </w:rPr>
+    </w:lvl>
+    <w:lvl w:ilvl="1">
+      <w:start w:val="1"/>
+      <w:numFmt w:val="decimal"/>
+      <w:lvlText w:val="%1.%2."/>
+      <w:lvlJc w:val="left"/>
+      <w:pPr>
+        <w:ind w:left="1430" w:hanging="720"/>
+      </w:pPr>
+      <w:rPr>
+        <w:u w:val="none"/>
+      </w:rPr>
+    </w:lvl>
+    <w:lvl w:ilvl="2">
+      <w:start w:val="1"/>
+      <w:numFmt w:val="decimal"/>
+      <w:lvlText w:val="%1.%2.%3."/>
+      <w:lvlJc w:val="left"/>
+      <w:pPr>
+        <w:ind w:left="1800" w:hanging="720"/>
+      </w:pPr>
+      <w:rPr>
+        <w:u w:val="none"/>
+      </w:rPr>
+    </w:lvl>
+    <w:lvl w:ilvl="3">
+      <w:start w:val="1"/>
+      <w:numFmt w:val="decimal"/>
+      <w:lvlText w:val="%1.%2.%3.%4."/>
+      <w:lvlJc w:val="left"/>
+      <w:pPr>
+        <w:ind w:left="2520" w:hanging="1080"/>
+      </w:pPr>
+      <w:rPr>
+        <w:u w:val="none"/>
+      </w:rPr>
+    </w:lvl>
+    <w:lvl w:ilvl="4">
+      <w:start w:val="1"/>
+      <w:numFmt w:val="decimal"/>
+      <w:lvlText w:val="%1.%2.%3.%4.%5."/>
+      <w:lvlJc w:val="left"/>
+      <w:pPr>
+        <w:ind w:left="2880" w:hanging="1080"/>
+      </w:pPr>
+      <w:rPr>
+        <w:u w:val="none"/>
+      </w:rPr>
+    </w:lvl>
+    <w:lvl w:ilvl="5">
+      <w:start w:val="1"/>
+      <w:numFmt w:val="decimal"/>
+      <w:lvlText w:val="%1.%2.%3.%4.%5.%6."/>
+      <w:lvlJc w:val="left"/>
+      <w:pPr>
+        <w:ind w:left="3600" w:hanging="1440"/>
+      </w:pPr>
+      <w:rPr>
+        <w:u w:val="none"/>
+      </w:rPr>
+    </w:lvl>
+    <w:lvl w:ilvl="6">
+      <w:start w:val="1"/>
+      <w:numFmt w:val="decimal"/>
+      <w:lvlText w:val="%1.%2.%3.%4.%5.%6.%7."/>
+      <w:lvlJc w:val="left"/>
+      <w:pPr>
+        <w:ind w:left="4320" w:hanging="1800"/>
+      </w:pPr>
+      <w:rPr>
+        <w:u w:val="none"/>
+      </w:rPr>
+    </w:lvl>
+    <w:lvl w:ilvl="7">
+      <w:start w:val="1"/>
+      <w:numFmt w:val="decimal"/>
+      <w:lvlText w:val="%1.%2.%3.%4.%5.%6.%7.%8."/>
+      <w:lvlJc w:val="left"/>
+      <w:pPr>
+        <w:ind w:left="4680" w:hanging="1800"/>
+      </w:pPr>
+      <w:rPr>
+        <w:u w:val="none"/>
+      </w:rPr>
+    </w:lvl>
+    <w:lvl w:ilvl="8">
+      <w:start w:val="1"/>
+      <w:numFmt w:val="decimal"/>
+      <w:lvlText w:val="%1.%2.%3.%4.%5.%6.%7.%8.%9."/>
+      <w:lvlJc w:val="left"/>
+      <w:pPr>
+        <w:ind w:left="5400" w:hanging="2160"/>
+      </w:pPr>
+      <w:rPr>
+        <w:u w:val="none"/>
+      </w:rPr>
+    </w:lvl>
+  </w:abstractNum>
+  <w:abstractNum w:abstractNumId="7">
+    <w:lvl w:ilvl="0">
+      <w:start w:val="1"/>
+      <w:numFmt w:val="bullet"/>
+      <w:lvlText w:val="-"/>
+      <w:lvlJc w:val="left"/>
+      <w:pPr>
+        <w:ind w:left="1069" w:hanging="360"/>
+      </w:pPr>
+      <w:rPr>
+        <w:u w:val="none"/>
+      </w:rPr>
+    </w:lvl>
+    <w:lvl w:ilvl="1">
+      <w:start w:val="1"/>
+      <w:numFmt w:val="bullet"/>
+      <w:lvlText w:val="o"/>
+      <w:lvlJc w:val="left"/>
+      <w:pPr>
+        <w:ind w:left="1789" w:hanging="360"/>
+      </w:pPr>
+      <w:rPr>
+        <w:u w:val="none"/>
+      </w:rPr>
+    </w:lvl>
+    <w:lvl w:ilvl="2">
+      <w:start w:val="1"/>
+      <w:numFmt w:val="bullet"/>
+      <w:lvlText w:val="▪"/>
+      <w:lvlJc w:val="left"/>
+      <w:pPr>
+        <w:ind w:left="2509" w:hanging="360"/>
+      </w:pPr>
+      <w:rPr>
+        <w:u w:val="none"/>
+      </w:rPr>
+    </w:lvl>
+    <w:lvl w:ilvl="3">
+      <w:start w:val="1"/>
+      <w:numFmt w:val="bullet"/>
+      <w:lvlText w:val="●"/>
+      <w:lvlJc w:val="left"/>
+      <w:pPr>
+        <w:ind w:left="3229" w:hanging="360"/>
+      </w:pPr>
+      <w:rPr>
+        <w:u w:val="none"/>
+      </w:rPr>
+    </w:lvl>
+    <w:lvl w:ilvl="4">
+      <w:start w:val="1"/>
+      <w:numFmt w:val="bullet"/>
+      <w:lvlText w:val="o"/>
+      <w:lvlJc w:val="left"/>
+      <w:pPr>
+        <w:ind w:left="3949" w:hanging="360"/>
+      </w:pPr>
+      <w:rPr>
+        <w:u w:val="none"/>
+      </w:rPr>
+    </w:lvl>
+    <w:lvl w:ilvl="5">
+      <w:start w:val="1"/>
+      <w:numFmt w:val="bullet"/>
+      <w:lvlText w:val="▪"/>
+      <w:lvlJc w:val="left"/>
+      <w:pPr>
+        <w:ind w:left="4669" w:hanging="360"/>
+      </w:pPr>
+      <w:rPr>
+        <w:u w:val="none"/>
+      </w:rPr>
+    </w:lvl>
+    <w:lvl w:ilvl="6">
+      <w:start w:val="1"/>
+      <w:numFmt w:val="bullet"/>
+      <w:lvlText w:val="●"/>
+      <w:lvlJc w:val="left"/>
+      <w:pPr>
+        <w:ind w:left="5389" w:hanging="360"/>
+      </w:pPr>
+      <w:rPr>
+        <w:u w:val="none"/>
+      </w:rPr>
+    </w:lvl>
+    <w:lvl w:ilvl="7">
+      <w:start w:val="1"/>
+      <w:numFmt w:val="bullet"/>
+      <w:lvlText w:val="o"/>
+      <w:lvlJc w:val="left"/>
+      <w:pPr>
+        <w:ind w:left="6109" w:hanging="360"/>
+      </w:pPr>
+      <w:rPr>
+        <w:u w:val="none"/>
+      </w:rPr>
+    </w:lvl>
+    <w:lvl w:ilvl="8">
+      <w:start w:val="1"/>
+      <w:numFmt w:val="bullet"/>
+      <w:lvlText w:val="▪"/>
+      <w:lvlJc w:val="left"/>
+      <w:pPr>
+        <w:ind w:left="6829" w:hanging="360"/>
+      </w:pPr>
+      <w:rPr>
+        <w:u w:val="none"/>
+      </w:rPr>
+    </w:lvl>
+  </w:abstractNum>
+  <w:abstractNum w:abstractNumId="8">
+    <w:lvl w:ilvl="0">
+      <w:start w:val="1"/>
+      <w:numFmt w:val="bullet"/>
+      <w:lvlText w:val="●"/>
+      <w:lvlJc w:val="left"/>
+      <w:pPr>
+        <w:ind w:left="720" w:hanging="360"/>
+      </w:pPr>
+      <w:rPr>
+        <w:u w:val="none"/>
+      </w:rPr>
+    </w:lvl>
+    <w:lvl w:ilvl="1">
+      <w:start w:val="1"/>
+      <w:numFmt w:val="bullet"/>
+      <w:lvlText w:val="○"/>
+      <w:lvlJc w:val="left"/>
+      <w:pPr>
+        <w:ind w:left="1440" w:hanging="360"/>
+      </w:pPr>
+      <w:rPr>
+        <w:u w:val="none"/>
+      </w:rPr>
+    </w:lvl>
+    <w:lvl w:ilvl="2">
+      <w:start w:val="1"/>
+      <w:numFmt w:val="bullet"/>
+      <w:lvlText w:val="■"/>
+      <w:lvlJc w:val="left"/>
+      <w:pPr>
+        <w:ind w:left="2160" w:hanging="360"/>
+      </w:pPr>
+      <w:rPr>
+        <w:u w:val="none"/>
+      </w:rPr>
+    </w:lvl>
+    <w:lvl w:ilvl="3">
+      <w:start w:val="1"/>
+      <w:numFmt w:val="bullet"/>
+      <w:lvlText w:val="●"/>
+      <w:lvlJc w:val="left"/>
+      <w:pPr>
+        <w:ind w:left="2880" w:hanging="360"/>
+      </w:pPr>
+      <w:rPr>
+        <w:u w:val="none"/>
+      </w:rPr>
+    </w:lvl>
+    <w:lvl w:ilvl="4">
+      <w:start w:val="1"/>
+      <w:numFmt w:val="bullet"/>
+      <w:lvlText w:val="○"/>
+      <w:lvlJc w:val="left"/>
+      <w:pPr>
+        <w:ind w:left="3600" w:hanging="360"/>
+      </w:pPr>
+      <w:rPr>
+        <w:u w:val="none"/>
+      </w:rPr>
+    </w:lvl>
+    <w:lvl w:ilvl="5">
+      <w:start w:val="1"/>
+      <w:numFmt w:val="bullet"/>
+      <w:lvlText w:val="■"/>
+      <w:lvlJc w:val="left"/>
+      <w:pPr>
+        <w:ind w:left="4320" w:hanging="360"/>
+      </w:pPr>
+      <w:rPr>
+        <w:u w:val="none"/>
+      </w:rPr>
+    </w:lvl>
+    <w:lvl w:ilvl="6">
+      <w:start w:val="1"/>
+      <w:numFmt w:val="bullet"/>
+      <w:lvlText w:val="●"/>
+      <w:lvlJc w:val="left"/>
+      <w:pPr>
+        <w:ind w:left="5040" w:hanging="360"/>
+      </w:pPr>
+      <w:rPr>
+        <w:u w:val="none"/>
+      </w:rPr>
+    </w:lvl>
+    <w:lvl w:ilvl="7">
+      <w:start w:val="1"/>
+      <w:numFmt w:val="bullet"/>
+      <w:lvlText w:val="○"/>
+      <w:lvlJc w:val="left"/>
+      <w:pPr>
+        <w:ind w:left="5760" w:hanging="360"/>
+      </w:pPr>
+      <w:rPr>
+        <w:u w:val="none"/>
+      </w:rPr>
+    </w:lvl>
+    <w:lvl w:ilvl="8">
+      <w:start w:val="1"/>
+      <w:numFmt w:val="bullet"/>
+      <w:lvlText w:val="■"/>
+      <w:lvlJc w:val="left"/>
+      <w:pPr>
+        <w:ind w:left="6480" w:hanging="360"/>
+      </w:pPr>
+      <w:rPr>
+        <w:u w:val="none"/>
+      </w:rPr>
+    </w:lvl>
+  </w:abstractNum>
+  <w:abstractNum w:abstractNumId="9">
+    <w:lvl w:ilvl="0">
+      <w:start w:val="1"/>
+      <w:numFmt w:val="bullet"/>
+      <w:lvlText w:val="●"/>
+      <w:lvlJc w:val="left"/>
+      <w:pPr>
+        <w:ind w:left="720" w:hanging="360"/>
+      </w:pPr>
+      <w:rPr>
+        <w:u w:val="none"/>
+      </w:rPr>
+    </w:lvl>
+    <w:lvl w:ilvl="1">
+      <w:start w:val="1"/>
+      <w:numFmt w:val="bullet"/>
+      <w:lvlText w:val="○"/>
+      <w:lvlJc w:val="left"/>
+      <w:pPr>
+        <w:ind w:left="1440" w:hanging="360"/>
+      </w:pPr>
+      <w:rPr>
+        <w:u w:val="none"/>
+      </w:rPr>
+    </w:lvl>
+    <w:lvl w:ilvl="2">
+      <w:start w:val="1"/>
+      <w:numFmt w:val="bullet"/>
+      <w:lvlText w:val="■"/>
+      <w:lvlJc w:val="left"/>
+      <w:pPr>
+        <w:ind w:left="2160" w:hanging="360"/>
+      </w:pPr>
+      <w:rPr>
+        <w:u w:val="none"/>
+      </w:rPr>
+    </w:lvl>
+    <w:lvl w:ilvl="3">
+      <w:start w:val="1"/>
+      <w:numFmt w:val="bullet"/>
+      <w:lvlText w:val="●"/>
+      <w:lvlJc w:val="left"/>
+      <w:pPr>
+        <w:ind w:left="2880" w:hanging="360"/>
+      </w:pPr>
+      <w:rPr>
+        <w:u w:val="none"/>
+      </w:rPr>
+    </w:lvl>
+    <w:lvl w:ilvl="4">
+      <w:start w:val="1"/>
+      <w:numFmt w:val="bullet"/>
+      <w:lvlText w:val="○"/>
+      <w:lvlJc w:val="left"/>
+      <w:pPr>
+        <w:ind w:left="3600" w:hanging="360"/>
+      </w:pPr>
+      <w:rPr>
+        <w:u w:val="none"/>
+      </w:rPr>
+    </w:lvl>
+    <w:lvl w:ilvl="5">
+      <w:start w:val="1"/>
+      <w:numFmt w:val="bullet"/>
+      <w:lvlText w:val="■"/>
+      <w:lvlJc w:val="left"/>
+      <w:pPr>
+        <w:ind w:left="4320" w:hanging="360"/>
+      </w:pPr>
+      <w:rPr>
+        <w:u w:val="none"/>
+      </w:rPr>
+    </w:lvl>
+    <w:lvl w:ilvl="6">
+      <w:start w:val="1"/>
+      <w:numFmt w:val="bullet"/>
+      <w:lvlText w:val="●"/>
+      <w:lvlJc w:val="left"/>
+      <w:pPr>
+        <w:ind w:left="5040" w:hanging="360"/>
+      </w:pPr>
+      <w:rPr>
+        <w:u w:val="none"/>
+      </w:rPr>
+    </w:lvl>
+    <w:lvl w:ilvl="7">
+      <w:start w:val="1"/>
+      <w:numFmt w:val="bullet"/>
+      <w:lvlText w:val="○"/>
+      <w:lvlJc w:val="left"/>
+      <w:pPr>
+        <w:ind w:left="5760" w:hanging="360"/>
+      </w:pPr>
+      <w:rPr>
+        <w:u w:val="none"/>
+      </w:rPr>
+    </w:lvl>
+    <w:lvl w:ilvl="8">
+      <w:start w:val="1"/>
+      <w:numFmt w:val="bullet"/>
+      <w:lvlText w:val="■"/>
+      <w:lvlJc w:val="left"/>
+      <w:pPr>
+        <w:ind w:left="6480" w:hanging="360"/>
+      </w:pPr>
+      <w:rPr>
+        <w:u w:val="none"/>
+      </w:rPr>
+    </w:lvl>
+  </w:abstractNum>
+  <w:abstractNum w:abstractNumId="10">
+    <w:lvl w:ilvl="0">
+      <w:start w:val="1"/>
+      <w:numFmt w:val="bullet"/>
+      <w:lvlText w:val="-"/>
+      <w:lvlJc w:val="left"/>
+      <w:pPr>
+        <w:ind w:left="720" w:hanging="360"/>
+      </w:pPr>
+      <w:rPr>
+        <w:u w:val="none"/>
+      </w:rPr>
+    </w:lvl>
+    <w:lvl w:ilvl="1">
+      <w:start w:val="1"/>
+      <w:numFmt w:val="bullet"/>
+      <w:lvlText w:val="-"/>
+      <w:lvlJc w:val="left"/>
+      <w:pPr>
+        <w:ind w:left="1440" w:hanging="360"/>
+      </w:pPr>
+      <w:rPr>
+        <w:u w:val="none"/>
+      </w:rPr>
+    </w:lvl>
+    <w:lvl w:ilvl="2">
+      <w:start w:val="1"/>
+      <w:numFmt w:val="bullet"/>
+      <w:lvlText w:val="-"/>
+      <w:lvlJc w:val="left"/>
+      <w:pPr>
+        <w:ind w:left="2160" w:hanging="360"/>
+      </w:pPr>
+      <w:rPr>
+        <w:u w:val="none"/>
+      </w:rPr>
+    </w:lvl>
+    <w:lvl w:ilvl="3">
+      <w:start w:val="1"/>
+      <w:numFmt w:val="bullet"/>
+      <w:lvlText w:val="-"/>
+      <w:lvlJc w:val="left"/>
+      <w:pPr>
+        <w:ind w:left="2880" w:hanging="360"/>
+      </w:pPr>
+      <w:rPr>
+        <w:u w:val="none"/>
+      </w:rPr>
+    </w:lvl>
+    <w:lvl w:ilvl="4">
+      <w:start w:val="1"/>
+      <w:numFmt w:val="bullet"/>
+      <w:lvlText w:val="-"/>
+      <w:lvlJc w:val="left"/>
+      <w:pPr>
+        <w:ind w:left="3600" w:hanging="360"/>
+      </w:pPr>
+      <w:rPr>
+        <w:u w:val="none"/>
+      </w:rPr>
+    </w:lvl>
+    <w:lvl w:ilvl="5">
+      <w:start w:val="1"/>
+      <w:numFmt w:val="bullet"/>
+      <w:lvlText w:val="-"/>
+      <w:lvlJc w:val="left"/>
+      <w:pPr>
+        <w:ind w:left="4320" w:hanging="360"/>
+      </w:pPr>
+      <w:rPr>
+        <w:u w:val="none"/>
+      </w:rPr>
+    </w:lvl>
+    <w:lvl w:ilvl="6">
+      <w:start w:val="1"/>
+      <w:numFmt w:val="bullet"/>
+      <w:lvlText w:val="-"/>
+      <w:lvlJc w:val="left"/>
+      <w:pPr>
+        <w:ind w:left="5040" w:hanging="360"/>
+      </w:pPr>
+      <w:rPr>
+        <w:u w:val="none"/>
+      </w:rPr>
+    </w:lvl>
+    <w:lvl w:ilvl="7">
+      <w:start w:val="1"/>
+      <w:numFmt w:val="bullet"/>
+      <w:lvlText w:val="-"/>
+      <w:lvlJc w:val="left"/>
+      <w:pPr>
+        <w:ind w:left="5760" w:hanging="360"/>
+      </w:pPr>
+      <w:rPr>
+        <w:u w:val="none"/>
+      </w:rPr>
+    </w:lvl>
+    <w:lvl w:ilvl="8">
+      <w:start w:val="1"/>
+      <w:numFmt w:val="bullet"/>
+      <w:lvlText w:val="-"/>
+      <w:lvlJc w:val="left"/>
+      <w:pPr>
+        <w:ind w:left="6480" w:hanging="360"/>
+      </w:pPr>
+      <w:rPr>
+        <w:u w:val="none"/>
+      </w:rPr>
+    </w:lvl>
+  </w:abstractNum>
   <w:abstractNum w:abstractNumId="11">
     <w:lvl w:ilvl="0">
-      <w:start w:val="39"/>
-      <w:numFmt w:val="bullet"/>
-      <w:lvlText w:val="-"/>
-      <w:lvlJc w:val="left"/>
-      <w:pPr>
-        <w:ind w:left="1080" w:hanging="360"/>
+      <w:start w:val="1"/>
+      <w:numFmt w:val="decimal"/>
+      <w:lvlText w:val="%1."/>
+      <w:lvlJc w:val="left"/>
+      <w:pPr>
+        <w:ind w:left="1080" w:hanging="720"/>
       </w:pPr>
       <w:rPr>
         <w:u w:val="none"/>
@@ -5751,11 +6996,11 @@
     </w:lvl>
     <w:lvl w:ilvl="1">
       <w:start w:val="1"/>
-      <w:numFmt w:val="bullet"/>
-      <w:lvlText w:val="o"/>
-      <w:lvlJc w:val="left"/>
-      <w:pPr>
-        <w:ind w:left="1800" w:hanging="360"/>
+      <w:numFmt w:val="lowerLetter"/>
+      <w:lvlText w:val="%2."/>
+      <w:lvlJc w:val="left"/>
+      <w:pPr>
+        <w:ind w:left="1440" w:hanging="360"/>
       </w:pPr>
       <w:rPr>
         <w:u w:val="none"/>
@@ -5763,11 +7008,11 @@
     </w:lvl>
     <w:lvl w:ilvl="2">
       <w:start w:val="1"/>
-      <w:numFmt w:val="bullet"/>
-      <w:lvlText w:val="▪"/>
-      <w:lvlJc w:val="left"/>
-      <w:pPr>
-        <w:ind w:left="2520" w:hanging="360"/>
+      <w:numFmt w:val="lowerRoman"/>
+      <w:lvlText w:val="%3."/>
+      <w:lvlJc w:val="right"/>
+      <w:pPr>
+        <w:ind w:left="2160" w:hanging="180"/>
       </w:pPr>
       <w:rPr>
         <w:u w:val="none"/>
@@ -5775,11 +7020,11 @@
     </w:lvl>
     <w:lvl w:ilvl="3">
       <w:start w:val="1"/>
-      <w:numFmt w:val="bullet"/>
-      <w:lvlText w:val="●"/>
-      <w:lvlJc w:val="left"/>
-      <w:pPr>
-        <w:ind w:left="3240" w:hanging="360"/>
+      <w:numFmt w:val="decimal"/>
+      <w:lvlText w:val="%4."/>
+      <w:lvlJc w:val="left"/>
+      <w:pPr>
+        <w:ind w:left="2880" w:hanging="360"/>
       </w:pPr>
       <w:rPr>
         <w:u w:val="none"/>
@@ -5787,11 +7032,11 @@
     </w:lvl>
     <w:lvl w:ilvl="4">
       <w:start w:val="1"/>
-      <w:numFmt w:val="bullet"/>
-      <w:lvlText w:val="o"/>
-      <w:lvlJc w:val="left"/>
-      <w:pPr>
-        <w:ind w:left="3960" w:hanging="360"/>
+      <w:numFmt w:val="lowerLetter"/>
+      <w:lvlText w:val="%5."/>
+      <w:lvlJc w:val="left"/>
+      <w:pPr>
+        <w:ind w:left="3600" w:hanging="360"/>
       </w:pPr>
       <w:rPr>
         <w:u w:val="none"/>
@@ -5799,11 +7044,11 @@
     </w:lvl>
     <w:lvl w:ilvl="5">
       <w:start w:val="1"/>
-      <w:numFmt w:val="bullet"/>
-      <w:lvlText w:val="▪"/>
-      <w:lvlJc w:val="left"/>
-      <w:pPr>
-        <w:ind w:left="4680" w:hanging="360"/>
+      <w:numFmt w:val="lowerRoman"/>
+      <w:lvlText w:val="%6."/>
+      <w:lvlJc w:val="right"/>
+      <w:pPr>
+        <w:ind w:left="4320" w:hanging="180"/>
       </w:pPr>
       <w:rPr>
         <w:u w:val="none"/>
@@ -5811,11 +7056,11 @@
     </w:lvl>
     <w:lvl w:ilvl="6">
       <w:start w:val="1"/>
-      <w:numFmt w:val="bullet"/>
-      <w:lvlText w:val="●"/>
-      <w:lvlJc w:val="left"/>
-      <w:pPr>
-        <w:ind w:left="5400" w:hanging="360"/>
+      <w:numFmt w:val="decimal"/>
+      <w:lvlText w:val="%7."/>
+      <w:lvlJc w:val="left"/>
+      <w:pPr>
+        <w:ind w:left="5040" w:hanging="360"/>
       </w:pPr>
       <w:rPr>
         <w:u w:val="none"/>
@@ -5823,11 +7068,11 @@
     </w:lvl>
     <w:lvl w:ilvl="7">
       <w:start w:val="1"/>
-      <w:numFmt w:val="bullet"/>
-      <w:lvlText w:val="o"/>
-      <w:lvlJc w:val="left"/>
-      <w:pPr>
-        <w:ind w:left="6120" w:hanging="360"/>
+      <w:numFmt w:val="lowerLetter"/>
+      <w:lvlText w:val="%8."/>
+      <w:lvlJc w:val="left"/>
+      <w:pPr>
+        <w:ind w:left="5760" w:hanging="360"/>
       </w:pPr>
       <w:rPr>
         <w:u w:val="none"/>
@@ -5835,11 +7080,11 @@
     </w:lvl>
     <w:lvl w:ilvl="8">
       <w:start w:val="1"/>
-      <w:numFmt w:val="bullet"/>
-      <w:lvlText w:val="▪"/>
-      <w:lvlJc w:val="left"/>
-      <w:pPr>
-        <w:ind w:left="6840" w:hanging="360"/>
+      <w:numFmt w:val="lowerRoman"/>
+      <w:lvlText w:val="%9."/>
+      <w:lvlJc w:val="right"/>
+      <w:pPr>
+        <w:ind w:left="6480" w:hanging="180"/>
       </w:pPr>
       <w:rPr>
         <w:u w:val="none"/>
@@ -5849,8 +7094,8 @@
   <w:abstractNum w:abstractNumId="12">
     <w:lvl w:ilvl="0">
       <w:start w:val="1"/>
-      <w:numFmt w:val="decimal"/>
-      <w:lvlText w:val="%1."/>
+      <w:numFmt w:val="bullet"/>
+      <w:lvlText w:val="●"/>
       <w:lvlJc w:val="left"/>
       <w:pPr>
         <w:ind w:left="720" w:hanging="360"/>
@@ -5861,11 +7106,11 @@
     </w:lvl>
     <w:lvl w:ilvl="1">
       <w:start w:val="1"/>
-      <w:numFmt w:val="decimal"/>
-      <w:lvlText w:val="%1.%2."/>
-      <w:lvlJc w:val="left"/>
-      <w:pPr>
-        <w:ind w:left="720" w:hanging="360"/>
+      <w:numFmt w:val="bullet"/>
+      <w:lvlText w:val="○"/>
+      <w:lvlJc w:val="left"/>
+      <w:pPr>
+        <w:ind w:left="1440" w:hanging="360"/>
       </w:pPr>
       <w:rPr>
         <w:u w:val="none"/>
@@ -5873,11 +7118,11 @@
     </w:lvl>
     <w:lvl w:ilvl="2">
       <w:start w:val="1"/>
-      <w:numFmt w:val="decimal"/>
-      <w:lvlText w:val="%1.%2.%3."/>
-      <w:lvlJc w:val="left"/>
-      <w:pPr>
-        <w:ind w:left="1080" w:hanging="720"/>
+      <w:numFmt w:val="bullet"/>
+      <w:lvlText w:val="■"/>
+      <w:lvlJc w:val="left"/>
+      <w:pPr>
+        <w:ind w:left="2160" w:hanging="360"/>
       </w:pPr>
       <w:rPr>
         <w:u w:val="none"/>
@@ -5885,11 +7130,11 @@
     </w:lvl>
     <w:lvl w:ilvl="3">
       <w:start w:val="1"/>
-      <w:numFmt w:val="decimal"/>
-      <w:lvlText w:val="%1.%2.%3.%4."/>
-      <w:lvlJc w:val="left"/>
-      <w:pPr>
-        <w:ind w:left="1080" w:hanging="720"/>
+      <w:numFmt w:val="bullet"/>
+      <w:lvlText w:val="●"/>
+      <w:lvlJc w:val="left"/>
+      <w:pPr>
+        <w:ind w:left="2880" w:hanging="360"/>
       </w:pPr>
       <w:rPr>
         <w:u w:val="none"/>
@@ -5897,11 +7142,11 @@
     </w:lvl>
     <w:lvl w:ilvl="4">
       <w:start w:val="1"/>
-      <w:numFmt w:val="decimal"/>
-      <w:lvlText w:val="%1.%2.%3.%4.%5."/>
-      <w:lvlJc w:val="left"/>
-      <w:pPr>
-        <w:ind w:left="1440" w:hanging="1080"/>
+      <w:numFmt w:val="bullet"/>
+      <w:lvlText w:val="○"/>
+      <w:lvlJc w:val="left"/>
+      <w:pPr>
+        <w:ind w:left="3600" w:hanging="360"/>
       </w:pPr>
       <w:rPr>
         <w:u w:val="none"/>
@@ -5909,11 +7154,11 @@
     </w:lvl>
     <w:lvl w:ilvl="5">
       <w:start w:val="1"/>
-      <w:numFmt w:val="decimal"/>
-      <w:lvlText w:val="%1.%2.%3.%4.%5.%6."/>
-      <w:lvlJc w:val="left"/>
-      <w:pPr>
-        <w:ind w:left="1440" w:hanging="1080"/>
+      <w:numFmt w:val="bullet"/>
+      <w:lvlText w:val="■"/>
+      <w:lvlJc w:val="left"/>
+      <w:pPr>
+        <w:ind w:left="4320" w:hanging="360"/>
       </w:pPr>
       <w:rPr>
         <w:u w:val="none"/>
@@ -5921,11 +7166,11 @@
     </w:lvl>
     <w:lvl w:ilvl="6">
       <w:start w:val="1"/>
-      <w:numFmt w:val="decimal"/>
-      <w:lvlText w:val="%1.%2.%3.%4.%5.%6.%7."/>
-      <w:lvlJc w:val="left"/>
-      <w:pPr>
-        <w:ind w:left="1800" w:hanging="1440"/>
+      <w:numFmt w:val="bullet"/>
+      <w:lvlText w:val="●"/>
+      <w:lvlJc w:val="left"/>
+      <w:pPr>
+        <w:ind w:left="5040" w:hanging="360"/>
       </w:pPr>
       <w:rPr>
         <w:u w:val="none"/>
@@ -5933,11 +7178,11 @@
     </w:lvl>
     <w:lvl w:ilvl="7">
       <w:start w:val="1"/>
-      <w:numFmt w:val="decimal"/>
-      <w:lvlText w:val="%1.%2.%3.%4.%5.%6.%7.%8."/>
-      <w:lvlJc w:val="left"/>
-      <w:pPr>
-        <w:ind w:left="1800" w:hanging="1440"/>
+      <w:numFmt w:val="bullet"/>
+      <w:lvlText w:val="○"/>
+      <w:lvlJc w:val="left"/>
+      <w:pPr>
+        <w:ind w:left="5760" w:hanging="360"/>
       </w:pPr>
       <w:rPr>
         <w:u w:val="none"/>
@@ -5945,11 +7190,11 @@
     </w:lvl>
     <w:lvl w:ilvl="8">
       <w:start w:val="1"/>
-      <w:numFmt w:val="decimal"/>
-      <w:lvlText w:val="%1.%2.%3.%4.%5.%6.%7.%8.%9."/>
-      <w:lvlJc w:val="left"/>
-      <w:pPr>
-        <w:ind w:left="2160" w:hanging="1800"/>
+      <w:numFmt w:val="bullet"/>
+      <w:lvlText w:val="■"/>
+      <w:lvlJc w:val="left"/>
+      <w:pPr>
+        <w:ind w:left="6480" w:hanging="360"/>
       </w:pPr>
       <w:rPr>
         <w:u w:val="none"/>
@@ -5972,10 +7217,10 @@
     <w:lvl w:ilvl="1">
       <w:start w:val="1"/>
       <w:numFmt w:val="decimal"/>
-      <w:lvlText w:val="%1.%2."/>
-      <w:lvlJc w:val="left"/>
-      <w:pPr>
-        <w:ind w:left="1430" w:hanging="720"/>
+      <w:lvlText w:val="%2."/>
+      <w:lvlJc w:val="left"/>
+      <w:pPr>
+        <w:ind w:left="1440" w:hanging="720"/>
       </w:pPr>
       <w:rPr>
         <w:u w:val="none"/>
@@ -6070,10 +7315,10 @@
     <w:lvl w:ilvl="0">
       <w:start w:val="1"/>
       <w:numFmt w:val="bullet"/>
-      <w:lvlText w:val="-"/>
-      <w:lvlJc w:val="left"/>
-      <w:pPr>
-        <w:ind w:left="1069" w:hanging="360"/>
+      <w:lvlText w:val="●"/>
+      <w:lvlJc w:val="left"/>
+      <w:pPr>
+        <w:ind w:left="720" w:hanging="360"/>
       </w:pPr>
       <w:rPr>
         <w:u w:val="none"/>
@@ -6082,10 +7327,10 @@
     <w:lvl w:ilvl="1">
       <w:start w:val="1"/>
       <w:numFmt w:val="bullet"/>
-      <w:lvlText w:val="o"/>
-      <w:lvlJc w:val="left"/>
-      <w:pPr>
-        <w:ind w:left="1789" w:hanging="360"/>
+      <w:lvlText w:val="○"/>
+      <w:lvlJc w:val="left"/>
+      <w:pPr>
+        <w:ind w:left="1440" w:hanging="360"/>
       </w:pPr>
       <w:rPr>
         <w:u w:val="none"/>
@@ -6094,10 +7339,10 @@
     <w:lvl w:ilvl="2">
       <w:start w:val="1"/>
       <w:numFmt w:val="bullet"/>
-      <w:lvlText w:val="▪"/>
-      <w:lvlJc w:val="left"/>
-      <w:pPr>
-        <w:ind w:left="2509" w:hanging="360"/>
+      <w:lvlText w:val="■"/>
+      <w:lvlJc w:val="left"/>
+      <w:pPr>
+        <w:ind w:left="2160" w:hanging="360"/>
       </w:pPr>
       <w:rPr>
         <w:u w:val="none"/>
@@ -6109,7 +7354,7 @@
       <w:lvlText w:val="●"/>
       <w:lvlJc w:val="left"/>
       <w:pPr>
-        <w:ind w:left="3229" w:hanging="360"/>
+        <w:ind w:left="2880" w:hanging="360"/>
       </w:pPr>
       <w:rPr>
         <w:u w:val="none"/>
@@ -6118,10 +7363,10 @@
     <w:lvl w:ilvl="4">
       <w:start w:val="1"/>
       <w:numFmt w:val="bullet"/>
-      <w:lvlText w:val="o"/>
-      <w:lvlJc w:val="left"/>
-      <w:pPr>
-        <w:ind w:left="3949" w:hanging="360"/>
+      <w:lvlText w:val="○"/>
+      <w:lvlJc w:val="left"/>
+      <w:pPr>
+        <w:ind w:left="3600" w:hanging="360"/>
       </w:pPr>
       <w:rPr>
         <w:u w:val="none"/>
@@ -6130,10 +7375,10 @@
     <w:lvl w:ilvl="5">
       <w:start w:val="1"/>
       <w:numFmt w:val="bullet"/>
-      <w:lvlText w:val="▪"/>
-      <w:lvlJc w:val="left"/>
-      <w:pPr>
-        <w:ind w:left="4669" w:hanging="360"/>
+      <w:lvlText w:val="■"/>
+      <w:lvlJc w:val="left"/>
+      <w:pPr>
+        <w:ind w:left="4320" w:hanging="360"/>
       </w:pPr>
       <w:rPr>
         <w:u w:val="none"/>
@@ -6145,7 +7390,7 @@
       <w:lvlText w:val="●"/>
       <w:lvlJc w:val="left"/>
       <w:pPr>
-        <w:ind w:left="5389" w:hanging="360"/>
+        <w:ind w:left="5040" w:hanging="360"/>
       </w:pPr>
       <w:rPr>
         <w:u w:val="none"/>
@@ -6154,10 +7399,10 @@
     <w:lvl w:ilvl="7">
       <w:start w:val="1"/>
       <w:numFmt w:val="bullet"/>
-      <w:lvlText w:val="o"/>
-      <w:lvlJc w:val="left"/>
-      <w:pPr>
-        <w:ind w:left="6109" w:hanging="360"/>
+      <w:lvlText w:val="○"/>
+      <w:lvlJc w:val="left"/>
+      <w:pPr>
+        <w:ind w:left="5760" w:hanging="360"/>
       </w:pPr>
       <w:rPr>
         <w:u w:val="none"/>
@@ -6166,10 +7411,10 @@
     <w:lvl w:ilvl="8">
       <w:start w:val="1"/>
       <w:numFmt w:val="bullet"/>
-      <w:lvlText w:val="▪"/>
-      <w:lvlJc w:val="left"/>
-      <w:pPr>
-        <w:ind w:left="6829" w:hanging="360"/>
+      <w:lvlText w:val="■"/>
+      <w:lvlJc w:val="left"/>
+      <w:pPr>
+        <w:ind w:left="6480" w:hanging="360"/>
       </w:pPr>
       <w:rPr>
         <w:u w:val="none"/>
@@ -6280,6 +7525,116 @@
       <w:lvlJc w:val="left"/>
       <w:pPr>
         <w:ind w:left="6480" w:hanging="360"/>
+      </w:pPr>
+      <w:rPr>
+        <w:u w:val="none"/>
+      </w:rPr>
+    </w:lvl>
+  </w:abstractNum>
+  <w:abstractNum w:abstractNumId="16">
+    <w:lvl w:ilvl="0">
+      <w:start w:val="1"/>
+      <w:numFmt w:val="bullet"/>
+      <w:lvlText w:val="-"/>
+      <w:lvlJc w:val="left"/>
+      <w:pPr>
+        <w:ind w:left="1004" w:hanging="360"/>
+      </w:pPr>
+      <w:rPr>
+        <w:u w:val="none"/>
+      </w:rPr>
+    </w:lvl>
+    <w:lvl w:ilvl="1">
+      <w:start w:val="1"/>
+      <w:numFmt w:val="bullet"/>
+      <w:lvlText w:val="o"/>
+      <w:lvlJc w:val="left"/>
+      <w:pPr>
+        <w:ind w:left="1724" w:hanging="360"/>
+      </w:pPr>
+      <w:rPr>
+        <w:u w:val="none"/>
+      </w:rPr>
+    </w:lvl>
+    <w:lvl w:ilvl="2">
+      <w:start w:val="1"/>
+      <w:numFmt w:val="bullet"/>
+      <w:lvlText w:val="▪"/>
+      <w:lvlJc w:val="left"/>
+      <w:pPr>
+        <w:ind w:left="2444" w:hanging="360"/>
+      </w:pPr>
+      <w:rPr>
+        <w:u w:val="none"/>
+      </w:rPr>
+    </w:lvl>
+    <w:lvl w:ilvl="3">
+      <w:start w:val="1"/>
+      <w:numFmt w:val="bullet"/>
+      <w:lvlText w:val="●"/>
+      <w:lvlJc w:val="left"/>
+      <w:pPr>
+        <w:ind w:left="3164" w:hanging="360"/>
+      </w:pPr>
+      <w:rPr>
+        <w:u w:val="none"/>
+      </w:rPr>
+    </w:lvl>
+    <w:lvl w:ilvl="4">
+      <w:start w:val="1"/>
+      <w:numFmt w:val="bullet"/>
+      <w:lvlText w:val="o"/>
+      <w:lvlJc w:val="left"/>
+      <w:pPr>
+        <w:ind w:left="3884" w:hanging="360"/>
+      </w:pPr>
+      <w:rPr>
+        <w:u w:val="none"/>
+      </w:rPr>
+    </w:lvl>
+    <w:lvl w:ilvl="5">
+      <w:start w:val="1"/>
+      <w:numFmt w:val="bullet"/>
+      <w:lvlText w:val="▪"/>
+      <w:lvlJc w:val="left"/>
+      <w:pPr>
+        <w:ind w:left="4604" w:hanging="360"/>
+      </w:pPr>
+      <w:rPr>
+        <w:u w:val="none"/>
+      </w:rPr>
+    </w:lvl>
+    <w:lvl w:ilvl="6">
+      <w:start w:val="1"/>
+      <w:numFmt w:val="bullet"/>
+      <w:lvlText w:val="●"/>
+      <w:lvlJc w:val="left"/>
+      <w:pPr>
+        <w:ind w:left="5324" w:hanging="360"/>
+      </w:pPr>
+      <w:rPr>
+        <w:u w:val="none"/>
+      </w:rPr>
+    </w:lvl>
+    <w:lvl w:ilvl="7">
+      <w:start w:val="1"/>
+      <w:numFmt w:val="bullet"/>
+      <w:lvlText w:val="o"/>
+      <w:lvlJc w:val="left"/>
+      <w:pPr>
+        <w:ind w:left="6044" w:hanging="360"/>
+      </w:pPr>
+      <w:rPr>
+        <w:u w:val="none"/>
+      </w:rPr>
+    </w:lvl>
+    <w:lvl w:ilvl="8">
+      <w:start w:val="1"/>
+      <w:numFmt w:val="bullet"/>
+      <w:lvlText w:val="▪"/>
+      <w:lvlJc w:val="left"/>
+      <w:pPr>
+        <w:ind w:left="6764" w:hanging="360"/>
       </w:pPr>
       <w:rPr>
         <w:u w:val="none"/>
@@ -6330,6 +7685,9 @@
   </w:num>
   <w:num w:numId="15">
     <w:abstractNumId w:val="15"/>
+  </w:num>
+  <w:num w:numId="16">
+    <w:abstractNumId w:val="16"/>
   </w:num>
 </w:numbering>
 </file>
